--- a/Documentation/Architektur.docx
+++ b/Documentation/Architektur.docx
@@ -2,7 +2,170 @@
 <file path=word/document.xml><?xml version="1.0" encoding="utf-8"?>
 <w:document xmlns:wpc="http://schemas.microsoft.com/office/word/2010/wordprocessingCanvas" xmlns:cx="http://schemas.microsoft.com/office/drawing/2014/chartex" xmlns:cx1="http://schemas.microsoft.com/office/drawing/2015/9/8/chartex" xmlns:cx2="http://schemas.microsoft.com/office/drawing/2015/10/21/chartex" xmlns:cx3="http://schemas.microsoft.com/office/drawing/2016/5/9/chartex" xmlns:cx4="http://schemas.microsoft.com/office/drawing/2016/5/10/chartex" xmlns:cx5="http://schemas.microsoft.com/office/drawing/2016/5/11/chartex" xmlns:cx6="http://schemas.microsoft.com/office/drawing/2016/5/12/chartex" xmlns:cx7="http://schemas.microsoft.com/office/drawing/2016/5/13/chartex" xmlns:cx8="http://schemas.microsoft.com/office/drawing/2016/5/14/chartex" xmlns:mc="http://schemas.openxmlformats.org/markup-compatibility/2006" xmlns:aink="http://schemas.microsoft.com/office/drawing/2016/ink" xmlns:am3d="http://schemas.microsoft.com/office/drawing/2017/model3d" xmlns:o="urn:schemas-microsoft-com:office:office" xmlns:oel="http://schemas.microsoft.com/office/2019/extlst" xmlns:r="http://schemas.openxmlformats.org/officeDocument/2006/relationships" xmlns:m="http://schemas.openxmlformats.org/officeDocument/2006/math" xmlns:v="urn:schemas-microsoft-com:vml" xmlns:wp14="http://schemas.microsoft.com/office/word/2010/wordprocessingDrawing" xmlns:wp="http://schemas.openxmlformats.org/drawingml/2006/wordprocessingDrawing" xmlns:w10="urn:schemas-microsoft-com:office:word" xmlns:w="http://schemas.openxmlformats.org/wordprocessingml/2006/main" xmlns:w14="http://schemas.microsoft.com/office/word/2010/wordml" xmlns:w15="http://schemas.microsoft.com/office/word/2012/wordml" xmlns:w16cex="http://schemas.microsoft.com/office/word/2018/wordml/cex" xmlns:w16cid="http://schemas.microsoft.com/office/word/2016/wordml/cid" xmlns:w16="http://schemas.microsoft.com/office/word/2018/wordml" xmlns:w16sdtdh="http://schemas.microsoft.com/office/word/2020/wordml/sdtdatahash" xmlns:w16se="http://schemas.microsoft.com/office/word/2015/wordml/symex" xmlns:wpg="http://schemas.microsoft.com/office/word/2010/wordprocessingGroup" xmlns:wpi="http://schemas.microsoft.com/office/word/2010/wordprocessingInk" xmlns:wne="http://schemas.microsoft.com/office/word/2006/wordml" xmlns:wps="http://schemas.microsoft.com/office/word/2010/wordprocessingShape" mc:Ignorable="w14 w15 w16se w16cid w16 w16cex w16sdtdh wp14">
   <w:body>
+    <w:p>
+      <w:pPr>
+        <w:pStyle w:val="berschrift1"/>
+      </w:pPr>
+      <w:r>
+        <w:t>Hyperformer_ContactSplitter</w:t>
+      </w:r>
+    </w:p>
+    <w:p>
+      <w:r>
+        <w:t>Dieses Dokument soll Aufschluss über Architekturentscheidungen geben.</w:t>
+      </w:r>
+    </w:p>
+    <w:p>
+      <w:pPr>
+        <w:pStyle w:val="berschrift2"/>
+        <w:rPr>
+          <w:lang w:val="en-US"/>
+        </w:rPr>
+      </w:pPr>
+      <w:r>
+        <w:rPr>
+          <w:lang w:val="en-US"/>
+        </w:rPr>
+        <w:t>Allgemeine Prinzipien</w:t>
+      </w:r>
+    </w:p>
+    <w:p>
+      <w:r>
+        <w:t>Im Folgenden allgemeine Architektur-P</w:t>
+      </w:r>
+      <w:r>
+        <w:t xml:space="preserve">rinzipien. </w:t>
+      </w:r>
+    </w:p>
+    <w:p>
+      <w:pPr>
+        <w:pStyle w:val="berschrift3"/>
+      </w:pPr>
+      <w:r>
+        <w:t>Composite Components und Dependency Inversion</w:t>
+      </w:r>
+    </w:p>
+    <w:p>
+      <w:r>
+        <w:t>Die Composite Components Architektur zielt auf eine Entkopplung von Abhängigkeiten auf Projektebene. Eine Komponente besteht immer aus zwei Projekten: Einem Implementierungsprojekt (konkrete Klassen) und einem Contractsprojekt (Interfaces und Datenklassen). Andere Komponenten haben dabei immer nur Abhängigkeiten von einem Contractsprojekt.</w:t>
+      </w:r>
+    </w:p>
+    <w:p>
+      <w:r>
+        <w:t>Dependency Inversion verfolgt dieses Ziel auf Klassenebene. Konkret soll eine Abhängigkeit nur von Abstraktionen (Interfaces) und nicht von Details (konkreten Klassen) stattfinden.</w:t>
+      </w:r>
+    </w:p>
+    <w:p>
+      <w:pPr>
+        <w:pStyle w:val="berschrift3"/>
+      </w:pPr>
+      <w:r>
+        <w:t>Dependency Injection (fehlt aber noch aktuell)</w:t>
+      </w:r>
+    </w:p>
+    <w:p>
+      <w:r>
+        <w:t>Zur Entkopplung von Abhängigkeiten werden diese in einem zentralen Container erstellt und je nach Notwendigkeit injeziert. Bei der Erstellung wird jeder Abstraktion (Interface) eine Konkretisierung (Implementierung) zugeordnet.</w:t>
+      </w:r>
+    </w:p>
+    <w:p>
+      <w:r>
+        <w:t>Die Injezierung erfolgt über den Konstruktor, in welchem die Abstraktion gefordert wird und die jeweilige Zuordnung geliefert.</w:t>
+      </w:r>
+    </w:p>
     <w:p/>
+    <w:p>
+      <w:r>
+        <w:t xml:space="preserve">All diese Prinzipien sorgen für bessere Austauschbarkeit, Erweiterbarkeit und Modularität. </w:t>
+      </w:r>
+    </w:p>
+    <w:p/>
+    <w:p>
+      <w:pPr>
+        <w:pStyle w:val="berschrift2"/>
+      </w:pPr>
+      <w:r>
+        <w:t>Konkreter Projektaufbau</w:t>
+      </w:r>
+    </w:p>
+    <w:p>
+      <w:pPr>
+        <w:spacing w:line="240" w:lineRule="auto"/>
+      </w:pPr>
+      <w:r>
+        <w:t>Projektmappe Hyperformer_ContactSplitter</w:t>
+      </w:r>
+    </w:p>
+    <w:p>
+      <w:pPr>
+        <w:spacing w:line="240" w:lineRule="auto"/>
+        <w:rPr>
+          <w:lang w:val="en-US"/>
+        </w:rPr>
+      </w:pPr>
+      <w:r>
+        <w:rPr>
+          <w:lang w:val="en-US"/>
+        </w:rPr>
+        <w:t>|__ ContactsParser.Contracts    (siehe Abschnitt "Composite Components")</w:t>
+      </w:r>
+    </w:p>
+    <w:p>
+      <w:pPr>
+        <w:spacing w:line="240" w:lineRule="auto"/>
+      </w:pPr>
+      <w:r>
+        <w:t xml:space="preserve">|__ ContactParser               </w:t>
+      </w:r>
+      <w:r>
+        <w:tab/>
+      </w:r>
+      <w:r>
+        <w:t>(eigentliche Logik des Parsens)</w:t>
+      </w:r>
+    </w:p>
+    <w:p>
+      <w:pPr>
+        <w:spacing w:line="240" w:lineRule="auto"/>
+      </w:pPr>
+      <w:r>
+        <w:t xml:space="preserve">|__ ContactSplitter.Control    </w:t>
+      </w:r>
+      <w:r>
+        <w:tab/>
+      </w:r>
+      <w:r>
+        <w:t>(UI-Element welches Eingabe und Ausgabe regelt)</w:t>
+      </w:r>
+    </w:p>
+    <w:p>
+      <w:pPr>
+        <w:spacing w:line="240" w:lineRule="auto"/>
+      </w:pPr>
+      <w:r>
+        <w:t xml:space="preserve">|__ ContactSplitter             </w:t>
+      </w:r>
+      <w:r>
+        <w:tab/>
+      </w:r>
+      <w:r>
+        <w:t>(Hauptprojekt, die jeweils anderen)</w:t>
+      </w:r>
+    </w:p>
+    <w:p>
+      <w:pPr>
+        <w:spacing w:line="240" w:lineRule="auto"/>
+      </w:pPr>
+      <w:r>
+        <w:t xml:space="preserve">|__ ContactSplitter.Tests       </w:t>
+      </w:r>
+      <w:r>
+        <w:tab/>
+      </w:r>
+      <w:r>
+        <w:t>(Testprojekt zur Validierung)</w:t>
+      </w:r>
+    </w:p>
     <w:sectPr>
       <w:pgSz w:w="11906" w:h="16838"/>
       <w:pgMar w:top="1417" w:right="1417" w:bottom="1134" w:left="1417" w:header="708" w:footer="708" w:gutter="0"/>
@@ -412,6 +575,71 @@
     <w:name w:val="Normal"/>
     <w:qFormat/>
   </w:style>
+  <w:style w:type="paragraph" w:styleId="berschrift1">
+    <w:name w:val="heading 1"/>
+    <w:basedOn w:val="Standard"/>
+    <w:next w:val="Standard"/>
+    <w:link w:val="berschrift1Zchn"/>
+    <w:uiPriority w:val="9"/>
+    <w:qFormat/>
+    <w:rsid w:val="008F3162"/>
+    <w:pPr>
+      <w:keepNext/>
+      <w:keepLines/>
+      <w:spacing w:before="240" w:after="0"/>
+      <w:outlineLvl w:val="0"/>
+    </w:pPr>
+    <w:rPr>
+      <w:rFonts w:asciiTheme="majorHAnsi" w:eastAsiaTheme="majorEastAsia" w:hAnsiTheme="majorHAnsi" w:cstheme="majorBidi"/>
+      <w:color w:val="2F5496" w:themeColor="accent1" w:themeShade="BF"/>
+      <w:sz w:val="32"/>
+      <w:szCs w:val="32"/>
+    </w:rPr>
+  </w:style>
+  <w:style w:type="paragraph" w:styleId="berschrift2">
+    <w:name w:val="heading 2"/>
+    <w:basedOn w:val="Standard"/>
+    <w:next w:val="Standard"/>
+    <w:link w:val="berschrift2Zchn"/>
+    <w:uiPriority w:val="9"/>
+    <w:unhideWhenUsed/>
+    <w:qFormat/>
+    <w:rsid w:val="008F3162"/>
+    <w:pPr>
+      <w:keepNext/>
+      <w:keepLines/>
+      <w:spacing w:before="40" w:after="0"/>
+      <w:outlineLvl w:val="1"/>
+    </w:pPr>
+    <w:rPr>
+      <w:rFonts w:asciiTheme="majorHAnsi" w:eastAsiaTheme="majorEastAsia" w:hAnsiTheme="majorHAnsi" w:cstheme="majorBidi"/>
+      <w:color w:val="2F5496" w:themeColor="accent1" w:themeShade="BF"/>
+      <w:sz w:val="26"/>
+      <w:szCs w:val="26"/>
+    </w:rPr>
+  </w:style>
+  <w:style w:type="paragraph" w:styleId="berschrift3">
+    <w:name w:val="heading 3"/>
+    <w:basedOn w:val="Standard"/>
+    <w:next w:val="Standard"/>
+    <w:link w:val="berschrift3Zchn"/>
+    <w:uiPriority w:val="9"/>
+    <w:unhideWhenUsed/>
+    <w:qFormat/>
+    <w:rsid w:val="008F3162"/>
+    <w:pPr>
+      <w:keepNext/>
+      <w:keepLines/>
+      <w:spacing w:before="40" w:after="0"/>
+      <w:outlineLvl w:val="2"/>
+    </w:pPr>
+    <w:rPr>
+      <w:rFonts w:asciiTheme="majorHAnsi" w:eastAsiaTheme="majorEastAsia" w:hAnsiTheme="majorHAnsi" w:cstheme="majorBidi"/>
+      <w:color w:val="1F3763" w:themeColor="accent1" w:themeShade="7F"/>
+      <w:sz w:val="24"/>
+      <w:szCs w:val="24"/>
+    </w:rPr>
+  </w:style>
   <w:style w:type="character" w:default="1" w:styleId="Absatz-Standardschriftart">
     <w:name w:val="Default Paragraph Font"/>
     <w:uiPriority w:val="1"/>
@@ -438,6 +666,45 @@
     <w:uiPriority w:val="99"/>
     <w:semiHidden/>
     <w:unhideWhenUsed/>
+  </w:style>
+  <w:style w:type="character" w:customStyle="1" w:styleId="berschrift1Zchn">
+    <w:name w:val="Überschrift 1 Zchn"/>
+    <w:basedOn w:val="Absatz-Standardschriftart"/>
+    <w:link w:val="berschrift1"/>
+    <w:uiPriority w:val="9"/>
+    <w:rsid w:val="008F3162"/>
+    <w:rPr>
+      <w:rFonts w:asciiTheme="majorHAnsi" w:eastAsiaTheme="majorEastAsia" w:hAnsiTheme="majorHAnsi" w:cstheme="majorBidi"/>
+      <w:color w:val="2F5496" w:themeColor="accent1" w:themeShade="BF"/>
+      <w:sz w:val="32"/>
+      <w:szCs w:val="32"/>
+    </w:rPr>
+  </w:style>
+  <w:style w:type="character" w:customStyle="1" w:styleId="berschrift2Zchn">
+    <w:name w:val="Überschrift 2 Zchn"/>
+    <w:basedOn w:val="Absatz-Standardschriftart"/>
+    <w:link w:val="berschrift2"/>
+    <w:uiPriority w:val="9"/>
+    <w:rsid w:val="008F3162"/>
+    <w:rPr>
+      <w:rFonts w:asciiTheme="majorHAnsi" w:eastAsiaTheme="majorEastAsia" w:hAnsiTheme="majorHAnsi" w:cstheme="majorBidi"/>
+      <w:color w:val="2F5496" w:themeColor="accent1" w:themeShade="BF"/>
+      <w:sz w:val="26"/>
+      <w:szCs w:val="26"/>
+    </w:rPr>
+  </w:style>
+  <w:style w:type="character" w:customStyle="1" w:styleId="berschrift3Zchn">
+    <w:name w:val="Überschrift 3 Zchn"/>
+    <w:basedOn w:val="Absatz-Standardschriftart"/>
+    <w:link w:val="berschrift3"/>
+    <w:uiPriority w:val="9"/>
+    <w:rsid w:val="008F3162"/>
+    <w:rPr>
+      <w:rFonts w:asciiTheme="majorHAnsi" w:eastAsiaTheme="majorEastAsia" w:hAnsiTheme="majorHAnsi" w:cstheme="majorBidi"/>
+      <w:color w:val="1F3763" w:themeColor="accent1" w:themeShade="7F"/>
+      <w:sz w:val="24"/>
+      <w:szCs w:val="24"/>
+    </w:rPr>
   </w:style>
 </w:styles>
 </file>
@@ -738,6 +1005,23 @@
 </file>
 
 <file path=customXml/item1.xml><?xml version="1.0" encoding="utf-8"?>
+<p:properties xmlns:p="http://schemas.microsoft.com/office/2006/metadata/properties" xmlns:xsi="http://www.w3.org/2001/XMLSchema-instance" xmlns:pc="http://schemas.microsoft.com/office/infopath/2007/PartnerControls">
+  <documentManagement>
+    <_activity xmlns="84ce651a-e28d-4e68-81c1-12757b1bac30" xsi:nil="true"/>
+  </documentManagement>
+</p:properties>
+</file>
+
+<file path=customXml/item2.xml><?xml version="1.0" encoding="utf-8"?>
+<?mso-contentType ?>
+<FormTemplates xmlns="http://schemas.microsoft.com/sharepoint/v3/contenttype/forms">
+  <Display>DocumentLibraryForm</Display>
+  <Edit>DocumentLibraryForm</Edit>
+  <New>DocumentLibraryForm</New>
+</FormTemplates>
+</file>
+
+<file path=customXml/item3.xml><?xml version="1.0" encoding="utf-8"?>
 <ct:contentTypeSchema xmlns:ct="http://schemas.microsoft.com/office/2006/metadata/contentType" xmlns:ma="http://schemas.microsoft.com/office/2006/metadata/properties/metaAttributes" ct:_="" ma:_="" ma:contentTypeName="Dokument" ma:contentTypeID="0x010100A38337EFE7BE7B409AF79633F7BE1B5F" ma:contentTypeVersion="12" ma:contentTypeDescription="Ein neues Dokument erstellen." ma:contentTypeScope="" ma:versionID="af509a0b8f6ef6dc1d88cb8f0e71fd31">
   <xsd:schema xmlns:xsd="http://www.w3.org/2001/XMLSchema" xmlns:xs="http://www.w3.org/2001/XMLSchema" xmlns:p="http://schemas.microsoft.com/office/2006/metadata/properties" xmlns:ns3="84ce651a-e28d-4e68-81c1-12757b1bac30" xmlns:ns4="1c55c1ce-ac50-4f3d-aa3c-6a9cfeeda7a4" targetNamespace="http://schemas.microsoft.com/office/2006/metadata/properties" ma:root="true" ma:fieldsID="72ee5615be5b539f53693c2d80c4b717" ns3:_="" ns4:_="">
     <xsd:import namespace="84ce651a-e28d-4e68-81c1-12757b1bac30"/>
@@ -954,24 +1238,25 @@
 </ct:contentTypeSchema>
 </file>
 
-<file path=customXml/item2.xml><?xml version="1.0" encoding="utf-8"?>
-<?mso-contentType ?>
-<FormTemplates xmlns="http://schemas.microsoft.com/sharepoint/v3/contenttype/forms">
-  <Display>DocumentLibraryForm</Display>
-  <Edit>DocumentLibraryForm</Edit>
-  <New>DocumentLibraryForm</New>
-</FormTemplates>
+<file path=customXml/itemProps1.xml><?xml version="1.0" encoding="utf-8"?>
+<ds:datastoreItem xmlns:ds="http://schemas.openxmlformats.org/officeDocument/2006/customXml" ds:itemID="{EF19AF65-F834-4899-8769-D9C53809A992}">
+  <ds:schemaRefs>
+    <ds:schemaRef ds:uri="http://schemas.microsoft.com/office/2006/metadata/properties"/>
+    <ds:schemaRef ds:uri="http://schemas.microsoft.com/office/infopath/2007/PartnerControls"/>
+    <ds:schemaRef ds:uri="84ce651a-e28d-4e68-81c1-12757b1bac30"/>
+  </ds:schemaRefs>
+</ds:datastoreItem>
 </file>
 
-<file path=customXml/item3.xml><?xml version="1.0" encoding="utf-8"?>
-<p:properties xmlns:p="http://schemas.microsoft.com/office/2006/metadata/properties" xmlns:xsi="http://www.w3.org/2001/XMLSchema-instance" xmlns:pc="http://schemas.microsoft.com/office/infopath/2007/PartnerControls">
-  <documentManagement>
-    <_activity xmlns="84ce651a-e28d-4e68-81c1-12757b1bac30" xsi:nil="true"/>
-  </documentManagement>
-</p:properties>
+<file path=customXml/itemProps2.xml><?xml version="1.0" encoding="utf-8"?>
+<ds:datastoreItem xmlns:ds="http://schemas.openxmlformats.org/officeDocument/2006/customXml" ds:itemID="{C4D5DEE7-EC10-4B68-8EF6-4E054E99DDA0}">
+  <ds:schemaRefs>
+    <ds:schemaRef ds:uri="http://schemas.microsoft.com/sharepoint/v3/contenttype/forms"/>
+  </ds:schemaRefs>
+</ds:datastoreItem>
 </file>
 
-<file path=customXml/itemProps1.xml><?xml version="1.0" encoding="utf-8"?>
+<file path=customXml/itemProps3.xml><?xml version="1.0" encoding="utf-8"?>
 <ds:datastoreItem xmlns:ds="http://schemas.openxmlformats.org/officeDocument/2006/customXml" ds:itemID="{44D8C1AE-B5FF-47BE-9DE3-126F3CD3D4AB}">
   <ds:schemaRefs>
     <ds:schemaRef ds:uri="http://schemas.microsoft.com/office/2006/metadata/contentType"/>
@@ -988,29 +1273,4 @@
     <ds:schemaRef ds:uri="http://schemas.microsoft.com/internal/obd"/>
   </ds:schemaRefs>
 </ds:datastoreItem>
-</file>
-
-<file path=customXml/itemProps2.xml><?xml version="1.0" encoding="utf-8"?>
-<ds:datastoreItem xmlns:ds="http://schemas.openxmlformats.org/officeDocument/2006/customXml" ds:itemID="{C4D5DEE7-EC10-4B68-8EF6-4E054E99DDA0}">
-  <ds:schemaRefs>
-    <ds:schemaRef ds:uri="http://schemas.microsoft.com/sharepoint/v3/contenttype/forms"/>
-  </ds:schemaRefs>
-</ds:datastoreItem>
-</file>
-
-<file path=customXml/itemProps3.xml><?xml version="1.0" encoding="utf-8"?>
-<ds:datastoreItem xmlns:ds="http://schemas.openxmlformats.org/officeDocument/2006/customXml" ds:itemID="{EF19AF65-F834-4899-8769-D9C53809A992}">
-  <ds:schemaRefs>
-    <ds:schemaRef ds:uri="http://purl.org/dc/elements/1.1/"/>
-    <ds:schemaRef ds:uri="http://schemas.microsoft.com/office/infopath/2007/PartnerControls"/>
-    <ds:schemaRef ds:uri="84ce651a-e28d-4e68-81c1-12757b1bac30"/>
-    <ds:schemaRef ds:uri="http://purl.org/dc/dcmitype/"/>
-    <ds:schemaRef ds:uri="http://purl.org/dc/terms/"/>
-    <ds:schemaRef ds:uri="http://schemas.microsoft.com/office/2006/metadata/properties"/>
-    <ds:schemaRef ds:uri="http://schemas.microsoft.com/office/2006/documentManagement/types"/>
-    <ds:schemaRef ds:uri="http://schemas.openxmlformats.org/package/2006/metadata/core-properties"/>
-    <ds:schemaRef ds:uri="1c55c1ce-ac50-4f3d-aa3c-6a9cfeeda7a4"/>
-    <ds:schemaRef ds:uri="http://www.w3.org/XML/1998/namespace"/>
-  </ds:schemaRefs>
-</ds:datastoreItem>
 </file>
--- a/Documentation/Architektur.docx
+++ b/Documentation/Architektur.docx
@@ -18,74 +18,235 @@
     <w:p>
       <w:pPr>
         <w:pStyle w:val="berschrift2"/>
+      </w:pPr>
+      <w:r>
+        <w:t>Allgemeine Prinzipien</w:t>
+      </w:r>
+    </w:p>
+    <w:p>
+      <w:r>
+        <w:t>Im Folgenden allgemeine Architektur-P</w:t>
+      </w:r>
+      <w:r>
+        <w:t xml:space="preserve">rinzipien. </w:t>
+      </w:r>
+    </w:p>
+    <w:p>
+      <w:pPr>
+        <w:pStyle w:val="berschrift3"/>
+      </w:pPr>
+      <w:r>
+        <w:t>Composite Components und Dependency Inversion</w:t>
+      </w:r>
+    </w:p>
+    <w:p>
+      <w:r>
+        <w:t xml:space="preserve">Die Composite Components Architektur zielt auf eine Entkopplung von Abhängigkeiten auf Projektebene. Eine Komponente besteht immer aus zwei Projekten: Einem Implementierungsprojekt (konkrete Klassen) und einem Contractsprojekt (Interfaces und Datenklassen). Andere Komponenten </w:t>
+      </w:r>
+      <w:r>
+        <w:t>halten</w:t>
+      </w:r>
+      <w:r>
+        <w:t xml:space="preserve"> dabei immer nur Abhängigkeiten von einem Contractsprojekt.</w:t>
+      </w:r>
+      <w:r>
+        <w:t xml:space="preserve"> </w:t>
+      </w:r>
+    </w:p>
+    <w:p>
+      <w:r>
+        <w:t>Dependency Inversion verfolgt dieses Ziel auf Klassenebene. Konkret soll eine Abhängigkeit nur von Abstraktionen (Interfaces) und nicht von Details (konkreten Klassen) stattfinden.</w:t>
+      </w:r>
+    </w:p>
+    <w:p>
+      <w:pPr>
+        <w:pStyle w:val="berschrift3"/>
+      </w:pPr>
+      <w:r>
+        <w:t>Dependency Injection (fehlt aber noch aktuell)</w:t>
+      </w:r>
+    </w:p>
+    <w:p>
+      <w:r>
+        <w:t>Zur Entkopplung von Abhängigkeiten werden diese in einem zentralen Container erstellt und je nach Notwendigkeit injeziert. Bei der Erstellung wird jeder Abstraktion (Interface) eine Konkretisierung (Implementierung) zugeordnet.</w:t>
+      </w:r>
+    </w:p>
+    <w:p>
+      <w:r>
+        <w:t>Die Injezierung erfolgt über den Konstruktor, in welchem die Abstraktion gefordert wird und die jeweilige Zuordnung geliefert.</w:t>
+      </w:r>
+      <w:r>
+        <w:t xml:space="preserve"> Vorteil ist die zentrale Verwaltung, welche es ermöglicht Implementierungen schnell auszutauschen, sowie zu Verwalten ob diese bspw. Singleton sein müssen.</w:t>
+      </w:r>
+    </w:p>
+    <w:p>
+      <w:pPr>
+        <w:pStyle w:val="berschrift3"/>
+      </w:pPr>
+      <w:r>
+        <w:t>MVVM</w:t>
+      </w:r>
+    </w:p>
+    <w:p>
+      <w:r>
+        <w:t>Die Model-View-ViewModel bezieht sich auf das Zusammenspiel von UI</w:t>
+      </w:r>
+      <w:r>
+        <w:t xml:space="preserve">, </w:t>
+      </w:r>
+      <w:r>
+        <w:t>Daten</w:t>
+      </w:r>
+      <w:r>
+        <w:t xml:space="preserve"> und Logik</w:t>
+      </w:r>
+      <w:r>
+        <w:t xml:space="preserve">. </w:t>
+      </w:r>
+      <w:r>
+        <w:t xml:space="preserve">Durch Bindung an ein ViewModel findet die Entkopplung von UI und Geschäftslogik statt. </w:t>
+      </w:r>
+      <w:r>
+        <w:t xml:space="preserve">Somit kann das UI-Design getrennt entwickelt und leicht angepasst werden. </w:t>
+      </w:r>
+    </w:p>
+    <w:p/>
+    <w:p>
+      <w:r>
+        <w:t>All diese Prinzipien sorgen für bessere</w:t>
+      </w:r>
+      <w:r>
+        <w:t xml:space="preserve"> Wiederverwendbarkeit,</w:t>
+      </w:r>
+      <w:r>
+        <w:t xml:space="preserve"> Austauschbarkeit, </w:t>
+      </w:r>
+      <w:r>
+        <w:t xml:space="preserve">Testbarkeit, </w:t>
+      </w:r>
+      <w:r>
+        <w:t>Erweiterbarkeit und Modularität</w:t>
+      </w:r>
+      <w:r>
+        <w:t xml:space="preserve"> (getrennte Entwicklung)</w:t>
+      </w:r>
+      <w:r>
+        <w:t xml:space="preserve">. </w:t>
+      </w:r>
+    </w:p>
+    <w:p/>
+    <w:p>
+      <w:pPr>
+        <w:pStyle w:val="berschrift2"/>
+      </w:pPr>
+      <w:r>
+        <w:t>Konkreter Projektaufbau</w:t>
+      </w:r>
+    </w:p>
+    <w:p>
+      <w:pPr>
+        <w:spacing w:line="240" w:lineRule="auto"/>
+      </w:pPr>
+      <w:r>
+        <w:t>Projektmappe Hyperformer_ContactSplitter</w:t>
+      </w:r>
+    </w:p>
+    <w:p>
+      <w:pPr>
+        <w:spacing w:line="240" w:lineRule="auto"/>
+      </w:pPr>
+      <w:r>
+        <w:t xml:space="preserve">|__ ContactsParser.Contracts    </w:t>
+      </w:r>
+      <w:r>
+        <w:tab/>
+      </w:r>
+      <w:r>
+        <w:tab/>
+      </w:r>
+      <w:r>
+        <w:t>(</w:t>
+      </w:r>
+      <w:r>
+        <w:t>S</w:t>
+      </w:r>
+      <w:r>
+        <w:t>i</w:t>
+      </w:r>
+      <w:r>
+        <w:t>ehe Abschnitt "Composite Components")</w:t>
+      </w:r>
+    </w:p>
+    <w:p>
+      <w:pPr>
+        <w:spacing w:line="240" w:lineRule="auto"/>
+      </w:pPr>
+      <w:r>
+        <w:t xml:space="preserve">|__ ContactParser               </w:t>
+      </w:r>
+      <w:r>
+        <w:tab/>
+      </w:r>
+      <w:r>
+        <w:tab/>
+      </w:r>
+      <w:r>
+        <w:t>(Logik des Parsens)</w:t>
+      </w:r>
+    </w:p>
+    <w:p>
+      <w:pPr>
+        <w:spacing w:line="240" w:lineRule="auto"/>
+      </w:pPr>
+      <w:r>
+        <w:t xml:space="preserve">|__ ContactSplitter.Control    </w:t>
+      </w:r>
+      <w:r>
+        <w:tab/>
+      </w:r>
+      <w:r>
+        <w:tab/>
+      </w:r>
+      <w:r>
+        <w:t xml:space="preserve">(UI-Element welches </w:t>
+      </w:r>
+      <w:r>
+        <w:t xml:space="preserve">Darstellung, </w:t>
+      </w:r>
+      <w:r>
+        <w:t>Eingabe</w:t>
+      </w:r>
+      <w:r>
+        <w:t xml:space="preserve">, </w:t>
+      </w:r>
+      <w:r>
+        <w:t>Ausgabe regelt)</w:t>
+      </w:r>
+    </w:p>
+    <w:p>
+      <w:pPr>
+        <w:spacing w:line="240" w:lineRule="auto"/>
+      </w:pPr>
+      <w:r>
+        <w:t xml:space="preserve">|__ </w:t>
+      </w:r>
+      <w:r>
         <w:rPr>
-          <w:lang w:val="en-US"/>
+          <w:b/>
         </w:rPr>
-      </w:pPr>
-      <w:r>
-        <w:rPr>
-          <w:lang w:val="en-US"/>
-        </w:rPr>
-        <w:t>Allgemeine Prinzipien</w:t>
-      </w:r>
-    </w:p>
-    <w:p>
-      <w:r>
-        <w:t>Im Folgenden allgemeine Architektur-P</w:t>
-      </w:r>
-      <w:r>
-        <w:t xml:space="preserve">rinzipien. </w:t>
-      </w:r>
-    </w:p>
-    <w:p>
-      <w:pPr>
-        <w:pStyle w:val="berschrift3"/>
-      </w:pPr>
-      <w:r>
-        <w:t>Composite Components und Dependency Inversion</w:t>
-      </w:r>
-    </w:p>
-    <w:p>
-      <w:r>
-        <w:t>Die Composite Components Architektur zielt auf eine Entkopplung von Abhängigkeiten auf Projektebene. Eine Komponente besteht immer aus zwei Projekten: Einem Implementierungsprojekt (konkrete Klassen) und einem Contractsprojekt (Interfaces und Datenklassen). Andere Komponenten haben dabei immer nur Abhängigkeiten von einem Contractsprojekt.</w:t>
-      </w:r>
-    </w:p>
-    <w:p>
-      <w:r>
-        <w:t>Dependency Inversion verfolgt dieses Ziel auf Klassenebene. Konkret soll eine Abhängigkeit nur von Abstraktionen (Interfaces) und nicht von Details (konkreten Klassen) stattfinden.</w:t>
-      </w:r>
-    </w:p>
-    <w:p>
-      <w:pPr>
-        <w:pStyle w:val="berschrift3"/>
-      </w:pPr>
-      <w:r>
-        <w:t>Dependency Injection (fehlt aber noch aktuell)</w:t>
-      </w:r>
-    </w:p>
-    <w:p>
-      <w:r>
-        <w:t>Zur Entkopplung von Abhängigkeiten werden diese in einem zentralen Container erstellt und je nach Notwendigkeit injeziert. Bei der Erstellung wird jeder Abstraktion (Interface) eine Konkretisierung (Implementierung) zugeordnet.</w:t>
-      </w:r>
-    </w:p>
-    <w:p>
-      <w:r>
-        <w:t>Die Injezierung erfolgt über den Konstruktor, in welchem die Abstraktion gefordert wird und die jeweilige Zuordnung geliefert.</w:t>
-      </w:r>
-    </w:p>
-    <w:p/>
-    <w:p>
-      <w:r>
-        <w:t xml:space="preserve">All diese Prinzipien sorgen für bessere Austauschbarkeit, Erweiterbarkeit und Modularität. </w:t>
-      </w:r>
-    </w:p>
-    <w:p/>
-    <w:p>
-      <w:pPr>
-        <w:pStyle w:val="berschrift2"/>
-      </w:pPr>
-      <w:r>
-        <w:t>Konkreter Projektaufbau</w:t>
+        <w:t>ContactSplitter</w:t>
+      </w:r>
+      <w:r>
+        <w:t xml:space="preserve">             </w:t>
+      </w:r>
+      <w:r>
+        <w:tab/>
+      </w:r>
+      <w:r>
+        <w:tab/>
+      </w:r>
+      <w:r>
+        <w:t>(Hauptprojekt)</w:t>
       </w:r>
     </w:p>
     <w:p>
@@ -93,77 +254,41 @@
         <w:spacing w:line="240" w:lineRule="auto"/>
       </w:pPr>
       <w:r>
-        <w:t>Projektmappe Hyperformer_ContactSplitter</w:t>
+        <w:t>|__ ContactSplitter.DataStorage</w:t>
+      </w:r>
+      <w:r>
+        <w:tab/>
+        <w:t>(Datenhaltung aller Kontakte usw.)</w:t>
       </w:r>
     </w:p>
     <w:p>
       <w:pPr>
         <w:spacing w:line="240" w:lineRule="auto"/>
-        <w:rPr>
-          <w:lang w:val="en-US"/>
-        </w:rPr>
-      </w:pPr>
-      <w:r>
-        <w:rPr>
-          <w:lang w:val="en-US"/>
-        </w:rPr>
-        <w:t>|__ ContactsParser.Contracts    (siehe Abschnitt "Composite Components")</w:t>
+      </w:pPr>
+      <w:r>
+        <w:t xml:space="preserve">|__ ContactSplitter.Tests       </w:t>
+      </w:r>
+      <w:r>
+        <w:tab/>
+      </w:r>
+      <w:r>
+        <w:tab/>
+      </w:r>
+      <w:r>
+        <w:t>(Testprojekt zur Validierung)</w:t>
       </w:r>
     </w:p>
     <w:p>
       <w:pPr>
         <w:spacing w:line="240" w:lineRule="auto"/>
       </w:pPr>
-      <w:r>
-        <w:t xml:space="preserve">|__ ContactParser               </w:t>
-      </w:r>
-      <w:r>
-        <w:tab/>
-      </w:r>
-      <w:r>
-        <w:t>(eigentliche Logik des Parsens)</w:t>
-      </w:r>
     </w:p>
     <w:p>
       <w:pPr>
         <w:spacing w:line="240" w:lineRule="auto"/>
       </w:pPr>
       <w:r>
-        <w:t xml:space="preserve">|__ ContactSplitter.Control    </w:t>
-      </w:r>
-      <w:r>
-        <w:tab/>
-      </w:r>
-      <w:r>
-        <w:t>(UI-Element welches Eingabe und Ausgabe regelt)</w:t>
-      </w:r>
-    </w:p>
-    <w:p>
-      <w:pPr>
-        <w:spacing w:line="240" w:lineRule="auto"/>
-      </w:pPr>
-      <w:r>
-        <w:t xml:space="preserve">|__ ContactSplitter             </w:t>
-      </w:r>
-      <w:r>
-        <w:tab/>
-      </w:r>
-      <w:r>
-        <w:t>(Hauptprojekt, die jeweils anderen)</w:t>
-      </w:r>
-    </w:p>
-    <w:p>
-      <w:pPr>
-        <w:spacing w:line="240" w:lineRule="auto"/>
-      </w:pPr>
-      <w:r>
-        <w:t xml:space="preserve">|__ ContactSplitter.Tests       </w:t>
-      </w:r>
-      <w:r>
-        <w:tab/>
-      </w:r>
-      <w:r>
-        <w:t>(Testprojekt zur Validierung)</w:t>
+        <w:t xml:space="preserve">Es handelt sich um jeweils einzelne Projekte, welche in einer Projektmappe zusammengefasst sind und interagieren. </w:t>
       </w:r>
     </w:p>
     <w:sectPr>
@@ -1005,23 +1130,6 @@
 </file>
 
 <file path=customXml/item1.xml><?xml version="1.0" encoding="utf-8"?>
-<p:properties xmlns:p="http://schemas.microsoft.com/office/2006/metadata/properties" xmlns:xsi="http://www.w3.org/2001/XMLSchema-instance" xmlns:pc="http://schemas.microsoft.com/office/infopath/2007/PartnerControls">
-  <documentManagement>
-    <_activity xmlns="84ce651a-e28d-4e68-81c1-12757b1bac30" xsi:nil="true"/>
-  </documentManagement>
-</p:properties>
-</file>
-
-<file path=customXml/item2.xml><?xml version="1.0" encoding="utf-8"?>
-<?mso-contentType ?>
-<FormTemplates xmlns="http://schemas.microsoft.com/sharepoint/v3/contenttype/forms">
-  <Display>DocumentLibraryForm</Display>
-  <Edit>DocumentLibraryForm</Edit>
-  <New>DocumentLibraryForm</New>
-</FormTemplates>
-</file>
-
-<file path=customXml/item3.xml><?xml version="1.0" encoding="utf-8"?>
 <ct:contentTypeSchema xmlns:ct="http://schemas.microsoft.com/office/2006/metadata/contentType" xmlns:ma="http://schemas.microsoft.com/office/2006/metadata/properties/metaAttributes" ct:_="" ma:_="" ma:contentTypeName="Dokument" ma:contentTypeID="0x010100A38337EFE7BE7B409AF79633F7BE1B5F" ma:contentTypeVersion="12" ma:contentTypeDescription="Ein neues Dokument erstellen." ma:contentTypeScope="" ma:versionID="af509a0b8f6ef6dc1d88cb8f0e71fd31">
   <xsd:schema xmlns:xsd="http://www.w3.org/2001/XMLSchema" xmlns:xs="http://www.w3.org/2001/XMLSchema" xmlns:p="http://schemas.microsoft.com/office/2006/metadata/properties" xmlns:ns3="84ce651a-e28d-4e68-81c1-12757b1bac30" xmlns:ns4="1c55c1ce-ac50-4f3d-aa3c-6a9cfeeda7a4" targetNamespace="http://schemas.microsoft.com/office/2006/metadata/properties" ma:root="true" ma:fieldsID="72ee5615be5b539f53693c2d80c4b717" ns3:_="" ns4:_="">
     <xsd:import namespace="84ce651a-e28d-4e68-81c1-12757b1bac30"/>
@@ -1238,25 +1346,24 @@
 </ct:contentTypeSchema>
 </file>
 
-<file path=customXml/itemProps1.xml><?xml version="1.0" encoding="utf-8"?>
-<ds:datastoreItem xmlns:ds="http://schemas.openxmlformats.org/officeDocument/2006/customXml" ds:itemID="{EF19AF65-F834-4899-8769-D9C53809A992}">
-  <ds:schemaRefs>
-    <ds:schemaRef ds:uri="http://schemas.microsoft.com/office/2006/metadata/properties"/>
-    <ds:schemaRef ds:uri="http://schemas.microsoft.com/office/infopath/2007/PartnerControls"/>
-    <ds:schemaRef ds:uri="84ce651a-e28d-4e68-81c1-12757b1bac30"/>
-  </ds:schemaRefs>
-</ds:datastoreItem>
+<file path=customXml/item2.xml><?xml version="1.0" encoding="utf-8"?>
+<?mso-contentType ?>
+<FormTemplates xmlns="http://schemas.microsoft.com/sharepoint/v3/contenttype/forms">
+  <Display>DocumentLibraryForm</Display>
+  <Edit>DocumentLibraryForm</Edit>
+  <New>DocumentLibraryForm</New>
+</FormTemplates>
 </file>
 
-<file path=customXml/itemProps2.xml><?xml version="1.0" encoding="utf-8"?>
-<ds:datastoreItem xmlns:ds="http://schemas.openxmlformats.org/officeDocument/2006/customXml" ds:itemID="{C4D5DEE7-EC10-4B68-8EF6-4E054E99DDA0}">
-  <ds:schemaRefs>
-    <ds:schemaRef ds:uri="http://schemas.microsoft.com/sharepoint/v3/contenttype/forms"/>
-  </ds:schemaRefs>
-</ds:datastoreItem>
+<file path=customXml/item3.xml><?xml version="1.0" encoding="utf-8"?>
+<p:properties xmlns:p="http://schemas.microsoft.com/office/2006/metadata/properties" xmlns:xsi="http://www.w3.org/2001/XMLSchema-instance" xmlns:pc="http://schemas.microsoft.com/office/infopath/2007/PartnerControls">
+  <documentManagement>
+    <_activity xmlns="84ce651a-e28d-4e68-81c1-12757b1bac30" xsi:nil="true"/>
+  </documentManagement>
+</p:properties>
 </file>
 
-<file path=customXml/itemProps3.xml><?xml version="1.0" encoding="utf-8"?>
+<file path=customXml/itemProps1.xml><?xml version="1.0" encoding="utf-8"?>
 <ds:datastoreItem xmlns:ds="http://schemas.openxmlformats.org/officeDocument/2006/customXml" ds:itemID="{44D8C1AE-B5FF-47BE-9DE3-126F3CD3D4AB}">
   <ds:schemaRefs>
     <ds:schemaRef ds:uri="http://schemas.microsoft.com/office/2006/metadata/contentType"/>
@@ -1273,4 +1380,22 @@
     <ds:schemaRef ds:uri="http://schemas.microsoft.com/internal/obd"/>
   </ds:schemaRefs>
 </ds:datastoreItem>
+</file>
+
+<file path=customXml/itemProps2.xml><?xml version="1.0" encoding="utf-8"?>
+<ds:datastoreItem xmlns:ds="http://schemas.openxmlformats.org/officeDocument/2006/customXml" ds:itemID="{C4D5DEE7-EC10-4B68-8EF6-4E054E99DDA0}">
+  <ds:schemaRefs>
+    <ds:schemaRef ds:uri="http://schemas.microsoft.com/sharepoint/v3/contenttype/forms"/>
+  </ds:schemaRefs>
+</ds:datastoreItem>
+</file>
+
+<file path=customXml/itemProps3.xml><?xml version="1.0" encoding="utf-8"?>
+<ds:datastoreItem xmlns:ds="http://schemas.openxmlformats.org/officeDocument/2006/customXml" ds:itemID="{EF19AF65-F834-4899-8769-D9C53809A992}">
+  <ds:schemaRefs>
+    <ds:schemaRef ds:uri="http://schemas.microsoft.com/office/2006/metadata/properties"/>
+    <ds:schemaRef ds:uri="http://schemas.microsoft.com/office/infopath/2007/PartnerControls"/>
+    <ds:schemaRef ds:uri="84ce651a-e28d-4e68-81c1-12757b1bac30"/>
+  </ds:schemaRefs>
+</ds:datastoreItem>
 </file>
--- a/Documentation/Architektur.docx
+++ b/Documentation/Architektur.docx
@@ -1,14 +1,16 @@
 
 <file path=word/document.xml><?xml version="1.0" encoding="utf-8"?>
-<w:document xmlns:wpc="http://schemas.microsoft.com/office/word/2010/wordprocessingCanvas" xmlns:cx="http://schemas.microsoft.com/office/drawing/2014/chartex" xmlns:cx1="http://schemas.microsoft.com/office/drawing/2015/9/8/chartex" xmlns:cx2="http://schemas.microsoft.com/office/drawing/2015/10/21/chartex" xmlns:cx3="http://schemas.microsoft.com/office/drawing/2016/5/9/chartex" xmlns:cx4="http://schemas.microsoft.com/office/drawing/2016/5/10/chartex" xmlns:cx5="http://schemas.microsoft.com/office/drawing/2016/5/11/chartex" xmlns:cx6="http://schemas.microsoft.com/office/drawing/2016/5/12/chartex" xmlns:cx7="http://schemas.microsoft.com/office/drawing/2016/5/13/chartex" xmlns:cx8="http://schemas.microsoft.com/office/drawing/2016/5/14/chartex" xmlns:mc="http://schemas.openxmlformats.org/markup-compatibility/2006" xmlns:aink="http://schemas.microsoft.com/office/drawing/2016/ink" xmlns:am3d="http://schemas.microsoft.com/office/drawing/2017/model3d" xmlns:o="urn:schemas-microsoft-com:office:office" xmlns:oel="http://schemas.microsoft.com/office/2019/extlst" xmlns:r="http://schemas.openxmlformats.org/officeDocument/2006/relationships" xmlns:m="http://schemas.openxmlformats.org/officeDocument/2006/math" xmlns:v="urn:schemas-microsoft-com:vml" xmlns:wp14="http://schemas.microsoft.com/office/word/2010/wordprocessingDrawing" xmlns:wp="http://schemas.openxmlformats.org/drawingml/2006/wordprocessingDrawing" xmlns:w10="urn:schemas-microsoft-com:office:word" xmlns:w="http://schemas.openxmlformats.org/wordprocessingml/2006/main" xmlns:w14="http://schemas.microsoft.com/office/word/2010/wordml" xmlns:w15="http://schemas.microsoft.com/office/word/2012/wordml" xmlns:w16cex="http://schemas.microsoft.com/office/word/2018/wordml/cex" xmlns:w16cid="http://schemas.microsoft.com/office/word/2016/wordml/cid" xmlns:w16="http://schemas.microsoft.com/office/word/2018/wordml" xmlns:w16sdtdh="http://schemas.microsoft.com/office/word/2020/wordml/sdtdatahash" xmlns:w16se="http://schemas.microsoft.com/office/word/2015/wordml/symex" xmlns:wpg="http://schemas.microsoft.com/office/word/2010/wordprocessingGroup" xmlns:wpi="http://schemas.microsoft.com/office/word/2010/wordprocessingInk" xmlns:wne="http://schemas.microsoft.com/office/word/2006/wordml" xmlns:wps="http://schemas.microsoft.com/office/word/2010/wordprocessingShape" mc:Ignorable="w14 w15 w16se w16cid w16 w16cex w16sdtdh wp14">
+<w:document xmlns:wpc="http://schemas.microsoft.com/office/word/2010/wordprocessingCanvas" xmlns:cx="http://schemas.microsoft.com/office/drawing/2014/chartex" xmlns:cx1="http://schemas.microsoft.com/office/drawing/2015/9/8/chartex" xmlns:cx2="http://schemas.microsoft.com/office/drawing/2015/10/21/chartex" xmlns:cx3="http://schemas.microsoft.com/office/drawing/2016/5/9/chartex" xmlns:cx4="http://schemas.microsoft.com/office/drawing/2016/5/10/chartex" xmlns:cx5="http://schemas.microsoft.com/office/drawing/2016/5/11/chartex" xmlns:cx6="http://schemas.microsoft.com/office/drawing/2016/5/12/chartex" xmlns:cx7="http://schemas.microsoft.com/office/drawing/2016/5/13/chartex" xmlns:cx8="http://schemas.microsoft.com/office/drawing/2016/5/14/chartex" xmlns:mc="http://schemas.openxmlformats.org/markup-compatibility/2006" xmlns:aink="http://schemas.microsoft.com/office/drawing/2016/ink" xmlns:am3d="http://schemas.microsoft.com/office/drawing/2017/model3d" xmlns:o="urn:schemas-microsoft-com:office:office" xmlns:oel="http://schemas.microsoft.com/office/2019/extlst" xmlns:r="http://schemas.openxmlformats.org/officeDocument/2006/relationships" xmlns:m="http://schemas.openxmlformats.org/officeDocument/2006/math" xmlns:v="urn:schemas-microsoft-com:vml" xmlns:wp14="http://schemas.microsoft.com/office/word/2010/wordprocessingDrawing" xmlns:wp="http://schemas.openxmlformats.org/drawingml/2006/wordprocessingDrawing" xmlns:w10="urn:schemas-microsoft-com:office:word" xmlns:w="http://schemas.openxmlformats.org/wordprocessingml/2006/main" xmlns:w14="http://schemas.microsoft.com/office/word/2010/wordml" xmlns:w15="http://schemas.microsoft.com/office/word/2012/wordml" xmlns:w16cex="http://schemas.microsoft.com/office/word/2018/wordml/cex" xmlns:w16cid="http://schemas.microsoft.com/office/word/2016/wordml/cid" xmlns:w16="http://schemas.microsoft.com/office/word/2018/wordml" xmlns:w16du="http://schemas.microsoft.com/office/word/2023/wordml/word16du" xmlns:w16sdtdh="http://schemas.microsoft.com/office/word/2020/wordml/sdtdatahash" xmlns:w16se="http://schemas.microsoft.com/office/word/2015/wordml/symex" xmlns:wpg="http://schemas.microsoft.com/office/word/2010/wordprocessingGroup" xmlns:wpi="http://schemas.microsoft.com/office/word/2010/wordprocessingInk" xmlns:wne="http://schemas.microsoft.com/office/word/2006/wordml" xmlns:wps="http://schemas.microsoft.com/office/word/2010/wordprocessingShape" mc:Ignorable="w14 w15 w16se w16cid w16 w16cex w16sdtdh wp14">
   <w:body>
     <w:p>
       <w:pPr>
         <w:pStyle w:val="berschrift1"/>
       </w:pPr>
+      <w:proofErr w:type="spellStart"/>
       <w:r>
         <w:t>Hyperformer_ContactSplitter</w:t>
       </w:r>
+      <w:proofErr w:type="spellEnd"/>
     </w:p>
     <w:p>
       <w:r>
@@ -36,110 +38,477 @@
         <w:pStyle w:val="berschrift3"/>
       </w:pPr>
       <w:r>
-        <w:t>Composite Components und Dependency Inversion</w:t>
-      </w:r>
-    </w:p>
-    <w:p>
-      <w:r>
-        <w:t xml:space="preserve">Die Composite Components Architektur zielt auf eine Entkopplung von Abhängigkeiten auf Projektebene. Eine Komponente besteht immer aus zwei Projekten: Einem Implementierungsprojekt (konkrete Klassen) und einem Contractsprojekt (Interfaces und Datenklassen). Andere Komponenten </w:t>
-      </w:r>
-      <w:r>
-        <w:t>halten</w:t>
-      </w:r>
-      <w:r>
-        <w:t xml:space="preserve"> dabei immer nur Abhängigkeiten von einem Contractsprojekt.</w:t>
-      </w:r>
+        <w:t xml:space="preserve">Composite Components und </w:t>
+      </w:r>
+      <w:proofErr w:type="spellStart"/>
+      <w:r>
+        <w:t>Dependency</w:t>
+      </w:r>
+      <w:proofErr w:type="spellEnd"/>
+      <w:r>
+        <w:t xml:space="preserve"> Inversion</w:t>
+      </w:r>
+    </w:p>
+    <w:p>
+      <w:r>
+        <w:t xml:space="preserve">Die Composite Components Architektur zielt auf eine Entkopplung von Abhängigkeiten auf </w:t>
+      </w:r>
+      <w:r>
+        <w:t>Komponentenebene</w:t>
+      </w:r>
+      <w:r>
+        <w:t xml:space="preserve">. Eine Komponente besteht immer aus zwei </w:t>
+      </w:r>
+      <w:proofErr w:type="spellStart"/>
+      <w:r>
+        <w:t>Assemblies</w:t>
+      </w:r>
+      <w:proofErr w:type="spellEnd"/>
+      <w:r>
+        <w:t>: Ein Assembly enthält die Implementierungen, das andere die Schnittstellen und Datenklassen (</w:t>
+      </w:r>
+      <w:proofErr w:type="spellStart"/>
+      <w:r>
+        <w:t>Contract</w:t>
+      </w:r>
+      <w:proofErr w:type="spellEnd"/>
+      <w:r>
+        <w:t>)</w:t>
+      </w:r>
+      <w:r>
+        <w:t xml:space="preserve">. </w:t>
+      </w:r>
+      <w:proofErr w:type="spellStart"/>
+      <w:r>
+        <w:t>Assemblies</w:t>
+      </w:r>
+      <w:proofErr w:type="spellEnd"/>
       <w:r>
         <w:t xml:space="preserve"> </w:t>
       </w:r>
-    </w:p>
-    <w:p>
-      <w:r>
-        <w:t>Dependency Inversion verfolgt dieses Ziel auf Klassenebene. Konkret soll eine Abhängigkeit nur von Abstraktionen (Interfaces) und nicht von Details (konkreten Klassen) stattfinden.</w:t>
+      <w:proofErr w:type="spellStart"/>
+      <w:r>
+        <w:t>besitzten</w:t>
+      </w:r>
+      <w:proofErr w:type="spellEnd"/>
+      <w:r>
+        <w:t xml:space="preserve"> dabei immer nur Abhängigkeiten</w:t>
+      </w:r>
+      <w:r>
+        <w:t xml:space="preserve"> zu einer </w:t>
+      </w:r>
+      <w:proofErr w:type="spellStart"/>
+      <w:r>
+        <w:t>Contract</w:t>
+      </w:r>
+      <w:proofErr w:type="spellEnd"/>
+      <w:r>
+        <w:t xml:space="preserve"> Assembly</w:t>
+      </w:r>
+      <w:r>
+        <w:t xml:space="preserve"> (</w:t>
+      </w:r>
+      <w:proofErr w:type="spellStart"/>
+      <w:r>
+        <w:t>Dependency</w:t>
+      </w:r>
+      <w:proofErr w:type="spellEnd"/>
+      <w:r>
+        <w:t xml:space="preserve"> Inversion)</w:t>
+      </w:r>
+      <w:r>
+        <w:t>.</w:t>
+      </w:r>
+      <w:r>
+        <w:t xml:space="preserve"> </w:t>
+      </w:r>
+      <w:r>
+        <w:t>Dies ermöglicht eine Austauschbarkeit auf Komponenten</w:t>
+      </w:r>
+      <w:r>
+        <w:t>ebene.</w:t>
+      </w:r>
+    </w:p>
+    <w:p>
+      <w:pPr>
+        <w:pStyle w:val="berschrift2"/>
+      </w:pPr>
+      <w:proofErr w:type="spellStart"/>
+      <w:r>
+        <w:t>Dependency</w:t>
+      </w:r>
+      <w:proofErr w:type="spellEnd"/>
+      <w:r>
+        <w:t xml:space="preserve"> </w:t>
+      </w:r>
+      <w:proofErr w:type="spellStart"/>
+      <w:r>
+        <w:t>Injection</w:t>
+      </w:r>
+      <w:proofErr w:type="spellEnd"/>
+      <w:r>
+        <w:t xml:space="preserve"> (fehlt aber noch aktuell)</w:t>
+      </w:r>
+    </w:p>
+    <w:p>
+      <w:r>
+        <w:t xml:space="preserve">Das Mapping von </w:t>
+      </w:r>
+      <w:proofErr w:type="spellStart"/>
+      <w:r>
+        <w:t>Contracts</w:t>
+      </w:r>
+      <w:proofErr w:type="spellEnd"/>
+      <w:r>
+        <w:t xml:space="preserve"> und Implementierungen erfolgt über einen </w:t>
+      </w:r>
+      <w:proofErr w:type="spellStart"/>
+      <w:r>
+        <w:t>Dependecy</w:t>
+      </w:r>
+      <w:proofErr w:type="spellEnd"/>
+      <w:r>
+        <w:t xml:space="preserve"> </w:t>
+      </w:r>
+      <w:proofErr w:type="spellStart"/>
+      <w:r>
+        <w:t>Injection</w:t>
+      </w:r>
+      <w:proofErr w:type="spellEnd"/>
+      <w:r>
+        <w:t xml:space="preserve"> Container, </w:t>
+      </w:r>
+      <w:r>
+        <w:t>dessen Konfiguration</w:t>
+      </w:r>
+      <w:r>
+        <w:t xml:space="preserve"> sich im Hauptprojekt (</w:t>
+      </w:r>
+      <w:proofErr w:type="spellStart"/>
+      <w:r>
+        <w:t>ContactSplitter</w:t>
+      </w:r>
+      <w:proofErr w:type="spellEnd"/>
+      <w:r>
+        <w:t>) befindet. Das Hauptprojekt konsumiert alle Komponenten und führt entsprechende Kompositionen durch.</w:t>
+      </w:r>
+      <w:r>
+        <w:t xml:space="preserve"> </w:t>
+      </w:r>
+      <w:r>
+        <w:t xml:space="preserve">Diese Schritte </w:t>
+      </w:r>
+      <w:r>
+        <w:t>erhöhen die</w:t>
+      </w:r>
+      <w:r>
+        <w:t xml:space="preserve"> Testbarkeit, Wiederverwendbarkeit und Austauschbarkeit der Komponenten und Klassen und erhöhen jeweils die Modularität.</w:t>
       </w:r>
     </w:p>
     <w:p>
       <w:pPr>
         <w:pStyle w:val="berschrift3"/>
       </w:pPr>
-      <w:r>
-        <w:t>Dependency Injection (fehlt aber noch aktuell)</w:t>
-      </w:r>
-    </w:p>
-    <w:p>
-      <w:r>
-        <w:t>Zur Entkopplung von Abhängigkeiten werden diese in einem zentralen Container erstellt und je nach Notwendigkeit injeziert. Bei der Erstellung wird jeder Abstraktion (Interface) eine Konkretisierung (Implementierung) zugeordnet.</w:t>
-      </w:r>
-    </w:p>
-    <w:p>
-      <w:r>
-        <w:t>Die Injezierung erfolgt über den Konstruktor, in welchem die Abstraktion gefordert wird und die jeweilige Zuordnung geliefert.</w:t>
-      </w:r>
-      <w:r>
-        <w:t xml:space="preserve"> Vorteil ist die zentrale Verwaltung, welche es ermöglicht Implementierungen schnell auszutauschen, sowie zu Verwalten ob diese bspw. Singleton sein müssen.</w:t>
-      </w:r>
-    </w:p>
-    <w:p>
-      <w:pPr>
-        <w:pStyle w:val="berschrift3"/>
-      </w:pPr>
-      <w:r>
-        <w:t>MVVM</w:t>
-      </w:r>
-    </w:p>
-    <w:p>
-      <w:r>
-        <w:t>Die Model-View-ViewModel bezieht sich auf das Zusammenspiel von UI</w:t>
-      </w:r>
-      <w:r>
-        <w:t xml:space="preserve">, </w:t>
-      </w:r>
-      <w:r>
-        <w:t>Daten</w:t>
-      </w:r>
-      <w:r>
-        <w:t xml:space="preserve"> und Logik</w:t>
-      </w:r>
-      <w:r>
-        <w:t xml:space="preserve">. </w:t>
-      </w:r>
-      <w:r>
-        <w:t xml:space="preserve">Durch Bindung an ein ViewModel findet die Entkopplung von UI und Geschäftslogik statt. </w:t>
-      </w:r>
-      <w:r>
-        <w:t xml:space="preserve">Somit kann das UI-Design getrennt entwickelt und leicht angepasst werden. </w:t>
-      </w:r>
-    </w:p>
-    <w:p/>
-    <w:p>
-      <w:r>
-        <w:t>All diese Prinzipien sorgen für bessere</w:t>
-      </w:r>
-      <w:r>
-        <w:t xml:space="preserve"> Wiederverwendbarkeit,</w:t>
-      </w:r>
-      <w:r>
-        <w:t xml:space="preserve"> Austauschbarkeit, </w:t>
-      </w:r>
-      <w:r>
-        <w:t xml:space="preserve">Testbarkeit, </w:t>
-      </w:r>
-      <w:r>
-        <w:t>Erweiterbarkeit und Modularität</w:t>
-      </w:r>
-      <w:r>
-        <w:t xml:space="preserve"> (getrennte Entwicklung)</w:t>
-      </w:r>
-      <w:r>
-        <w:t xml:space="preserve">. </w:t>
-      </w:r>
-    </w:p>
-    <w:p/>
+    </w:p>
     <w:p>
       <w:pPr>
         <w:pStyle w:val="berschrift2"/>
       </w:pPr>
       <w:r>
+        <w:t>Schichtenarchitektur</w:t>
+      </w:r>
+    </w:p>
+    <w:p>
+      <w:r>
+        <w:t xml:space="preserve">Die Schichtenarchitektur sieht </w:t>
+      </w:r>
+      <w:r>
+        <w:t xml:space="preserve">vor, dass einer Schicht jeweils nur die unmittelbar </w:t>
+      </w:r>
+      <w:r>
+        <w:t xml:space="preserve">darunterliegende </w:t>
+      </w:r>
+      <w:r>
+        <w:t xml:space="preserve">Schicht kennt. </w:t>
+      </w:r>
+      <w:r>
+        <w:t>Im Projekt gibt es die Schichten UI, Logik und Repository</w:t>
+      </w:r>
+      <w:r>
+        <w:t xml:space="preserve">, welche sich in den </w:t>
+      </w:r>
+      <w:proofErr w:type="spellStart"/>
+      <w:r>
+        <w:t>Assemblies</w:t>
+      </w:r>
+      <w:proofErr w:type="spellEnd"/>
+      <w:r>
+        <w:t>:</w:t>
+      </w:r>
+      <w:r>
+        <w:t xml:space="preserve"> </w:t>
+      </w:r>
+      <w:proofErr w:type="spellStart"/>
+      <w:r>
+        <w:t>ContactSplitter</w:t>
+      </w:r>
+      <w:r>
+        <w:t>.Control</w:t>
+      </w:r>
+      <w:proofErr w:type="spellEnd"/>
+      <w:r>
+        <w:t xml:space="preserve"> </w:t>
+      </w:r>
+      <w:r>
+        <w:t xml:space="preserve">(UI), </w:t>
+      </w:r>
+      <w:proofErr w:type="spellStart"/>
+      <w:r>
+        <w:t>ContactParser.Contracts</w:t>
+      </w:r>
+      <w:proofErr w:type="spellEnd"/>
+      <w:r>
+        <w:t xml:space="preserve"> und </w:t>
+      </w:r>
+      <w:proofErr w:type="spellStart"/>
+      <w:r>
+        <w:t>ContractParser</w:t>
+      </w:r>
+      <w:proofErr w:type="spellEnd"/>
+      <w:r>
+        <w:t xml:space="preserve"> (Logik) </w:t>
+      </w:r>
+      <w:r>
+        <w:t xml:space="preserve">und </w:t>
+      </w:r>
+      <w:proofErr w:type="spellStart"/>
+      <w:r>
+        <w:t>ContactSplitter.Datastorage</w:t>
+      </w:r>
+      <w:proofErr w:type="spellEnd"/>
+      <w:r>
+        <w:t xml:space="preserve"> (Repository) manifestieren. </w:t>
+      </w:r>
+    </w:p>
+    <w:p/>
+    <w:p>
+      <w:pPr>
+        <w:pStyle w:val="berschrift2"/>
+      </w:pPr>
+      <w:r>
+        <w:t>MVVM</w:t>
+      </w:r>
+    </w:p>
+    <w:p>
+      <w:r>
+        <w:t>Die Model-View-</w:t>
+      </w:r>
+      <w:proofErr w:type="spellStart"/>
+      <w:r>
+        <w:t>ViewModel</w:t>
+      </w:r>
+      <w:proofErr w:type="spellEnd"/>
+      <w:r>
+        <w:t xml:space="preserve"> bezieht sich auf das Zusammenspiel von UI</w:t>
+      </w:r>
+      <w:r>
+        <w:t xml:space="preserve">, </w:t>
+      </w:r>
+      <w:r>
+        <w:t>Daten</w:t>
+      </w:r>
+      <w:r>
+        <w:t xml:space="preserve"> und Logik</w:t>
+      </w:r>
+      <w:r>
+        <w:t xml:space="preserve">. </w:t>
+      </w:r>
+      <w:r>
+        <w:t xml:space="preserve">Durch Bindung an ein </w:t>
+      </w:r>
+      <w:proofErr w:type="spellStart"/>
+      <w:r>
+        <w:t>ViewModel</w:t>
+      </w:r>
+      <w:proofErr w:type="spellEnd"/>
+      <w:r>
+        <w:t xml:space="preserve"> findet die Entkopplung von UI</w:t>
+      </w:r>
+      <w:r>
+        <w:t xml:space="preserve">-Design </w:t>
+      </w:r>
+      <w:r>
+        <w:t xml:space="preserve">und </w:t>
+      </w:r>
+      <w:r>
+        <w:t>UI-Logik</w:t>
+      </w:r>
+      <w:r>
+        <w:t xml:space="preserve"> statt</w:t>
+      </w:r>
+      <w:r>
+        <w:t xml:space="preserve">. Somit kann das </w:t>
+      </w:r>
+      <w:proofErr w:type="spellStart"/>
+      <w:r>
+        <w:t>Viewmodel</w:t>
+      </w:r>
+      <w:proofErr w:type="spellEnd"/>
+      <w:r>
+        <w:t xml:space="preserve"> leicht ausgetauscht werden. </w:t>
+      </w:r>
+      <w:r>
+        <w:t xml:space="preserve"> </w:t>
+      </w:r>
+    </w:p>
+    <w:p/>
+    <w:p>
+      <w:pPr>
+        <w:pStyle w:val="berschrift2"/>
+      </w:pPr>
+      <w:proofErr w:type="spellStart"/>
+      <w:r>
+        <w:t>CleanCode</w:t>
+      </w:r>
+      <w:proofErr w:type="spellEnd"/>
+    </w:p>
+    <w:p>
+      <w:r>
+        <w:t xml:space="preserve">Zur </w:t>
+      </w:r>
+      <w:r>
+        <w:t>Einhaltung</w:t>
+      </w:r>
+      <w:r>
+        <w:t xml:space="preserve"> von </w:t>
+      </w:r>
+      <w:proofErr w:type="spellStart"/>
+      <w:r>
+        <w:t>CleanCode</w:t>
+      </w:r>
+      <w:proofErr w:type="spellEnd"/>
+      <w:r>
+        <w:t xml:space="preserve"> und entsprechender Codierungsrichtlinien, wurde neben Sorgfalt der Entwickler, das Werkzeug </w:t>
+      </w:r>
+      <w:proofErr w:type="spellStart"/>
+      <w:r>
+        <w:t>Resharper</w:t>
+      </w:r>
+      <w:proofErr w:type="spellEnd"/>
+      <w:r>
+        <w:t xml:space="preserve"> verwendet</w:t>
+      </w:r>
+      <w:r>
+        <w:t xml:space="preserve">. </w:t>
+      </w:r>
+      <w:r>
+        <w:t>Dieses Werkzeug führt statische Codeanalysen durch und kann mittels syntaktischer semantischer Analyse Antipatterns, Inkonsistenzen, mögliche Vereinfachungen</w:t>
+      </w:r>
+      <w:r>
+        <w:t xml:space="preserve"> </w:t>
+      </w:r>
+      <w:r>
+        <w:t xml:space="preserve">sowie </w:t>
+      </w:r>
+      <w:r>
+        <w:t>Verletzungen</w:t>
+      </w:r>
+      <w:r>
+        <w:t xml:space="preserve"> von </w:t>
+      </w:r>
+      <w:proofErr w:type="spellStart"/>
+      <w:r>
+        <w:t>Codierungsrichlinien</w:t>
+      </w:r>
+      <w:proofErr w:type="spellEnd"/>
+      <w:r>
+        <w:t xml:space="preserve"> (Namenskonventionen, Einrückung, </w:t>
+      </w:r>
+      <w:r>
+        <w:t>Formatierung</w:t>
+      </w:r>
+      <w:r>
+        <w:t xml:space="preserve">...) erkennen. Die verwendeten </w:t>
+      </w:r>
+      <w:proofErr w:type="spellStart"/>
+      <w:r>
+        <w:t>Codierungsrichlinien</w:t>
+      </w:r>
+      <w:proofErr w:type="spellEnd"/>
+      <w:r>
+        <w:t xml:space="preserve"> sind die von der Firma </w:t>
+      </w:r>
+      <w:proofErr w:type="spellStart"/>
+      <w:r>
+        <w:t>Jetbrains</w:t>
+      </w:r>
+      <w:proofErr w:type="spellEnd"/>
+      <w:r>
+        <w:t xml:space="preserve"> empfohlenen</w:t>
+      </w:r>
+      <w:r>
+        <w:t xml:space="preserve"> </w:t>
+      </w:r>
+      <w:r>
+        <w:t xml:space="preserve">und im </w:t>
+      </w:r>
+      <w:proofErr w:type="spellStart"/>
+      <w:r>
+        <w:t>Resharper</w:t>
+      </w:r>
+      <w:proofErr w:type="spellEnd"/>
+      <w:r>
+        <w:t xml:space="preserve"> vorkonfigurierten Richtlinien:</w:t>
+      </w:r>
+      <w:r>
+        <w:t xml:space="preserve"> </w:t>
+      </w:r>
+      <w:hyperlink r:id="rId7" w:history="1">
+        <w:r>
+          <w:rPr>
+            <w:rStyle w:val="Hyperlink"/>
+          </w:rPr>
+          <w:t>ht</w:t>
+        </w:r>
+        <w:r>
+          <w:rPr>
+            <w:rStyle w:val="Hyperlink"/>
+          </w:rPr>
+          <w:t>tps://www.jetbrains.com/dotnet/guide/tutorials/resharper-essentials/</w:t>
+        </w:r>
+      </w:hyperlink>
+    </w:p>
+    <w:p/>
+    <w:p/>
+    <w:p>
+      <w:r>
+        <w:t>All diese Prinzipien sorgen für bessere</w:t>
+      </w:r>
+      <w:r>
+        <w:t xml:space="preserve"> Wiederverwendbarkeit,</w:t>
+      </w:r>
+      <w:r>
+        <w:t xml:space="preserve"> Austauschbarkeit, </w:t>
+      </w:r>
+      <w:r>
+        <w:t xml:space="preserve">Testbarkeit, </w:t>
+      </w:r>
+      <w:r>
+        <w:t>Erweiterbarkeit und Modularität</w:t>
+      </w:r>
+      <w:r>
+        <w:t xml:space="preserve"> (getrennte Entwicklung)</w:t>
+      </w:r>
+      <w:r>
+        <w:t xml:space="preserve">. </w:t>
+      </w:r>
+    </w:p>
+    <w:p/>
+    <w:p>
+      <w:pPr>
+        <w:pStyle w:val="berschrift2"/>
+      </w:pPr>
+      <w:r>
         <w:t>Konkreter Projektaufbau</w:t>
       </w:r>
     </w:p>
@@ -148,15 +517,28 @@
         <w:spacing w:line="240" w:lineRule="auto"/>
       </w:pPr>
       <w:r>
-        <w:t>Projektmappe Hyperformer_ContactSplitter</w:t>
-      </w:r>
+        <w:t xml:space="preserve">Projektmappe </w:t>
+      </w:r>
+      <w:proofErr w:type="spellStart"/>
+      <w:r>
+        <w:t>Hyperformer_ContactSplitter</w:t>
+      </w:r>
+      <w:proofErr w:type="spellEnd"/>
     </w:p>
     <w:p>
       <w:pPr>
         <w:spacing w:line="240" w:lineRule="auto"/>
       </w:pPr>
       <w:r>
-        <w:t xml:space="preserve">|__ ContactsParser.Contracts    </w:t>
+        <w:t xml:space="preserve">|__ </w:t>
+      </w:r>
+      <w:proofErr w:type="spellStart"/>
+      <w:r>
+        <w:t>ContactsParser.Contracts</w:t>
+      </w:r>
+      <w:proofErr w:type="spellEnd"/>
+      <w:r>
+        <w:t xml:space="preserve">    </w:t>
       </w:r>
       <w:r>
         <w:tab/>
@@ -182,7 +564,15 @@
         <w:spacing w:line="240" w:lineRule="auto"/>
       </w:pPr>
       <w:r>
-        <w:t xml:space="preserve">|__ ContactParser               </w:t>
+        <w:t xml:space="preserve">|__ </w:t>
+      </w:r>
+      <w:proofErr w:type="spellStart"/>
+      <w:r>
+        <w:t>ContactParser</w:t>
+      </w:r>
+      <w:proofErr w:type="spellEnd"/>
+      <w:r>
+        <w:t xml:space="preserve">               </w:t>
       </w:r>
       <w:r>
         <w:tab/>
@@ -199,7 +589,15 @@
         <w:spacing w:line="240" w:lineRule="auto"/>
       </w:pPr>
       <w:r>
-        <w:t xml:space="preserve">|__ ContactSplitter.Control    </w:t>
+        <w:t xml:space="preserve">|__ </w:t>
+      </w:r>
+      <w:proofErr w:type="spellStart"/>
+      <w:r>
+        <w:t>ContactSplitter.Control</w:t>
+      </w:r>
+      <w:proofErr w:type="spellEnd"/>
+      <w:r>
+        <w:t xml:space="preserve">    </w:t>
       </w:r>
       <w:r>
         <w:tab/>
@@ -208,7 +606,19 @@
         <w:tab/>
       </w:r>
       <w:r>
-        <w:t xml:space="preserve">(UI-Element welches </w:t>
+        <w:t>(</w:t>
+      </w:r>
+      <w:r>
+        <w:t xml:space="preserve">Wiederverwendbares </w:t>
+      </w:r>
+      <w:r>
+        <w:t>UI-Element</w:t>
+      </w:r>
+      <w:r>
+        <w:t xml:space="preserve">, </w:t>
+      </w:r>
+      <w:r>
+        <w:t xml:space="preserve">welches </w:t>
       </w:r>
       <w:r>
         <w:t xml:space="preserve">Darstellung, </w:t>
@@ -230,12 +640,14 @@
       <w:r>
         <w:t xml:space="preserve">|__ </w:t>
       </w:r>
+      <w:proofErr w:type="spellStart"/>
       <w:r>
         <w:rPr>
           <w:b/>
         </w:rPr>
         <w:t>ContactSplitter</w:t>
       </w:r>
+      <w:proofErr w:type="spellEnd"/>
       <w:r>
         <w:t xml:space="preserve">             </w:t>
       </w:r>
@@ -254,8 +666,13 @@
         <w:spacing w:line="240" w:lineRule="auto"/>
       </w:pPr>
       <w:r>
-        <w:t>|__ ContactSplitter.DataStorage</w:t>
-      </w:r>
+        <w:t xml:space="preserve">|__ </w:t>
+      </w:r>
+      <w:proofErr w:type="spellStart"/>
+      <w:r>
+        <w:t>ContactSplitter.DataStorage</w:t>
+      </w:r>
+      <w:proofErr w:type="spellEnd"/>
       <w:r>
         <w:tab/>
         <w:t>(Datenhaltung aller Kontakte usw.)</w:t>
@@ -266,7 +683,15 @@
         <w:spacing w:line="240" w:lineRule="auto"/>
       </w:pPr>
       <w:r>
-        <w:t xml:space="preserve">|__ ContactSplitter.Tests       </w:t>
+        <w:t xml:space="preserve">|__ </w:t>
+      </w:r>
+      <w:proofErr w:type="spellStart"/>
+      <w:r>
+        <w:t>ContactSplitter.Tests</w:t>
+      </w:r>
+      <w:proofErr w:type="spellEnd"/>
+      <w:r>
+        <w:t xml:space="preserve">       </w:t>
       </w:r>
       <w:r>
         <w:tab/>
@@ -831,6 +1256,29 @@
       <w:szCs w:val="24"/>
     </w:rPr>
   </w:style>
+  <w:style w:type="character" w:styleId="Hyperlink">
+    <w:name w:val="Hyperlink"/>
+    <w:basedOn w:val="Absatz-Standardschriftart"/>
+    <w:uiPriority w:val="99"/>
+    <w:unhideWhenUsed/>
+    <w:rsid w:val="00C661ED"/>
+    <w:rPr>
+      <w:color w:val="0563C1" w:themeColor="hyperlink"/>
+      <w:u w:val="single"/>
+    </w:rPr>
+  </w:style>
+  <w:style w:type="character" w:styleId="NichtaufgelsteErwhnung">
+    <w:name w:val="Unresolved Mention"/>
+    <w:basedOn w:val="Absatz-Standardschriftart"/>
+    <w:uiPriority w:val="99"/>
+    <w:semiHidden/>
+    <w:unhideWhenUsed/>
+    <w:rsid w:val="00C661ED"/>
+    <w:rPr>
+      <w:color w:val="605E5C"/>
+      <w:shd w:val="clear" w:color="auto" w:fill="E1DFDD"/>
+    </w:rPr>
+  </w:style>
 </w:styles>
 </file>
 
@@ -1130,6 +1578,23 @@
 </file>
 
 <file path=customXml/item1.xml><?xml version="1.0" encoding="utf-8"?>
+<p:properties xmlns:p="http://schemas.microsoft.com/office/2006/metadata/properties" xmlns:xsi="http://www.w3.org/2001/XMLSchema-instance" xmlns:pc="http://schemas.microsoft.com/office/infopath/2007/PartnerControls">
+  <documentManagement>
+    <_activity xmlns="84ce651a-e28d-4e68-81c1-12757b1bac30" xsi:nil="true"/>
+  </documentManagement>
+</p:properties>
+</file>
+
+<file path=customXml/item2.xml><?xml version="1.0" encoding="utf-8"?>
+<?mso-contentType ?>
+<FormTemplates xmlns="http://schemas.microsoft.com/sharepoint/v3/contenttype/forms">
+  <Display>DocumentLibraryForm</Display>
+  <Edit>DocumentLibraryForm</Edit>
+  <New>DocumentLibraryForm</New>
+</FormTemplates>
+</file>
+
+<file path=customXml/item3.xml><?xml version="1.0" encoding="utf-8"?>
 <ct:contentTypeSchema xmlns:ct="http://schemas.microsoft.com/office/2006/metadata/contentType" xmlns:ma="http://schemas.microsoft.com/office/2006/metadata/properties/metaAttributes" ct:_="" ma:_="" ma:contentTypeName="Dokument" ma:contentTypeID="0x010100A38337EFE7BE7B409AF79633F7BE1B5F" ma:contentTypeVersion="12" ma:contentTypeDescription="Ein neues Dokument erstellen." ma:contentTypeScope="" ma:versionID="af509a0b8f6ef6dc1d88cb8f0e71fd31">
   <xsd:schema xmlns:xsd="http://www.w3.org/2001/XMLSchema" xmlns:xs="http://www.w3.org/2001/XMLSchema" xmlns:p="http://schemas.microsoft.com/office/2006/metadata/properties" xmlns:ns3="84ce651a-e28d-4e68-81c1-12757b1bac30" xmlns:ns4="1c55c1ce-ac50-4f3d-aa3c-6a9cfeeda7a4" targetNamespace="http://schemas.microsoft.com/office/2006/metadata/properties" ma:root="true" ma:fieldsID="72ee5615be5b539f53693c2d80c4b717" ns3:_="" ns4:_="">
     <xsd:import namespace="84ce651a-e28d-4e68-81c1-12757b1bac30"/>
@@ -1346,24 +1811,25 @@
 </ct:contentTypeSchema>
 </file>
 
-<file path=customXml/item2.xml><?xml version="1.0" encoding="utf-8"?>
-<?mso-contentType ?>
-<FormTemplates xmlns="http://schemas.microsoft.com/sharepoint/v3/contenttype/forms">
-  <Display>DocumentLibraryForm</Display>
-  <Edit>DocumentLibraryForm</Edit>
-  <New>DocumentLibraryForm</New>
-</FormTemplates>
+<file path=customXml/itemProps1.xml><?xml version="1.0" encoding="utf-8"?>
+<ds:datastoreItem xmlns:ds="http://schemas.openxmlformats.org/officeDocument/2006/customXml" ds:itemID="{EF19AF65-F834-4899-8769-D9C53809A992}">
+  <ds:schemaRefs>
+    <ds:schemaRef ds:uri="http://schemas.microsoft.com/office/2006/metadata/properties"/>
+    <ds:schemaRef ds:uri="http://schemas.microsoft.com/office/infopath/2007/PartnerControls"/>
+    <ds:schemaRef ds:uri="84ce651a-e28d-4e68-81c1-12757b1bac30"/>
+  </ds:schemaRefs>
+</ds:datastoreItem>
 </file>
 
-<file path=customXml/item3.xml><?xml version="1.0" encoding="utf-8"?>
-<p:properties xmlns:p="http://schemas.microsoft.com/office/2006/metadata/properties" xmlns:xsi="http://www.w3.org/2001/XMLSchema-instance" xmlns:pc="http://schemas.microsoft.com/office/infopath/2007/PartnerControls">
-  <documentManagement>
-    <_activity xmlns="84ce651a-e28d-4e68-81c1-12757b1bac30" xsi:nil="true"/>
-  </documentManagement>
-</p:properties>
+<file path=customXml/itemProps2.xml><?xml version="1.0" encoding="utf-8"?>
+<ds:datastoreItem xmlns:ds="http://schemas.openxmlformats.org/officeDocument/2006/customXml" ds:itemID="{C4D5DEE7-EC10-4B68-8EF6-4E054E99DDA0}">
+  <ds:schemaRefs>
+    <ds:schemaRef ds:uri="http://schemas.microsoft.com/sharepoint/v3/contenttype/forms"/>
+  </ds:schemaRefs>
+</ds:datastoreItem>
 </file>
 
-<file path=customXml/itemProps1.xml><?xml version="1.0" encoding="utf-8"?>
+<file path=customXml/itemProps3.xml><?xml version="1.0" encoding="utf-8"?>
 <ds:datastoreItem xmlns:ds="http://schemas.openxmlformats.org/officeDocument/2006/customXml" ds:itemID="{44D8C1AE-B5FF-47BE-9DE3-126F3CD3D4AB}">
   <ds:schemaRefs>
     <ds:schemaRef ds:uri="http://schemas.microsoft.com/office/2006/metadata/contentType"/>
@@ -1380,22 +1846,4 @@
     <ds:schemaRef ds:uri="http://schemas.microsoft.com/internal/obd"/>
   </ds:schemaRefs>
 </ds:datastoreItem>
-</file>
-
-<file path=customXml/itemProps2.xml><?xml version="1.0" encoding="utf-8"?>
-<ds:datastoreItem xmlns:ds="http://schemas.openxmlformats.org/officeDocument/2006/customXml" ds:itemID="{C4D5DEE7-EC10-4B68-8EF6-4E054E99DDA0}">
-  <ds:schemaRefs>
-    <ds:schemaRef ds:uri="http://schemas.microsoft.com/sharepoint/v3/contenttype/forms"/>
-  </ds:schemaRefs>
-</ds:datastoreItem>
-</file>
-
-<file path=customXml/itemProps3.xml><?xml version="1.0" encoding="utf-8"?>
-<ds:datastoreItem xmlns:ds="http://schemas.openxmlformats.org/officeDocument/2006/customXml" ds:itemID="{EF19AF65-F834-4899-8769-D9C53809A992}">
-  <ds:schemaRefs>
-    <ds:schemaRef ds:uri="http://schemas.microsoft.com/office/2006/metadata/properties"/>
-    <ds:schemaRef ds:uri="http://schemas.microsoft.com/office/infopath/2007/PartnerControls"/>
-    <ds:schemaRef ds:uri="84ce651a-e28d-4e68-81c1-12757b1bac30"/>
-  </ds:schemaRefs>
-</ds:datastoreItem>
 </file>
--- a/Documentation/Architektur.docx
+++ b/Documentation/Architektur.docx
@@ -290,7 +290,6 @@
         <w:t xml:space="preserve"> (Repository) manifestieren. </w:t>
       </w:r>
     </w:p>
-    <w:p/>
     <w:p>
       <w:pPr>
         <w:pStyle w:val="berschrift2"/>
@@ -361,7 +360,6 @@
         <w:t xml:space="preserve"> </w:t>
       </w:r>
     </w:p>
-    <w:p/>
     <w:p>
       <w:pPr>
         <w:pStyle w:val="berschrift2"/>
@@ -468,13 +466,7 @@
           <w:rPr>
             <w:rStyle w:val="Hyperlink"/>
           </w:rPr>
-          <w:t>ht</w:t>
-        </w:r>
-        <w:r>
-          <w:rPr>
-            <w:rStyle w:val="Hyperlink"/>
-          </w:rPr>
-          <w:t>tps://www.jetbrains.com/dotnet/guide/tutorials/resharper-essentials/</w:t>
+          <w:t>https://www.jetbrains.com/dotnet/guide/tutorials/resharper-essentials/</w:t>
         </w:r>
       </w:hyperlink>
     </w:p>
@@ -504,6 +496,135 @@
       </w:r>
     </w:p>
     <w:p/>
+    <w:p>
+      <w:pPr>
+        <w:pStyle w:val="berschrift2"/>
+      </w:pPr>
+      <w:r>
+        <w:lastRenderedPageBreak/>
+        <w:t>Anmerkungen zum Parser</w:t>
+      </w:r>
+    </w:p>
+    <w:p>
+      <w:r>
+        <w:t xml:space="preserve">Für eine Verbesserte Nutzererfahrung gibt es zwei Varianten des Parsers, welche der Nutzer in den Einstellungen </w:t>
+      </w:r>
+      <w:r>
+        <w:t>auswählen kann.</w:t>
+      </w:r>
+    </w:p>
+    <w:p>
+      <w:r>
+        <w:t xml:space="preserve">Offline </w:t>
+      </w:r>
+      <w:r>
+        <w:t xml:space="preserve">(Default) </w:t>
+      </w:r>
+      <w:r>
+        <w:t xml:space="preserve">Parser: </w:t>
+      </w:r>
+      <w:r>
+        <w:t xml:space="preserve">Parst </w:t>
+      </w:r>
+      <w:r>
+        <w:t xml:space="preserve">die Nutzereingabe mittels </w:t>
+      </w:r>
+      <w:r>
+        <w:t xml:space="preserve">logischer </w:t>
+      </w:r>
+      <w:r>
+        <w:t>programmatischer</w:t>
+      </w:r>
+      <w:r>
+        <w:t xml:space="preserve"> Text</w:t>
+      </w:r>
+      <w:r>
+        <w:t>analyseanalyse</w:t>
+      </w:r>
+      <w:r>
+        <w:t xml:space="preserve">. </w:t>
+      </w:r>
+      <w:r>
+        <w:t>Liefert korrekte Ergebnisse</w:t>
+      </w:r>
+      <w:r>
+        <w:t xml:space="preserve">, kann jedoch keine Inferenz mit Weltwissen betreiben (z.B. von dem Namen </w:t>
+      </w:r>
+      <w:r>
+        <w:t>‚</w:t>
+      </w:r>
+      <w:r>
+        <w:t>Hans</w:t>
+      </w:r>
+      <w:r>
+        <w:t>‘</w:t>
+      </w:r>
+      <w:r>
+        <w:t xml:space="preserve"> auf das Geschlecht </w:t>
+      </w:r>
+      <w:r>
+        <w:t>‚m</w:t>
+      </w:r>
+      <w:r>
+        <w:t>ännlich</w:t>
+      </w:r>
+      <w:r>
+        <w:t>‘</w:t>
+      </w:r>
+      <w:r>
+        <w:t xml:space="preserve"> schließen).</w:t>
+      </w:r>
+    </w:p>
+    <w:p>
+      <w:r>
+        <w:t>Online (GPT) Parser</w:t>
+      </w:r>
+      <w:r>
+        <w:t xml:space="preserve">: </w:t>
+      </w:r>
+      <w:r>
+        <w:t xml:space="preserve">Verwendet das </w:t>
+      </w:r>
+      <w:r>
+        <w:t>Sprachmodel</w:t>
+      </w:r>
+      <w:r>
+        <w:t xml:space="preserve"> GPT3.5</w:t>
+      </w:r>
+      <w:r>
+        <w:t xml:space="preserve">. </w:t>
+      </w:r>
+      <w:r>
+        <w:t>Durch das breite Weltwissen</w:t>
+      </w:r>
+      <w:r>
+        <w:t xml:space="preserve">, welches das vortrainierte </w:t>
+      </w:r>
+      <w:r>
+        <w:t xml:space="preserve">Natural Language Processing Modell besitzt, </w:t>
+      </w:r>
+      <w:r>
+        <w:t>kann neben dem Parsen auch logische Inferenz betrieben werden. So kann beispielsweise von dem Namen ‚Hans‘</w:t>
+      </w:r>
+      <w:r>
+        <w:t xml:space="preserve"> </w:t>
+      </w:r>
+      <w:r>
+        <w:t xml:space="preserve">auf das Geschlecht </w:t>
+      </w:r>
+      <w:r>
+        <w:t>‚m</w:t>
+      </w:r>
+      <w:r>
+        <w:t>ännlich</w:t>
+      </w:r>
+      <w:r>
+        <w:t xml:space="preserve">‘ </w:t>
+      </w:r>
+      <w:r>
+        <w:t xml:space="preserve">geschlossen werden. </w:t>
+      </w:r>
+    </w:p>
     <w:p>
       <w:pPr>
         <w:pStyle w:val="berschrift2"/>
@@ -1578,23 +1699,6 @@
 </file>
 
 <file path=customXml/item1.xml><?xml version="1.0" encoding="utf-8"?>
-<p:properties xmlns:p="http://schemas.microsoft.com/office/2006/metadata/properties" xmlns:xsi="http://www.w3.org/2001/XMLSchema-instance" xmlns:pc="http://schemas.microsoft.com/office/infopath/2007/PartnerControls">
-  <documentManagement>
-    <_activity xmlns="84ce651a-e28d-4e68-81c1-12757b1bac30" xsi:nil="true"/>
-  </documentManagement>
-</p:properties>
-</file>
-
-<file path=customXml/item2.xml><?xml version="1.0" encoding="utf-8"?>
-<?mso-contentType ?>
-<FormTemplates xmlns="http://schemas.microsoft.com/sharepoint/v3/contenttype/forms">
-  <Display>DocumentLibraryForm</Display>
-  <Edit>DocumentLibraryForm</Edit>
-  <New>DocumentLibraryForm</New>
-</FormTemplates>
-</file>
-
-<file path=customXml/item3.xml><?xml version="1.0" encoding="utf-8"?>
 <ct:contentTypeSchema xmlns:ct="http://schemas.microsoft.com/office/2006/metadata/contentType" xmlns:ma="http://schemas.microsoft.com/office/2006/metadata/properties/metaAttributes" ct:_="" ma:_="" ma:contentTypeName="Dokument" ma:contentTypeID="0x010100A38337EFE7BE7B409AF79633F7BE1B5F" ma:contentTypeVersion="12" ma:contentTypeDescription="Ein neues Dokument erstellen." ma:contentTypeScope="" ma:versionID="af509a0b8f6ef6dc1d88cb8f0e71fd31">
   <xsd:schema xmlns:xsd="http://www.w3.org/2001/XMLSchema" xmlns:xs="http://www.w3.org/2001/XMLSchema" xmlns:p="http://schemas.microsoft.com/office/2006/metadata/properties" xmlns:ns3="84ce651a-e28d-4e68-81c1-12757b1bac30" xmlns:ns4="1c55c1ce-ac50-4f3d-aa3c-6a9cfeeda7a4" targetNamespace="http://schemas.microsoft.com/office/2006/metadata/properties" ma:root="true" ma:fieldsID="72ee5615be5b539f53693c2d80c4b717" ns3:_="" ns4:_="">
     <xsd:import namespace="84ce651a-e28d-4e68-81c1-12757b1bac30"/>
@@ -1811,25 +1915,24 @@
 </ct:contentTypeSchema>
 </file>
 
-<file path=customXml/itemProps1.xml><?xml version="1.0" encoding="utf-8"?>
-<ds:datastoreItem xmlns:ds="http://schemas.openxmlformats.org/officeDocument/2006/customXml" ds:itemID="{EF19AF65-F834-4899-8769-D9C53809A992}">
-  <ds:schemaRefs>
-    <ds:schemaRef ds:uri="http://schemas.microsoft.com/office/2006/metadata/properties"/>
-    <ds:schemaRef ds:uri="http://schemas.microsoft.com/office/infopath/2007/PartnerControls"/>
-    <ds:schemaRef ds:uri="84ce651a-e28d-4e68-81c1-12757b1bac30"/>
-  </ds:schemaRefs>
-</ds:datastoreItem>
+<file path=customXml/item2.xml><?xml version="1.0" encoding="utf-8"?>
+<?mso-contentType ?>
+<FormTemplates xmlns="http://schemas.microsoft.com/sharepoint/v3/contenttype/forms">
+  <Display>DocumentLibraryForm</Display>
+  <Edit>DocumentLibraryForm</Edit>
+  <New>DocumentLibraryForm</New>
+</FormTemplates>
 </file>
 
-<file path=customXml/itemProps2.xml><?xml version="1.0" encoding="utf-8"?>
-<ds:datastoreItem xmlns:ds="http://schemas.openxmlformats.org/officeDocument/2006/customXml" ds:itemID="{C4D5DEE7-EC10-4B68-8EF6-4E054E99DDA0}">
-  <ds:schemaRefs>
-    <ds:schemaRef ds:uri="http://schemas.microsoft.com/sharepoint/v3/contenttype/forms"/>
-  </ds:schemaRefs>
-</ds:datastoreItem>
+<file path=customXml/item3.xml><?xml version="1.0" encoding="utf-8"?>
+<p:properties xmlns:p="http://schemas.microsoft.com/office/2006/metadata/properties" xmlns:xsi="http://www.w3.org/2001/XMLSchema-instance" xmlns:pc="http://schemas.microsoft.com/office/infopath/2007/PartnerControls">
+  <documentManagement>
+    <_activity xmlns="84ce651a-e28d-4e68-81c1-12757b1bac30" xsi:nil="true"/>
+  </documentManagement>
+</p:properties>
 </file>
 
-<file path=customXml/itemProps3.xml><?xml version="1.0" encoding="utf-8"?>
+<file path=customXml/itemProps1.xml><?xml version="1.0" encoding="utf-8"?>
 <ds:datastoreItem xmlns:ds="http://schemas.openxmlformats.org/officeDocument/2006/customXml" ds:itemID="{44D8C1AE-B5FF-47BE-9DE3-126F3CD3D4AB}">
   <ds:schemaRefs>
     <ds:schemaRef ds:uri="http://schemas.microsoft.com/office/2006/metadata/contentType"/>
@@ -1846,4 +1949,22 @@
     <ds:schemaRef ds:uri="http://schemas.microsoft.com/internal/obd"/>
   </ds:schemaRefs>
 </ds:datastoreItem>
+</file>
+
+<file path=customXml/itemProps2.xml><?xml version="1.0" encoding="utf-8"?>
+<ds:datastoreItem xmlns:ds="http://schemas.openxmlformats.org/officeDocument/2006/customXml" ds:itemID="{C4D5DEE7-EC10-4B68-8EF6-4E054E99DDA0}">
+  <ds:schemaRefs>
+    <ds:schemaRef ds:uri="http://schemas.microsoft.com/sharepoint/v3/contenttype/forms"/>
+  </ds:schemaRefs>
+</ds:datastoreItem>
+</file>
+
+<file path=customXml/itemProps3.xml><?xml version="1.0" encoding="utf-8"?>
+<ds:datastoreItem xmlns:ds="http://schemas.openxmlformats.org/officeDocument/2006/customXml" ds:itemID="{EF19AF65-F834-4899-8769-D9C53809A992}">
+  <ds:schemaRefs>
+    <ds:schemaRef ds:uri="http://schemas.microsoft.com/office/2006/metadata/properties"/>
+    <ds:schemaRef ds:uri="http://schemas.microsoft.com/office/infopath/2007/PartnerControls"/>
+    <ds:schemaRef ds:uri="84ce651a-e28d-4e68-81c1-12757b1bac30"/>
+  </ds:schemaRefs>
+</ds:datastoreItem>
 </file>
--- a/Documentation/Architektur.docx
+++ b/Documentation/Architektur.docx
@@ -623,6 +623,21 @@
       </w:r>
       <w:r>
         <w:t xml:space="preserve">geschlossen werden. </w:t>
+      </w:r>
+      <w:r>
+        <w:t xml:space="preserve">Dieser Parser benötigt eine Internetverbindung </w:t>
+      </w:r>
+      <w:r>
+        <w:t xml:space="preserve">und </w:t>
+      </w:r>
+      <w:r>
+        <w:t xml:space="preserve">ist nicht streng </w:t>
+      </w:r>
+      <w:r>
+        <w:t>deterministisch</w:t>
+      </w:r>
+      <w:r>
+        <w:t>. Die Ergebnisse können bei gleichen Eingaben unterschiedlich sein.</w:t>
       </w:r>
     </w:p>
     <w:p>
@@ -1699,6 +1714,23 @@
 </file>
 
 <file path=customXml/item1.xml><?xml version="1.0" encoding="utf-8"?>
+<p:properties xmlns:p="http://schemas.microsoft.com/office/2006/metadata/properties" xmlns:xsi="http://www.w3.org/2001/XMLSchema-instance" xmlns:pc="http://schemas.microsoft.com/office/infopath/2007/PartnerControls">
+  <documentManagement>
+    <_activity xmlns="84ce651a-e28d-4e68-81c1-12757b1bac30" xsi:nil="true"/>
+  </documentManagement>
+</p:properties>
+</file>
+
+<file path=customXml/item2.xml><?xml version="1.0" encoding="utf-8"?>
+<?mso-contentType ?>
+<FormTemplates xmlns="http://schemas.microsoft.com/sharepoint/v3/contenttype/forms">
+  <Display>DocumentLibraryForm</Display>
+  <Edit>DocumentLibraryForm</Edit>
+  <New>DocumentLibraryForm</New>
+</FormTemplates>
+</file>
+
+<file path=customXml/item3.xml><?xml version="1.0" encoding="utf-8"?>
 <ct:contentTypeSchema xmlns:ct="http://schemas.microsoft.com/office/2006/metadata/contentType" xmlns:ma="http://schemas.microsoft.com/office/2006/metadata/properties/metaAttributes" ct:_="" ma:_="" ma:contentTypeName="Dokument" ma:contentTypeID="0x010100A38337EFE7BE7B409AF79633F7BE1B5F" ma:contentTypeVersion="12" ma:contentTypeDescription="Ein neues Dokument erstellen." ma:contentTypeScope="" ma:versionID="af509a0b8f6ef6dc1d88cb8f0e71fd31">
   <xsd:schema xmlns:xsd="http://www.w3.org/2001/XMLSchema" xmlns:xs="http://www.w3.org/2001/XMLSchema" xmlns:p="http://schemas.microsoft.com/office/2006/metadata/properties" xmlns:ns3="84ce651a-e28d-4e68-81c1-12757b1bac30" xmlns:ns4="1c55c1ce-ac50-4f3d-aa3c-6a9cfeeda7a4" targetNamespace="http://schemas.microsoft.com/office/2006/metadata/properties" ma:root="true" ma:fieldsID="72ee5615be5b539f53693c2d80c4b717" ns3:_="" ns4:_="">
     <xsd:import namespace="84ce651a-e28d-4e68-81c1-12757b1bac30"/>
@@ -1915,24 +1947,25 @@
 </ct:contentTypeSchema>
 </file>
 
-<file path=customXml/item2.xml><?xml version="1.0" encoding="utf-8"?>
-<?mso-contentType ?>
-<FormTemplates xmlns="http://schemas.microsoft.com/sharepoint/v3/contenttype/forms">
-  <Display>DocumentLibraryForm</Display>
-  <Edit>DocumentLibraryForm</Edit>
-  <New>DocumentLibraryForm</New>
-</FormTemplates>
+<file path=customXml/itemProps1.xml><?xml version="1.0" encoding="utf-8"?>
+<ds:datastoreItem xmlns:ds="http://schemas.openxmlformats.org/officeDocument/2006/customXml" ds:itemID="{EF19AF65-F834-4899-8769-D9C53809A992}">
+  <ds:schemaRefs>
+    <ds:schemaRef ds:uri="http://schemas.microsoft.com/office/2006/metadata/properties"/>
+    <ds:schemaRef ds:uri="http://schemas.microsoft.com/office/infopath/2007/PartnerControls"/>
+    <ds:schemaRef ds:uri="84ce651a-e28d-4e68-81c1-12757b1bac30"/>
+  </ds:schemaRefs>
+</ds:datastoreItem>
 </file>
 
-<file path=customXml/item3.xml><?xml version="1.0" encoding="utf-8"?>
-<p:properties xmlns:p="http://schemas.microsoft.com/office/2006/metadata/properties" xmlns:xsi="http://www.w3.org/2001/XMLSchema-instance" xmlns:pc="http://schemas.microsoft.com/office/infopath/2007/PartnerControls">
-  <documentManagement>
-    <_activity xmlns="84ce651a-e28d-4e68-81c1-12757b1bac30" xsi:nil="true"/>
-  </documentManagement>
-</p:properties>
+<file path=customXml/itemProps2.xml><?xml version="1.0" encoding="utf-8"?>
+<ds:datastoreItem xmlns:ds="http://schemas.openxmlformats.org/officeDocument/2006/customXml" ds:itemID="{C4D5DEE7-EC10-4B68-8EF6-4E054E99DDA0}">
+  <ds:schemaRefs>
+    <ds:schemaRef ds:uri="http://schemas.microsoft.com/sharepoint/v3/contenttype/forms"/>
+  </ds:schemaRefs>
+</ds:datastoreItem>
 </file>
 
-<file path=customXml/itemProps1.xml><?xml version="1.0" encoding="utf-8"?>
+<file path=customXml/itemProps3.xml><?xml version="1.0" encoding="utf-8"?>
 <ds:datastoreItem xmlns:ds="http://schemas.openxmlformats.org/officeDocument/2006/customXml" ds:itemID="{44D8C1AE-B5FF-47BE-9DE3-126F3CD3D4AB}">
   <ds:schemaRefs>
     <ds:schemaRef ds:uri="http://schemas.microsoft.com/office/2006/metadata/contentType"/>
@@ -1949,22 +1982,4 @@
     <ds:schemaRef ds:uri="http://schemas.microsoft.com/internal/obd"/>
   </ds:schemaRefs>
 </ds:datastoreItem>
-</file>
-
-<file path=customXml/itemProps2.xml><?xml version="1.0" encoding="utf-8"?>
-<ds:datastoreItem xmlns:ds="http://schemas.openxmlformats.org/officeDocument/2006/customXml" ds:itemID="{C4D5DEE7-EC10-4B68-8EF6-4E054E99DDA0}">
-  <ds:schemaRefs>
-    <ds:schemaRef ds:uri="http://schemas.microsoft.com/sharepoint/v3/contenttype/forms"/>
-  </ds:schemaRefs>
-</ds:datastoreItem>
-</file>
-
-<file path=customXml/itemProps3.xml><?xml version="1.0" encoding="utf-8"?>
-<ds:datastoreItem xmlns:ds="http://schemas.openxmlformats.org/officeDocument/2006/customXml" ds:itemID="{EF19AF65-F834-4899-8769-D9C53809A992}">
-  <ds:schemaRefs>
-    <ds:schemaRef ds:uri="http://schemas.microsoft.com/office/2006/metadata/properties"/>
-    <ds:schemaRef ds:uri="http://schemas.microsoft.com/office/infopath/2007/PartnerControls"/>
-    <ds:schemaRef ds:uri="84ce651a-e28d-4e68-81c1-12757b1bac30"/>
-  </ds:schemaRefs>
-</ds:datastoreItem>
 </file>
--- a/Documentation/Architektur.docx
+++ b/Documentation/Architektur.docx
@@ -2,12 +2,332 @@
 <file path=word/document.xml><?xml version="1.0" encoding="utf-8"?>
 <w:document xmlns:wpc="http://schemas.microsoft.com/office/word/2010/wordprocessingCanvas" xmlns:cx="http://schemas.microsoft.com/office/drawing/2014/chartex" xmlns:cx1="http://schemas.microsoft.com/office/drawing/2015/9/8/chartex" xmlns:cx2="http://schemas.microsoft.com/office/drawing/2015/10/21/chartex" xmlns:cx3="http://schemas.microsoft.com/office/drawing/2016/5/9/chartex" xmlns:cx4="http://schemas.microsoft.com/office/drawing/2016/5/10/chartex" xmlns:cx5="http://schemas.microsoft.com/office/drawing/2016/5/11/chartex" xmlns:cx6="http://schemas.microsoft.com/office/drawing/2016/5/12/chartex" xmlns:cx7="http://schemas.microsoft.com/office/drawing/2016/5/13/chartex" xmlns:cx8="http://schemas.microsoft.com/office/drawing/2016/5/14/chartex" xmlns:mc="http://schemas.openxmlformats.org/markup-compatibility/2006" xmlns:aink="http://schemas.microsoft.com/office/drawing/2016/ink" xmlns:am3d="http://schemas.microsoft.com/office/drawing/2017/model3d" xmlns:o="urn:schemas-microsoft-com:office:office" xmlns:oel="http://schemas.microsoft.com/office/2019/extlst" xmlns:r="http://schemas.openxmlformats.org/officeDocument/2006/relationships" xmlns:m="http://schemas.openxmlformats.org/officeDocument/2006/math" xmlns:v="urn:schemas-microsoft-com:vml" xmlns:wp14="http://schemas.microsoft.com/office/word/2010/wordprocessingDrawing" xmlns:wp="http://schemas.openxmlformats.org/drawingml/2006/wordprocessingDrawing" xmlns:w10="urn:schemas-microsoft-com:office:word" xmlns:w="http://schemas.openxmlformats.org/wordprocessingml/2006/main" xmlns:w14="http://schemas.microsoft.com/office/word/2010/wordml" xmlns:w15="http://schemas.microsoft.com/office/word/2012/wordml" xmlns:w16cex="http://schemas.microsoft.com/office/word/2018/wordml/cex" xmlns:w16cid="http://schemas.microsoft.com/office/word/2016/wordml/cid" xmlns:w16="http://schemas.microsoft.com/office/word/2018/wordml" xmlns:w16du="http://schemas.microsoft.com/office/word/2023/wordml/word16du" xmlns:w16sdtdh="http://schemas.microsoft.com/office/word/2020/wordml/sdtdatahash" xmlns:w16se="http://schemas.microsoft.com/office/word/2015/wordml/symex" xmlns:wpg="http://schemas.microsoft.com/office/word/2010/wordprocessingGroup" xmlns:wpi="http://schemas.microsoft.com/office/word/2010/wordprocessingInk" xmlns:wne="http://schemas.microsoft.com/office/word/2006/wordml" xmlns:wps="http://schemas.microsoft.com/office/word/2010/wordprocessingShape" mc:Ignorable="w14 w15 w16se w16cid w16 w16cex w16sdtdh wp14">
   <w:body>
+    <w:p/>
+    <w:p>
+      <w:pPr>
+        <w:rPr>
+          <w:b/>
+          <w:bCs/>
+          <w:noProof/>
+          <w:sz w:val="28"/>
+          <w:szCs w:val="28"/>
+        </w:rPr>
+      </w:pPr>
+    </w:p>
+    <w:p>
+      <w:r>
+        <w:rPr>
+          <w:b/>
+          <w:bCs/>
+          <w:noProof/>
+          <w:sz w:val="28"/>
+          <w:szCs w:val="28"/>
+        </w:rPr>
+        <w:drawing>
+          <wp:anchor distT="0" distB="0" distL="114300" distR="114300" simplePos="0" relativeHeight="251659264" behindDoc="1" locked="0" layoutInCell="1" allowOverlap="1" wp14:anchorId="29FBBE9F" wp14:editId="57290C0D">
+            <wp:simplePos x="0" y="0"/>
+            <wp:positionH relativeFrom="column">
+              <wp:posOffset>1071880</wp:posOffset>
+            </wp:positionH>
+            <wp:positionV relativeFrom="paragraph">
+              <wp:posOffset>31115</wp:posOffset>
+            </wp:positionV>
+            <wp:extent cx="3562350" cy="709295"/>
+            <wp:effectExtent l="0" t="0" r="0" b="0"/>
+            <wp:wrapNone/>
+            <wp:docPr id="6" name="Grafik 6" descr="Aktivierung / Passworteingabe für neue Benutzerkonten">
+              <a:hlinkClick xmlns:a="http://schemas.openxmlformats.org/drawingml/2006/main" r:id="rId9"/>
+            </wp:docPr>
+            <wp:cNvGraphicFramePr>
+              <a:graphicFrameLocks xmlns:a="http://schemas.openxmlformats.org/drawingml/2006/main" noChangeAspect="1"/>
+            </wp:cNvGraphicFramePr>
+            <a:graphic xmlns:a="http://schemas.openxmlformats.org/drawingml/2006/main">
+              <a:graphicData uri="http://schemas.openxmlformats.org/drawingml/2006/picture">
+                <pic:pic xmlns:pic="http://schemas.openxmlformats.org/drawingml/2006/picture">
+                  <pic:nvPicPr>
+                    <pic:cNvPr id="6" name="Grafik 6" descr="Aktivierung / Passworteingabe für neue Benutzerkonten">
+                      <a:hlinkClick r:id="rId9"/>
+                    </pic:cNvPr>
+                    <pic:cNvPicPr>
+                      <a:picLocks noChangeAspect="1" noChangeArrowheads="1"/>
+                    </pic:cNvPicPr>
+                  </pic:nvPicPr>
+                  <pic:blipFill rotWithShape="1">
+                    <a:blip r:embed="rId10" cstate="print">
+                      <a:extLst>
+                        <a:ext uri="{28A0092B-C50C-407E-A947-70E740481C1C}">
+                          <a14:useLocalDpi xmlns:a14="http://schemas.microsoft.com/office/drawing/2010/main" val="0"/>
+                        </a:ext>
+                      </a:extLst>
+                    </a:blip>
+                    <a:srcRect l="5564" r="25068"/>
+                    <a:stretch/>
+                  </pic:blipFill>
+                  <pic:spPr bwMode="auto">
+                    <a:xfrm>
+                      <a:off x="0" y="0"/>
+                      <a:ext cx="3562350" cy="709295"/>
+                    </a:xfrm>
+                    <a:prstGeom prst="rect">
+                      <a:avLst/>
+                    </a:prstGeom>
+                    <a:noFill/>
+                    <a:ln>
+                      <a:noFill/>
+                    </a:ln>
+                    <a:extLst>
+                      <a:ext uri="{53640926-AAD7-44D8-BBD7-CCE9431645EC}">
+                        <a14:shadowObscured xmlns:a14="http://schemas.microsoft.com/office/drawing/2010/main"/>
+                      </a:ext>
+                    </a:extLst>
+                  </pic:spPr>
+                </pic:pic>
+              </a:graphicData>
+            </a:graphic>
+            <wp14:sizeRelH relativeFrom="page">
+              <wp14:pctWidth>0</wp14:pctWidth>
+            </wp14:sizeRelH>
+            <wp14:sizeRelV relativeFrom="page">
+              <wp14:pctHeight>0</wp14:pctHeight>
+            </wp14:sizeRelV>
+          </wp:anchor>
+        </w:drawing>
+      </w:r>
+    </w:p>
+    <w:p/>
+    <w:p/>
+    <w:p/>
+    <w:p/>
+    <w:p>
+      <w:pPr>
+        <w:jc w:val="center"/>
+        <w:rPr>
+          <w:color w:val="A6A6A6" w:themeColor="background1" w:themeShade="A6"/>
+          <w:sz w:val="40"/>
+          <w:szCs w:val="40"/>
+          <w:lang w:val="en-US"/>
+        </w:rPr>
+      </w:pPr>
+      <w:proofErr w:type="spellStart"/>
+      <w:r>
+        <w:rPr>
+          <w:color w:val="A6A6A6" w:themeColor="background1" w:themeShade="A6"/>
+          <w:sz w:val="40"/>
+          <w:szCs w:val="40"/>
+          <w:lang w:val="en-US"/>
+        </w:rPr>
+        <w:t>Softwarequalität</w:t>
+      </w:r>
+      <w:proofErr w:type="spellEnd"/>
+    </w:p>
+    <w:p>
+      <w:pPr>
+        <w:jc w:val="center"/>
+        <w:rPr>
+          <w:sz w:val="40"/>
+          <w:szCs w:val="40"/>
+          <w:lang w:val="en-US"/>
+        </w:rPr>
+      </w:pPr>
+      <w:r>
+        <w:rPr>
+          <w:color w:val="A6A6A6" w:themeColor="background1" w:themeShade="A6"/>
+          <w:sz w:val="40"/>
+          <w:szCs w:val="40"/>
+          <w:lang w:val="en-US"/>
+        </w:rPr>
+        <w:t>HOR-TInf2020/1</w:t>
+      </w:r>
+      <w:r>
+        <w:rPr>
+          <w:sz w:val="40"/>
+          <w:szCs w:val="40"/>
+          <w:lang w:val="en-US"/>
+        </w:rPr>
+        <w:cr/>
+      </w:r>
+    </w:p>
+    <w:p>
+      <w:pPr>
+        <w:jc w:val="center"/>
+        <w:rPr>
+          <w:sz w:val="40"/>
+          <w:szCs w:val="40"/>
+          <w:lang w:val="en-US"/>
+        </w:rPr>
+      </w:pPr>
+    </w:p>
+    <w:p>
+      <w:pPr>
+        <w:rPr>
+          <w:color w:val="A6A6A6" w:themeColor="background1" w:themeShade="A6"/>
+          <w:sz w:val="44"/>
+          <w:szCs w:val="44"/>
+        </w:rPr>
+      </w:pPr>
+    </w:p>
+    <w:p>
+      <w:pPr>
+        <w:jc w:val="center"/>
+        <w:rPr>
+          <w:color w:val="A6A6A6" w:themeColor="background1" w:themeShade="A6"/>
+          <w:sz w:val="40"/>
+          <w:szCs w:val="40"/>
+        </w:rPr>
+      </w:pPr>
+      <w:r>
+        <w:rPr>
+          <w:color w:val="A6A6A6" w:themeColor="background1" w:themeShade="A6"/>
+          <w:sz w:val="40"/>
+          <w:szCs w:val="40"/>
+        </w:rPr>
+        <w:t>Gruppenarbeit</w:t>
+      </w:r>
+    </w:p>
+    <w:p>
+      <w:pPr>
+        <w:jc w:val="center"/>
+        <w:rPr>
+          <w:color w:val="A6A6A6" w:themeColor="background1" w:themeShade="A6"/>
+          <w:sz w:val="40"/>
+          <w:szCs w:val="40"/>
+        </w:rPr>
+      </w:pPr>
+      <w:proofErr w:type="spellStart"/>
+      <w:r>
+        <w:rPr>
+          <w:color w:val="A6A6A6" w:themeColor="background1" w:themeShade="A6"/>
+          <w:sz w:val="40"/>
+          <w:szCs w:val="40"/>
+        </w:rPr>
+        <w:t>Hyperformer_ContactSplitter</w:t>
+      </w:r>
+      <w:proofErr w:type="spellEnd"/>
+    </w:p>
+    <w:p>
+      <w:pPr>
+        <w:jc w:val="center"/>
+        <w:rPr>
+          <w:color w:val="A6A6A6" w:themeColor="background1" w:themeShade="A6"/>
+          <w:sz w:val="48"/>
+          <w:szCs w:val="48"/>
+        </w:rPr>
+      </w:pPr>
+      <w:r>
+        <w:rPr>
+          <w:color w:val="A6A6A6" w:themeColor="background1" w:themeShade="A6"/>
+          <w:sz w:val="48"/>
+          <w:szCs w:val="48"/>
+        </w:rPr>
+        <w:t>Anwendungsdokumentation</w:t>
+      </w:r>
+    </w:p>
+    <w:p>
+      <w:pPr>
+        <w:jc w:val="center"/>
+        <w:rPr>
+          <w:color w:val="A6A6A6" w:themeColor="background1" w:themeShade="A6"/>
+          <w:sz w:val="48"/>
+          <w:szCs w:val="48"/>
+        </w:rPr>
+      </w:pPr>
+    </w:p>
+    <w:p>
+      <w:pPr>
+        <w:jc w:val="center"/>
+        <w:rPr>
+          <w:color w:val="A6A6A6" w:themeColor="background1" w:themeShade="A6"/>
+          <w:sz w:val="48"/>
+          <w:szCs w:val="48"/>
+        </w:rPr>
+      </w:pPr>
+    </w:p>
+    <w:p>
+      <w:pPr>
+        <w:jc w:val="center"/>
+        <w:rPr>
+          <w:color w:val="A6A6A6" w:themeColor="background1" w:themeShade="A6"/>
+          <w:sz w:val="48"/>
+          <w:szCs w:val="48"/>
+        </w:rPr>
+      </w:pPr>
+    </w:p>
+    <w:p>
+      <w:pPr>
+        <w:jc w:val="center"/>
+        <w:rPr>
+          <w:color w:val="A6A6A6" w:themeColor="background1" w:themeShade="A6"/>
+          <w:sz w:val="40"/>
+          <w:szCs w:val="40"/>
+        </w:rPr>
+      </w:pPr>
+      <w:r>
+        <w:rPr>
+          <w:color w:val="A6A6A6" w:themeColor="background1" w:themeShade="A6"/>
+          <w:sz w:val="40"/>
+          <w:szCs w:val="40"/>
+        </w:rPr>
+        <w:t>12.05.2023</w:t>
+      </w:r>
+    </w:p>
+    <w:p>
+      <w:pPr>
+        <w:jc w:val="center"/>
+        <w:rPr>
+          <w:color w:val="A6A6A6" w:themeColor="background1" w:themeShade="A6"/>
+          <w:sz w:val="48"/>
+          <w:szCs w:val="48"/>
+        </w:rPr>
+      </w:pPr>
+    </w:p>
+    <w:p>
+      <w:pPr>
+        <w:jc w:val="center"/>
+        <w:rPr>
+          <w:color w:val="A6A6A6" w:themeColor="background1" w:themeShade="A6"/>
+          <w:sz w:val="40"/>
+          <w:szCs w:val="40"/>
+          <w:lang w:val="en-US"/>
+        </w:rPr>
+      </w:pPr>
+      <w:r>
+        <w:rPr>
+          <w:color w:val="A6A6A6" w:themeColor="background1" w:themeShade="A6"/>
+          <w:sz w:val="40"/>
+          <w:szCs w:val="40"/>
+          <w:lang w:val="en-US"/>
+        </w:rPr>
+        <w:t xml:space="preserve">Dipl.-Math. Christian </w:t>
+      </w:r>
+      <w:proofErr w:type="spellStart"/>
+      <w:r>
+        <w:rPr>
+          <w:color w:val="A6A6A6" w:themeColor="background1" w:themeShade="A6"/>
+          <w:sz w:val="40"/>
+          <w:szCs w:val="40"/>
+          <w:lang w:val="en-US"/>
+        </w:rPr>
+        <w:t>Hübscher</w:t>
+      </w:r>
+      <w:proofErr w:type="spellEnd"/>
+    </w:p>
+    <w:p>
+      <w:pPr>
+        <w:rPr>
+          <w:rFonts w:asciiTheme="majorHAnsi" w:eastAsiaTheme="majorEastAsia" w:hAnsiTheme="majorHAnsi" w:cstheme="majorBidi"/>
+          <w:color w:val="2F5496" w:themeColor="accent1" w:themeShade="BF"/>
+          <w:sz w:val="32"/>
+          <w:szCs w:val="32"/>
+        </w:rPr>
+      </w:pPr>
+    </w:p>
     <w:p>
       <w:pPr>
         <w:pStyle w:val="berschrift1"/>
       </w:pPr>
       <w:proofErr w:type="spellStart"/>
       <w:r>
+        <w:lastRenderedPageBreak/>
         <w:t>Hyperformer_ContactSplitter</w:t>
       </w:r>
       <w:proofErr w:type="spellEnd"/>
@@ -205,11 +525,7 @@
         <w:t xml:space="preserve"> Testbarkeit, Wiederverwendbarkeit und Austauschbarkeit der Komponenten und Klassen und erhöhen jeweils die Modularität.</w:t>
       </w:r>
     </w:p>
-    <w:p>
-      <w:pPr>
-        <w:pStyle w:val="berschrift3"/>
-      </w:pPr>
-    </w:p>
+    <w:p/>
     <w:p>
       <w:pPr>
         <w:pStyle w:val="berschrift2"/>
@@ -371,6 +687,12 @@
       <w:proofErr w:type="spellEnd"/>
     </w:p>
     <w:p>
+      <w:pPr>
+        <w:rPr>
+          <w:color w:val="0563C1" w:themeColor="hyperlink"/>
+          <w:u w:val="single"/>
+        </w:rPr>
+      </w:pPr>
       <w:r>
         <w:t xml:space="preserve">Zur </w:t>
       </w:r>
@@ -461,7 +783,7 @@
       <w:r>
         <w:t xml:space="preserve"> </w:t>
       </w:r>
-      <w:hyperlink r:id="rId7" w:history="1">
+      <w:hyperlink r:id="rId11" w:history="1">
         <w:r>
           <w:rPr>
             <w:rStyle w:val="Hyperlink"/>
@@ -470,229 +792,278 @@
         </w:r>
       </w:hyperlink>
     </w:p>
+    <w:p>
+      <w:r>
+        <w:t>All diese Prinzipien sorgen für bessere</w:t>
+      </w:r>
+      <w:r>
+        <w:t xml:space="preserve"> Wiederverwendbarkeit,</w:t>
+      </w:r>
+      <w:r>
+        <w:t xml:space="preserve"> Austauschbarkeit, </w:t>
+      </w:r>
+      <w:r>
+        <w:t xml:space="preserve">Testbarkeit, </w:t>
+      </w:r>
+      <w:r>
+        <w:t>Erweiterbarkeit und Modularität</w:t>
+      </w:r>
+      <w:r>
+        <w:t xml:space="preserve"> (getrennte Entwicklung)</w:t>
+      </w:r>
+      <w:r>
+        <w:t xml:space="preserve">. </w:t>
+      </w:r>
+    </w:p>
     <w:p/>
-    <w:p/>
-    <w:p>
-      <w:r>
-        <w:t>All diese Prinzipien sorgen für bessere</w:t>
-      </w:r>
-      <w:r>
-        <w:t xml:space="preserve"> Wiederverwendbarkeit,</w:t>
-      </w:r>
-      <w:r>
-        <w:t xml:space="preserve"> Austauschbarkeit, </w:t>
-      </w:r>
-      <w:r>
-        <w:t xml:space="preserve">Testbarkeit, </w:t>
-      </w:r>
-      <w:r>
-        <w:t>Erweiterbarkeit und Modularität</w:t>
-      </w:r>
-      <w:r>
-        <w:t xml:space="preserve"> (getrennte Entwicklung)</w:t>
+    <w:p>
+      <w:pPr>
+        <w:pStyle w:val="berschrift2"/>
+      </w:pPr>
+      <w:r>
+        <w:t>Anmerkungen zum Parser</w:t>
+      </w:r>
+    </w:p>
+    <w:p>
+      <w:r>
+        <w:t xml:space="preserve">Für eine Verbesserte Nutzererfahrung gibt es zwei Varianten des Parsers, welche der Nutzer in den Einstellungen </w:t>
+      </w:r>
+      <w:r>
+        <w:t>auswählen kann.</w:t>
+      </w:r>
+    </w:p>
+    <w:p>
+      <w:r>
+        <w:t xml:space="preserve">Offline </w:t>
+      </w:r>
+      <w:r>
+        <w:t xml:space="preserve">(Default) </w:t>
+      </w:r>
+      <w:r>
+        <w:t xml:space="preserve">Parser: </w:t>
+      </w:r>
+      <w:r>
+        <w:t xml:space="preserve">Parst </w:t>
+      </w:r>
+      <w:r>
+        <w:t xml:space="preserve">die Nutzereingabe mittels </w:t>
+      </w:r>
+      <w:r>
+        <w:t xml:space="preserve">logischer </w:t>
+      </w:r>
+      <w:r>
+        <w:t>programmatischer</w:t>
+      </w:r>
+      <w:r>
+        <w:t xml:space="preserve"> Text</w:t>
+      </w:r>
+      <w:r>
+        <w:t>analyseanalyse</w:t>
       </w:r>
       <w:r>
         <w:t xml:space="preserve">. </w:t>
       </w:r>
-    </w:p>
-    <w:p/>
+      <w:r>
+        <w:t>Liefert korrekte Ergebnisse</w:t>
+      </w:r>
+      <w:r>
+        <w:t xml:space="preserve">, kann jedoch keine Inferenz mit Weltwissen betreiben (z.B. von dem Namen </w:t>
+      </w:r>
+      <w:r>
+        <w:t>‚</w:t>
+      </w:r>
+      <w:r>
+        <w:t>Hans</w:t>
+      </w:r>
+      <w:r>
+        <w:t>‘</w:t>
+      </w:r>
+      <w:r>
+        <w:t xml:space="preserve"> auf das Geschlecht </w:t>
+      </w:r>
+      <w:r>
+        <w:t>‚m</w:t>
+      </w:r>
+      <w:r>
+        <w:t>ännlich</w:t>
+      </w:r>
+      <w:r>
+        <w:t>‘</w:t>
+      </w:r>
+      <w:r>
+        <w:t xml:space="preserve"> schließen).</w:t>
+      </w:r>
+    </w:p>
+    <w:p>
+      <w:r>
+        <w:t>Online (GPT) Parser</w:t>
+      </w:r>
+      <w:r>
+        <w:t xml:space="preserve">: </w:t>
+      </w:r>
+      <w:r>
+        <w:t xml:space="preserve">Verwendet das </w:t>
+      </w:r>
+      <w:r>
+        <w:t>Sprachmodel</w:t>
+      </w:r>
+      <w:r>
+        <w:t xml:space="preserve"> GPT3.5</w:t>
+      </w:r>
+      <w:r>
+        <w:t xml:space="preserve">. </w:t>
+      </w:r>
+      <w:r>
+        <w:t>Durch das breite Weltwissen</w:t>
+      </w:r>
+      <w:r>
+        <w:t xml:space="preserve">, welches das vortrainierte </w:t>
+      </w:r>
+      <w:r>
+        <w:t xml:space="preserve">Natural Language Processing Modell besitzt, </w:t>
+      </w:r>
+      <w:r>
+        <w:t>kann neben dem Parsen auch logische Inferenz betrieben werden. So kann beispielsweise von dem Namen ‚Hans‘</w:t>
+      </w:r>
+      <w:r>
+        <w:t xml:space="preserve"> </w:t>
+      </w:r>
+      <w:r>
+        <w:t xml:space="preserve">auf das Geschlecht </w:t>
+      </w:r>
+      <w:r>
+        <w:t>‚m</w:t>
+      </w:r>
+      <w:r>
+        <w:t>ännlich</w:t>
+      </w:r>
+      <w:r>
+        <w:t xml:space="preserve">‘ </w:t>
+      </w:r>
+      <w:r>
+        <w:t xml:space="preserve">geschlossen werden. </w:t>
+      </w:r>
+      <w:r>
+        <w:t xml:space="preserve">Dieser Parser benötigt eine Internetverbindung </w:t>
+      </w:r>
+      <w:r>
+        <w:t xml:space="preserve">und </w:t>
+      </w:r>
+      <w:r>
+        <w:t xml:space="preserve">ist nicht streng </w:t>
+      </w:r>
+      <w:r>
+        <w:t>deterministisch</w:t>
+      </w:r>
+      <w:r>
+        <w:t>. Die Ergebnisse können bei gleichen Eingaben unterschiedlich sein.</w:t>
+      </w:r>
+    </w:p>
     <w:p>
       <w:pPr>
         <w:pStyle w:val="berschrift2"/>
       </w:pPr>
       <w:r>
-        <w:lastRenderedPageBreak/>
-        <w:t>Anmerkungen zum Parser</w:t>
-      </w:r>
-    </w:p>
-    <w:p>
-      <w:r>
-        <w:t xml:space="preserve">Für eine Verbesserte Nutzererfahrung gibt es zwei Varianten des Parsers, welche der Nutzer in den Einstellungen </w:t>
-      </w:r>
-      <w:r>
-        <w:t>auswählen kann.</w:t>
-      </w:r>
-    </w:p>
-    <w:p>
-      <w:r>
-        <w:t xml:space="preserve">Offline </w:t>
-      </w:r>
-      <w:r>
-        <w:t xml:space="preserve">(Default) </w:t>
-      </w:r>
-      <w:r>
-        <w:t xml:space="preserve">Parser: </w:t>
-      </w:r>
-      <w:r>
-        <w:t xml:space="preserve">Parst </w:t>
-      </w:r>
-      <w:r>
-        <w:t xml:space="preserve">die Nutzereingabe mittels </w:t>
-      </w:r>
-      <w:r>
-        <w:t xml:space="preserve">logischer </w:t>
-      </w:r>
-      <w:r>
-        <w:t>programmatischer</w:t>
-      </w:r>
-      <w:r>
-        <w:t xml:space="preserve"> Text</w:t>
-      </w:r>
-      <w:r>
-        <w:t>analyseanalyse</w:t>
-      </w:r>
-      <w:r>
-        <w:t xml:space="preserve">. </w:t>
-      </w:r>
-      <w:r>
-        <w:t>Liefert korrekte Ergebnisse</w:t>
-      </w:r>
-      <w:r>
-        <w:t xml:space="preserve">, kann jedoch keine Inferenz mit Weltwissen betreiben (z.B. von dem Namen </w:t>
-      </w:r>
-      <w:r>
-        <w:t>‚</w:t>
-      </w:r>
-      <w:r>
-        <w:t>Hans</w:t>
-      </w:r>
-      <w:r>
-        <w:t>‘</w:t>
-      </w:r>
-      <w:r>
-        <w:t xml:space="preserve"> auf das Geschlecht </w:t>
-      </w:r>
-      <w:r>
-        <w:t>‚m</w:t>
-      </w:r>
-      <w:r>
-        <w:t>ännlich</w:t>
-      </w:r>
-      <w:r>
-        <w:t>‘</w:t>
-      </w:r>
-      <w:r>
-        <w:t xml:space="preserve"> schließen).</w:t>
-      </w:r>
-    </w:p>
-    <w:p>
-      <w:r>
-        <w:t>Online (GPT) Parser</w:t>
-      </w:r>
-      <w:r>
-        <w:t xml:space="preserve">: </w:t>
-      </w:r>
-      <w:r>
-        <w:t xml:space="preserve">Verwendet das </w:t>
-      </w:r>
-      <w:r>
-        <w:t>Sprachmodel</w:t>
-      </w:r>
-      <w:r>
-        <w:t xml:space="preserve"> GPT3.5</w:t>
-      </w:r>
-      <w:r>
-        <w:t xml:space="preserve">. </w:t>
-      </w:r>
-      <w:r>
-        <w:t>Durch das breite Weltwissen</w:t>
-      </w:r>
-      <w:r>
-        <w:t xml:space="preserve">, welches das vortrainierte </w:t>
-      </w:r>
-      <w:r>
-        <w:t xml:space="preserve">Natural Language Processing Modell besitzt, </w:t>
-      </w:r>
-      <w:r>
-        <w:t>kann neben dem Parsen auch logische Inferenz betrieben werden. So kann beispielsweise von dem Namen ‚Hans‘</w:t>
-      </w:r>
-      <w:r>
+        <w:t>Konkreter Projektaufbau</w:t>
+      </w:r>
+    </w:p>
+    <w:p>
+      <w:pPr>
+        <w:spacing w:line="240" w:lineRule="auto"/>
+      </w:pPr>
+      <w:r>
+        <w:t xml:space="preserve">Projektmappe </w:t>
+      </w:r>
+      <w:proofErr w:type="spellStart"/>
+      <w:r>
+        <w:t>Hyperformer_ContactSplitter</w:t>
+      </w:r>
+      <w:proofErr w:type="spellEnd"/>
+    </w:p>
+    <w:p>
+      <w:pPr>
+        <w:spacing w:line="240" w:lineRule="auto"/>
+        <w:rPr>
+          <w:lang w:val="en-US"/>
+        </w:rPr>
+      </w:pPr>
+      <w:r>
+        <w:rPr>
+          <w:lang w:val="en-US"/>
+        </w:rPr>
+        <w:t xml:space="preserve">|__ </w:t>
+      </w:r>
+      <w:proofErr w:type="spellStart"/>
+      <w:r>
+        <w:rPr>
+          <w:lang w:val="en-US"/>
+        </w:rPr>
+        <w:t>ContactsParser.Contracts</w:t>
+      </w:r>
+      <w:proofErr w:type="spellEnd"/>
+      <w:r>
+        <w:rPr>
+          <w:lang w:val="en-US"/>
+        </w:rPr>
+        <w:t xml:space="preserve">    </w:t>
+      </w:r>
+      <w:r>
+        <w:rPr>
+          <w:lang w:val="en-US"/>
+        </w:rPr>
+        <w:tab/>
+      </w:r>
+      <w:r>
+        <w:rPr>
+          <w:lang w:val="en-US"/>
+        </w:rPr>
+        <w:tab/>
+      </w:r>
+      <w:r>
+        <w:rPr>
+          <w:lang w:val="en-US"/>
+        </w:rPr>
+        <w:t>(</w:t>
+      </w:r>
+      <w:proofErr w:type="spellStart"/>
+      <w:r>
+        <w:rPr>
+          <w:lang w:val="en-US"/>
+        </w:rPr>
+        <w:t>S</w:t>
+      </w:r>
+      <w:r>
+        <w:rPr>
+          <w:lang w:val="en-US"/>
+        </w:rPr>
+        <w:t>i</w:t>
+      </w:r>
+      <w:r>
+        <w:rPr>
+          <w:lang w:val="en-US"/>
+        </w:rPr>
+        <w:t>ehe</w:t>
+      </w:r>
+      <w:proofErr w:type="spellEnd"/>
+      <w:r>
+        <w:rPr>
+          <w:lang w:val="en-US"/>
+        </w:rPr>
         <w:t xml:space="preserve"> </w:t>
       </w:r>
-      <w:r>
-        <w:t xml:space="preserve">auf das Geschlecht </w:t>
-      </w:r>
-      <w:r>
-        <w:t>‚m</w:t>
-      </w:r>
-      <w:r>
-        <w:t>ännlich</w:t>
-      </w:r>
-      <w:r>
-        <w:t xml:space="preserve">‘ </w:t>
-      </w:r>
-      <w:r>
-        <w:t xml:space="preserve">geschlossen werden. </w:t>
-      </w:r>
-      <w:r>
-        <w:t xml:space="preserve">Dieser Parser benötigt eine Internetverbindung </w:t>
-      </w:r>
-      <w:r>
-        <w:t xml:space="preserve">und </w:t>
-      </w:r>
-      <w:r>
-        <w:t xml:space="preserve">ist nicht streng </w:t>
-      </w:r>
-      <w:r>
-        <w:t>deterministisch</w:t>
-      </w:r>
-      <w:r>
-        <w:t>. Die Ergebnisse können bei gleichen Eingaben unterschiedlich sein.</w:t>
-      </w:r>
-    </w:p>
-    <w:p>
-      <w:pPr>
-        <w:pStyle w:val="berschrift2"/>
-      </w:pPr>
-      <w:r>
-        <w:t>Konkreter Projektaufbau</w:t>
-      </w:r>
-    </w:p>
-    <w:p>
-      <w:pPr>
-        <w:spacing w:line="240" w:lineRule="auto"/>
-      </w:pPr>
-      <w:r>
-        <w:t xml:space="preserve">Projektmappe </w:t>
-      </w:r>
-      <w:proofErr w:type="spellStart"/>
-      <w:r>
-        <w:t>Hyperformer_ContactSplitter</w:t>
-      </w:r>
-      <w:proofErr w:type="spellEnd"/>
-    </w:p>
-    <w:p>
-      <w:pPr>
-        <w:spacing w:line="240" w:lineRule="auto"/>
-      </w:pPr>
-      <w:r>
-        <w:t xml:space="preserve">|__ </w:t>
-      </w:r>
-      <w:proofErr w:type="spellStart"/>
-      <w:r>
-        <w:t>ContactsParser.Contracts</w:t>
-      </w:r>
-      <w:proofErr w:type="spellEnd"/>
-      <w:r>
-        <w:t xml:space="preserve">    </w:t>
-      </w:r>
-      <w:r>
-        <w:tab/>
-      </w:r>
-      <w:r>
-        <w:tab/>
-      </w:r>
-      <w:r>
-        <w:t>(</w:t>
-      </w:r>
-      <w:r>
-        <w:t>S</w:t>
-      </w:r>
-      <w:r>
-        <w:t>i</w:t>
-      </w:r>
-      <w:r>
-        <w:t>ehe Abschnitt "Composite Components")</w:t>
+      <w:proofErr w:type="spellStart"/>
+      <w:r>
+        <w:rPr>
+          <w:lang w:val="en-US"/>
+        </w:rPr>
+        <w:t>Abschnitt</w:t>
+      </w:r>
+      <w:proofErr w:type="spellEnd"/>
+      <w:r>
+        <w:rPr>
+          <w:lang w:val="en-US"/>
+        </w:rPr>
+        <w:t xml:space="preserve"> "Composite Components")</w:t>
       </w:r>
     </w:p>
     <w:p>
@@ -853,13 +1224,240 @@
       </w:r>
     </w:p>
     <w:sectPr>
+      <w:headerReference w:type="default" r:id="rId12"/>
+      <w:footerReference w:type="default" r:id="rId13"/>
       <w:pgSz w:w="11906" w:h="16838"/>
       <w:pgMar w:top="1417" w:right="1417" w:bottom="1134" w:left="1417" w:header="708" w:footer="708" w:gutter="0"/>
       <w:cols w:space="708"/>
+      <w:titlePg/>
       <w:docGrid w:linePitch="360"/>
     </w:sectPr>
   </w:body>
 </w:document>
+</file>
+
+<file path=word/endnotes.xml><?xml version="1.0" encoding="utf-8"?>
+<w:endnotes xmlns:wpc="http://schemas.microsoft.com/office/word/2010/wordprocessingCanvas" xmlns:cx="http://schemas.microsoft.com/office/drawing/2014/chartex" xmlns:cx1="http://schemas.microsoft.com/office/drawing/2015/9/8/chartex" xmlns:cx2="http://schemas.microsoft.com/office/drawing/2015/10/21/chartex" xmlns:cx3="http://schemas.microsoft.com/office/drawing/2016/5/9/chartex" xmlns:cx4="http://schemas.microsoft.com/office/drawing/2016/5/10/chartex" xmlns:cx5="http://schemas.microsoft.com/office/drawing/2016/5/11/chartex" xmlns:cx6="http://schemas.microsoft.com/office/drawing/2016/5/12/chartex" xmlns:cx7="http://schemas.microsoft.com/office/drawing/2016/5/13/chartex" xmlns:cx8="http://schemas.microsoft.com/office/drawing/2016/5/14/chartex" xmlns:mc="http://schemas.openxmlformats.org/markup-compatibility/2006" xmlns:aink="http://schemas.microsoft.com/office/drawing/2016/ink" xmlns:am3d="http://schemas.microsoft.com/office/drawing/2017/model3d" xmlns:o="urn:schemas-microsoft-com:office:office" xmlns:oel="http://schemas.microsoft.com/office/2019/extlst" xmlns:r="http://schemas.openxmlformats.org/officeDocument/2006/relationships" xmlns:m="http://schemas.openxmlformats.org/officeDocument/2006/math" xmlns:v="urn:schemas-microsoft-com:vml" xmlns:wp14="http://schemas.microsoft.com/office/word/2010/wordprocessingDrawing" xmlns:wp="http://schemas.openxmlformats.org/drawingml/2006/wordprocessingDrawing" xmlns:w10="urn:schemas-microsoft-com:office:word" xmlns:w="http://schemas.openxmlformats.org/wordprocessingml/2006/main" xmlns:w14="http://schemas.microsoft.com/office/word/2010/wordml" xmlns:w15="http://schemas.microsoft.com/office/word/2012/wordml" xmlns:w16cex="http://schemas.microsoft.com/office/word/2018/wordml/cex" xmlns:w16cid="http://schemas.microsoft.com/office/word/2016/wordml/cid" xmlns:w16="http://schemas.microsoft.com/office/word/2018/wordml" xmlns:w16du="http://schemas.microsoft.com/office/word/2023/wordml/word16du" xmlns:w16sdtdh="http://schemas.microsoft.com/office/word/2020/wordml/sdtdatahash" xmlns:w16se="http://schemas.microsoft.com/office/word/2015/wordml/symex" xmlns:wpg="http://schemas.microsoft.com/office/word/2010/wordprocessingGroup" xmlns:wpi="http://schemas.microsoft.com/office/word/2010/wordprocessingInk" xmlns:wne="http://schemas.microsoft.com/office/word/2006/wordml" xmlns:wps="http://schemas.microsoft.com/office/word/2010/wordprocessingShape" mc:Ignorable="w14 w15 w16se w16cid w16 w16cex w16sdtdh wp14">
+  <w:endnote w:type="separator" w:id="-1">
+    <w:p>
+      <w:pPr>
+        <w:spacing w:after="0" w:line="240" w:lineRule="auto"/>
+      </w:pPr>
+      <w:r>
+        <w:separator/>
+      </w:r>
+    </w:p>
+  </w:endnote>
+  <w:endnote w:type="continuationSeparator" w:id="0">
+    <w:p>
+      <w:pPr>
+        <w:spacing w:after="0" w:line="240" w:lineRule="auto"/>
+      </w:pPr>
+      <w:r>
+        <w:continuationSeparator/>
+      </w:r>
+    </w:p>
+  </w:endnote>
+</w:endnotes>
+</file>
+
+<file path=word/footer1.xml><?xml version="1.0" encoding="utf-8"?>
+<w:ftr xmlns:wpc="http://schemas.microsoft.com/office/word/2010/wordprocessingCanvas" xmlns:cx="http://schemas.microsoft.com/office/drawing/2014/chartex" xmlns:cx1="http://schemas.microsoft.com/office/drawing/2015/9/8/chartex" xmlns:cx2="http://schemas.microsoft.com/office/drawing/2015/10/21/chartex" xmlns:cx3="http://schemas.microsoft.com/office/drawing/2016/5/9/chartex" xmlns:cx4="http://schemas.microsoft.com/office/drawing/2016/5/10/chartex" xmlns:cx5="http://schemas.microsoft.com/office/drawing/2016/5/11/chartex" xmlns:cx6="http://schemas.microsoft.com/office/drawing/2016/5/12/chartex" xmlns:cx7="http://schemas.microsoft.com/office/drawing/2016/5/13/chartex" xmlns:cx8="http://schemas.microsoft.com/office/drawing/2016/5/14/chartex" xmlns:mc="http://schemas.openxmlformats.org/markup-compatibility/2006" xmlns:aink="http://schemas.microsoft.com/office/drawing/2016/ink" xmlns:am3d="http://schemas.microsoft.com/office/drawing/2017/model3d" xmlns:o="urn:schemas-microsoft-com:office:office" xmlns:oel="http://schemas.microsoft.com/office/2019/extlst" xmlns:r="http://schemas.openxmlformats.org/officeDocument/2006/relationships" xmlns:m="http://schemas.openxmlformats.org/officeDocument/2006/math" xmlns:v="urn:schemas-microsoft-com:vml" xmlns:wp14="http://schemas.microsoft.com/office/word/2010/wordprocessingDrawing" xmlns:wp="http://schemas.openxmlformats.org/drawingml/2006/wordprocessingDrawing" xmlns:w10="urn:schemas-microsoft-com:office:word" xmlns:w="http://schemas.openxmlformats.org/wordprocessingml/2006/main" xmlns:w14="http://schemas.microsoft.com/office/word/2010/wordml" xmlns:w15="http://schemas.microsoft.com/office/word/2012/wordml" xmlns:w16cex="http://schemas.microsoft.com/office/word/2018/wordml/cex" xmlns:w16cid="http://schemas.microsoft.com/office/word/2016/wordml/cid" xmlns:w16="http://schemas.microsoft.com/office/word/2018/wordml" xmlns:w16du="http://schemas.microsoft.com/office/word/2023/wordml/word16du" xmlns:w16sdtdh="http://schemas.microsoft.com/office/word/2020/wordml/sdtdatahash" xmlns:w16se="http://schemas.microsoft.com/office/word/2015/wordml/symex" xmlns:wpg="http://schemas.microsoft.com/office/word/2010/wordprocessingGroup" xmlns:wpi="http://schemas.microsoft.com/office/word/2010/wordprocessingInk" xmlns:wne="http://schemas.microsoft.com/office/word/2006/wordml" xmlns:wps="http://schemas.microsoft.com/office/word/2010/wordprocessingShape" mc:Ignorable="w14 w15 w16se w16cid w16 w16cex w16sdtdh wp14">
+  <w:p>
+    <w:pPr>
+      <w:pStyle w:val="Fuzeile"/>
+    </w:pPr>
+  </w:p>
+  <w:p>
+    <w:pPr>
+      <w:pStyle w:val="Fuzeile"/>
+    </w:pPr>
+    <w:r>
+      <w:tab/>
+    </w:r>
+    <w:r>
+      <w:tab/>
+      <w:t>Seite 1</w:t>
+    </w:r>
+  </w:p>
+  <w:p>
+    <w:pPr>
+      <w:pStyle w:val="Fuzeile"/>
+    </w:pPr>
+    <w:r>
+      <w:t xml:space="preserve">08.05.2023 - </w:t>
+    </w:r>
+    <w:fldSimple w:instr=" FILENAME   \* MERGEFORMAT ">
+      <w:r>
+        <w:rPr>
+          <w:noProof/>
+        </w:rPr>
+        <w:t>Architektur.docx</w:t>
+      </w:r>
+    </w:fldSimple>
+  </w:p>
+</w:ftr>
+</file>
+
+<file path=word/footnotes.xml><?xml version="1.0" encoding="utf-8"?>
+<w:footnotes xmlns:wpc="http://schemas.microsoft.com/office/word/2010/wordprocessingCanvas" xmlns:cx="http://schemas.microsoft.com/office/drawing/2014/chartex" xmlns:cx1="http://schemas.microsoft.com/office/drawing/2015/9/8/chartex" xmlns:cx2="http://schemas.microsoft.com/office/drawing/2015/10/21/chartex" xmlns:cx3="http://schemas.microsoft.com/office/drawing/2016/5/9/chartex" xmlns:cx4="http://schemas.microsoft.com/office/drawing/2016/5/10/chartex" xmlns:cx5="http://schemas.microsoft.com/office/drawing/2016/5/11/chartex" xmlns:cx6="http://schemas.microsoft.com/office/drawing/2016/5/12/chartex" xmlns:cx7="http://schemas.microsoft.com/office/drawing/2016/5/13/chartex" xmlns:cx8="http://schemas.microsoft.com/office/drawing/2016/5/14/chartex" xmlns:mc="http://schemas.openxmlformats.org/markup-compatibility/2006" xmlns:aink="http://schemas.microsoft.com/office/drawing/2016/ink" xmlns:am3d="http://schemas.microsoft.com/office/drawing/2017/model3d" xmlns:o="urn:schemas-microsoft-com:office:office" xmlns:oel="http://schemas.microsoft.com/office/2019/extlst" xmlns:r="http://schemas.openxmlformats.org/officeDocument/2006/relationships" xmlns:m="http://schemas.openxmlformats.org/officeDocument/2006/math" xmlns:v="urn:schemas-microsoft-com:vml" xmlns:wp14="http://schemas.microsoft.com/office/word/2010/wordprocessingDrawing" xmlns:wp="http://schemas.openxmlformats.org/drawingml/2006/wordprocessingDrawing" xmlns:w10="urn:schemas-microsoft-com:office:word" xmlns:w="http://schemas.openxmlformats.org/wordprocessingml/2006/main" xmlns:w14="http://schemas.microsoft.com/office/word/2010/wordml" xmlns:w15="http://schemas.microsoft.com/office/word/2012/wordml" xmlns:w16cex="http://schemas.microsoft.com/office/word/2018/wordml/cex" xmlns:w16cid="http://schemas.microsoft.com/office/word/2016/wordml/cid" xmlns:w16="http://schemas.microsoft.com/office/word/2018/wordml" xmlns:w16du="http://schemas.microsoft.com/office/word/2023/wordml/word16du" xmlns:w16sdtdh="http://schemas.microsoft.com/office/word/2020/wordml/sdtdatahash" xmlns:w16se="http://schemas.microsoft.com/office/word/2015/wordml/symex" xmlns:wpg="http://schemas.microsoft.com/office/word/2010/wordprocessingGroup" xmlns:wpi="http://schemas.microsoft.com/office/word/2010/wordprocessingInk" xmlns:wne="http://schemas.microsoft.com/office/word/2006/wordml" xmlns:wps="http://schemas.microsoft.com/office/word/2010/wordprocessingShape" mc:Ignorable="w14 w15 w16se w16cid w16 w16cex w16sdtdh wp14">
+  <w:footnote w:type="separator" w:id="-1">
+    <w:p>
+      <w:pPr>
+        <w:spacing w:after="0" w:line="240" w:lineRule="auto"/>
+      </w:pPr>
+      <w:r>
+        <w:separator/>
+      </w:r>
+    </w:p>
+  </w:footnote>
+  <w:footnote w:type="continuationSeparator" w:id="0">
+    <w:p>
+      <w:pPr>
+        <w:spacing w:after="0" w:line="240" w:lineRule="auto"/>
+      </w:pPr>
+      <w:r>
+        <w:continuationSeparator/>
+      </w:r>
+    </w:p>
+  </w:footnote>
+</w:footnotes>
+</file>
+
+<file path=word/header1.xml><?xml version="1.0" encoding="utf-8"?>
+<w:hdr xmlns:wpc="http://schemas.microsoft.com/office/word/2010/wordprocessingCanvas" xmlns:cx="http://schemas.microsoft.com/office/drawing/2014/chartex" xmlns:cx1="http://schemas.microsoft.com/office/drawing/2015/9/8/chartex" xmlns:cx2="http://schemas.microsoft.com/office/drawing/2015/10/21/chartex" xmlns:cx3="http://schemas.microsoft.com/office/drawing/2016/5/9/chartex" xmlns:cx4="http://schemas.microsoft.com/office/drawing/2016/5/10/chartex" xmlns:cx5="http://schemas.microsoft.com/office/drawing/2016/5/11/chartex" xmlns:cx6="http://schemas.microsoft.com/office/drawing/2016/5/12/chartex" xmlns:cx7="http://schemas.microsoft.com/office/drawing/2016/5/13/chartex" xmlns:cx8="http://schemas.microsoft.com/office/drawing/2016/5/14/chartex" xmlns:mc="http://schemas.openxmlformats.org/markup-compatibility/2006" xmlns:aink="http://schemas.microsoft.com/office/drawing/2016/ink" xmlns:am3d="http://schemas.microsoft.com/office/drawing/2017/model3d" xmlns:o="urn:schemas-microsoft-com:office:office" xmlns:oel="http://schemas.microsoft.com/office/2019/extlst" xmlns:r="http://schemas.openxmlformats.org/officeDocument/2006/relationships" xmlns:m="http://schemas.openxmlformats.org/officeDocument/2006/math" xmlns:v="urn:schemas-microsoft-com:vml" xmlns:wp14="http://schemas.microsoft.com/office/word/2010/wordprocessingDrawing" xmlns:wp="http://schemas.openxmlformats.org/drawingml/2006/wordprocessingDrawing" xmlns:w10="urn:schemas-microsoft-com:office:word" xmlns:w="http://schemas.openxmlformats.org/wordprocessingml/2006/main" xmlns:w14="http://schemas.microsoft.com/office/word/2010/wordml" xmlns:w15="http://schemas.microsoft.com/office/word/2012/wordml" xmlns:w16cex="http://schemas.microsoft.com/office/word/2018/wordml/cex" xmlns:w16cid="http://schemas.microsoft.com/office/word/2016/wordml/cid" xmlns:w16="http://schemas.microsoft.com/office/word/2018/wordml" xmlns:w16du="http://schemas.microsoft.com/office/word/2023/wordml/word16du" xmlns:w16sdtdh="http://schemas.microsoft.com/office/word/2020/wordml/sdtdatahash" xmlns:w16se="http://schemas.microsoft.com/office/word/2015/wordml/symex" xmlns:wpg="http://schemas.microsoft.com/office/word/2010/wordprocessingGroup" xmlns:wpi="http://schemas.microsoft.com/office/word/2010/wordprocessingInk" xmlns:wne="http://schemas.microsoft.com/office/word/2006/wordml" xmlns:wps="http://schemas.microsoft.com/office/word/2010/wordprocessingShape" mc:Ignorable="w14 w15 w16se w16cid w16 w16cex w16sdtdh wp14">
+  <w:p>
+    <w:pPr>
+      <w:pStyle w:val="Kopfzeile"/>
+      <w:rPr>
+        <w:b/>
+        <w:bCs/>
+        <w:sz w:val="28"/>
+        <w:szCs w:val="28"/>
+      </w:rPr>
+    </w:pPr>
+    <w:r>
+      <w:rPr>
+        <w:b/>
+        <w:bCs/>
+        <w:noProof/>
+        <w:sz w:val="28"/>
+        <w:szCs w:val="28"/>
+      </w:rPr>
+      <w:drawing>
+        <wp:anchor distT="0" distB="0" distL="114300" distR="114300" simplePos="0" relativeHeight="251659264" behindDoc="1" locked="0" layoutInCell="1" allowOverlap="1" wp14:anchorId="57E5EA46" wp14:editId="2A596EB3">
+          <wp:simplePos x="0" y="0"/>
+          <wp:positionH relativeFrom="column">
+            <wp:posOffset>3377841</wp:posOffset>
+          </wp:positionH>
+          <wp:positionV relativeFrom="paragraph">
+            <wp:posOffset>-43815</wp:posOffset>
+          </wp:positionV>
+          <wp:extent cx="3275807" cy="452445"/>
+          <wp:effectExtent l="0" t="0" r="1270" b="5080"/>
+          <wp:wrapNone/>
+          <wp:docPr id="1" name="Grafik 1" descr="Aktivierung / Passworteingabe für neue Benutzerkonten"/>
+          <wp:cNvGraphicFramePr>
+            <a:graphicFrameLocks xmlns:a="http://schemas.openxmlformats.org/drawingml/2006/main" noChangeAspect="1"/>
+          </wp:cNvGraphicFramePr>
+          <a:graphic xmlns:a="http://schemas.openxmlformats.org/drawingml/2006/main">
+            <a:graphicData uri="http://schemas.openxmlformats.org/drawingml/2006/picture">
+              <pic:pic xmlns:pic="http://schemas.openxmlformats.org/drawingml/2006/picture">
+                <pic:nvPicPr>
+                  <pic:cNvPr id="0" name="Picture 1" descr="Aktivierung / Passworteingabe für neue Benutzerkonten"/>
+                  <pic:cNvPicPr>
+                    <a:picLocks noChangeAspect="1" noChangeArrowheads="1"/>
+                  </pic:cNvPicPr>
+                </pic:nvPicPr>
+                <pic:blipFill>
+                  <a:blip r:embed="rId1">
+                    <a:extLst>
+                      <a:ext uri="{28A0092B-C50C-407E-A947-70E740481C1C}">
+                        <a14:useLocalDpi xmlns:a14="http://schemas.microsoft.com/office/drawing/2010/main" val="0"/>
+                      </a:ext>
+                    </a:extLst>
+                  </a:blip>
+                  <a:srcRect/>
+                  <a:stretch>
+                    <a:fillRect/>
+                  </a:stretch>
+                </pic:blipFill>
+                <pic:spPr bwMode="auto">
+                  <a:xfrm>
+                    <a:off x="0" y="0"/>
+                    <a:ext cx="3275807" cy="452445"/>
+                  </a:xfrm>
+                  <a:prstGeom prst="rect">
+                    <a:avLst/>
+                  </a:prstGeom>
+                  <a:noFill/>
+                  <a:ln>
+                    <a:noFill/>
+                  </a:ln>
+                </pic:spPr>
+              </pic:pic>
+            </a:graphicData>
+          </a:graphic>
+          <wp14:sizeRelH relativeFrom="page">
+            <wp14:pctWidth>0</wp14:pctWidth>
+          </wp14:sizeRelH>
+          <wp14:sizeRelV relativeFrom="page">
+            <wp14:pctHeight>0</wp14:pctHeight>
+          </wp14:sizeRelV>
+        </wp:anchor>
+      </w:drawing>
+    </w:r>
+    <w:r>
+      <w:rPr>
+        <w:b/>
+        <w:bCs/>
+        <w:sz w:val="28"/>
+        <w:szCs w:val="28"/>
+      </w:rPr>
+      <w:t>Softwarequalität</w:t>
+    </w:r>
+    <w:r>
+      <w:rPr>
+        <w:b/>
+        <w:bCs/>
+        <w:sz w:val="28"/>
+        <w:szCs w:val="28"/>
+      </w:rPr>
+      <w:t xml:space="preserve"> </w:t>
+    </w:r>
+  </w:p>
+  <w:p>
+    <w:pPr>
+      <w:pStyle w:val="Kopfzeile"/>
+      <w:rPr>
+        <w:b/>
+        <w:bCs/>
+        <w:sz w:val="28"/>
+        <w:szCs w:val="28"/>
+      </w:rPr>
+    </w:pPr>
+    <w:r>
+      <w:rPr>
+        <w:b/>
+        <w:bCs/>
+        <w:sz w:val="28"/>
+        <w:szCs w:val="28"/>
+      </w:rPr>
+      <w:t xml:space="preserve">Anwendungsdokumentation </w:t>
+    </w:r>
+  </w:p>
+  <w:p>
+    <w:pPr>
+      <w:pStyle w:val="Kopfzeile"/>
+      <w:rPr>
+        <w:b/>
+        <w:bCs/>
+        <w:sz w:val="28"/>
+        <w:szCs w:val="28"/>
+      </w:rPr>
+    </w:pPr>
+  </w:p>
+</w:hdr>
 </file>
 
 <file path=word/styles.xml><?xml version="1.0" encoding="utf-8"?>
@@ -1415,6 +2013,50 @@
       <w:shd w:val="clear" w:color="auto" w:fill="E1DFDD"/>
     </w:rPr>
   </w:style>
+  <w:style w:type="paragraph" w:styleId="Kopfzeile">
+    <w:name w:val="header"/>
+    <w:basedOn w:val="Standard"/>
+    <w:link w:val="KopfzeileZchn"/>
+    <w:uiPriority w:val="99"/>
+    <w:unhideWhenUsed/>
+    <w:rsid w:val="007162F2"/>
+    <w:pPr>
+      <w:tabs>
+        <w:tab w:val="center" w:pos="4536"/>
+        <w:tab w:val="right" w:pos="9072"/>
+      </w:tabs>
+      <w:spacing w:after="0" w:line="240" w:lineRule="auto"/>
+    </w:pPr>
+  </w:style>
+  <w:style w:type="character" w:customStyle="1" w:styleId="KopfzeileZchn">
+    <w:name w:val="Kopfzeile Zchn"/>
+    <w:basedOn w:val="Absatz-Standardschriftart"/>
+    <w:link w:val="Kopfzeile"/>
+    <w:uiPriority w:val="99"/>
+    <w:rsid w:val="007162F2"/>
+  </w:style>
+  <w:style w:type="paragraph" w:styleId="Fuzeile">
+    <w:name w:val="footer"/>
+    <w:basedOn w:val="Standard"/>
+    <w:link w:val="FuzeileZchn"/>
+    <w:uiPriority w:val="99"/>
+    <w:unhideWhenUsed/>
+    <w:rsid w:val="007162F2"/>
+    <w:pPr>
+      <w:tabs>
+        <w:tab w:val="center" w:pos="4536"/>
+        <w:tab w:val="right" w:pos="9072"/>
+      </w:tabs>
+      <w:spacing w:after="0" w:line="240" w:lineRule="auto"/>
+    </w:pPr>
+  </w:style>
+  <w:style w:type="character" w:customStyle="1" w:styleId="FuzeileZchn">
+    <w:name w:val="Fußzeile Zchn"/>
+    <w:basedOn w:val="Absatz-Standardschriftart"/>
+    <w:link w:val="Fuzeile"/>
+    <w:uiPriority w:val="99"/>
+    <w:rsid w:val="007162F2"/>
+  </w:style>
 </w:styles>
 </file>
 
@@ -1714,23 +2356,6 @@
 </file>
 
 <file path=customXml/item1.xml><?xml version="1.0" encoding="utf-8"?>
-<p:properties xmlns:p="http://schemas.microsoft.com/office/2006/metadata/properties" xmlns:xsi="http://www.w3.org/2001/XMLSchema-instance" xmlns:pc="http://schemas.microsoft.com/office/infopath/2007/PartnerControls">
-  <documentManagement>
-    <_activity xmlns="84ce651a-e28d-4e68-81c1-12757b1bac30" xsi:nil="true"/>
-  </documentManagement>
-</p:properties>
-</file>
-
-<file path=customXml/item2.xml><?xml version="1.0" encoding="utf-8"?>
-<?mso-contentType ?>
-<FormTemplates xmlns="http://schemas.microsoft.com/sharepoint/v3/contenttype/forms">
-  <Display>DocumentLibraryForm</Display>
-  <Edit>DocumentLibraryForm</Edit>
-  <New>DocumentLibraryForm</New>
-</FormTemplates>
-</file>
-
-<file path=customXml/item3.xml><?xml version="1.0" encoding="utf-8"?>
 <ct:contentTypeSchema xmlns:ct="http://schemas.microsoft.com/office/2006/metadata/contentType" xmlns:ma="http://schemas.microsoft.com/office/2006/metadata/properties/metaAttributes" ct:_="" ma:_="" ma:contentTypeName="Dokument" ma:contentTypeID="0x010100A38337EFE7BE7B409AF79633F7BE1B5F" ma:contentTypeVersion="12" ma:contentTypeDescription="Ein neues Dokument erstellen." ma:contentTypeScope="" ma:versionID="af509a0b8f6ef6dc1d88cb8f0e71fd31">
   <xsd:schema xmlns:xsd="http://www.w3.org/2001/XMLSchema" xmlns:xs="http://www.w3.org/2001/XMLSchema" xmlns:p="http://schemas.microsoft.com/office/2006/metadata/properties" xmlns:ns3="84ce651a-e28d-4e68-81c1-12757b1bac30" xmlns:ns4="1c55c1ce-ac50-4f3d-aa3c-6a9cfeeda7a4" targetNamespace="http://schemas.microsoft.com/office/2006/metadata/properties" ma:root="true" ma:fieldsID="72ee5615be5b539f53693c2d80c4b717" ns3:_="" ns4:_="">
     <xsd:import namespace="84ce651a-e28d-4e68-81c1-12757b1bac30"/>
@@ -1947,25 +2572,24 @@
 </ct:contentTypeSchema>
 </file>
 
-<file path=customXml/itemProps1.xml><?xml version="1.0" encoding="utf-8"?>
-<ds:datastoreItem xmlns:ds="http://schemas.openxmlformats.org/officeDocument/2006/customXml" ds:itemID="{EF19AF65-F834-4899-8769-D9C53809A992}">
-  <ds:schemaRefs>
-    <ds:schemaRef ds:uri="http://schemas.microsoft.com/office/2006/metadata/properties"/>
-    <ds:schemaRef ds:uri="http://schemas.microsoft.com/office/infopath/2007/PartnerControls"/>
-    <ds:schemaRef ds:uri="84ce651a-e28d-4e68-81c1-12757b1bac30"/>
-  </ds:schemaRefs>
-</ds:datastoreItem>
+<file path=customXml/item2.xml><?xml version="1.0" encoding="utf-8"?>
+<?mso-contentType ?>
+<FormTemplates xmlns="http://schemas.microsoft.com/sharepoint/v3/contenttype/forms">
+  <Display>DocumentLibraryForm</Display>
+  <Edit>DocumentLibraryForm</Edit>
+  <New>DocumentLibraryForm</New>
+</FormTemplates>
 </file>
 
-<file path=customXml/itemProps2.xml><?xml version="1.0" encoding="utf-8"?>
-<ds:datastoreItem xmlns:ds="http://schemas.openxmlformats.org/officeDocument/2006/customXml" ds:itemID="{C4D5DEE7-EC10-4B68-8EF6-4E054E99DDA0}">
-  <ds:schemaRefs>
-    <ds:schemaRef ds:uri="http://schemas.microsoft.com/sharepoint/v3/contenttype/forms"/>
-  </ds:schemaRefs>
-</ds:datastoreItem>
+<file path=customXml/item3.xml><?xml version="1.0" encoding="utf-8"?>
+<p:properties xmlns:p="http://schemas.microsoft.com/office/2006/metadata/properties" xmlns:xsi="http://www.w3.org/2001/XMLSchema-instance" xmlns:pc="http://schemas.microsoft.com/office/infopath/2007/PartnerControls">
+  <documentManagement>
+    <_activity xmlns="84ce651a-e28d-4e68-81c1-12757b1bac30" xsi:nil="true"/>
+  </documentManagement>
+</p:properties>
 </file>
 
-<file path=customXml/itemProps3.xml><?xml version="1.0" encoding="utf-8"?>
+<file path=customXml/itemProps1.xml><?xml version="1.0" encoding="utf-8"?>
 <ds:datastoreItem xmlns:ds="http://schemas.openxmlformats.org/officeDocument/2006/customXml" ds:itemID="{44D8C1AE-B5FF-47BE-9DE3-126F3CD3D4AB}">
   <ds:schemaRefs>
     <ds:schemaRef ds:uri="http://schemas.microsoft.com/office/2006/metadata/contentType"/>
@@ -1982,4 +2606,22 @@
     <ds:schemaRef ds:uri="http://schemas.microsoft.com/internal/obd"/>
   </ds:schemaRefs>
 </ds:datastoreItem>
+</file>
+
+<file path=customXml/itemProps2.xml><?xml version="1.0" encoding="utf-8"?>
+<ds:datastoreItem xmlns:ds="http://schemas.openxmlformats.org/officeDocument/2006/customXml" ds:itemID="{C4D5DEE7-EC10-4B68-8EF6-4E054E99DDA0}">
+  <ds:schemaRefs>
+    <ds:schemaRef ds:uri="http://schemas.microsoft.com/sharepoint/v3/contenttype/forms"/>
+  </ds:schemaRefs>
+</ds:datastoreItem>
+</file>
+
+<file path=customXml/itemProps3.xml><?xml version="1.0" encoding="utf-8"?>
+<ds:datastoreItem xmlns:ds="http://schemas.openxmlformats.org/officeDocument/2006/customXml" ds:itemID="{EF19AF65-F834-4899-8769-D9C53809A992}">
+  <ds:schemaRefs>
+    <ds:schemaRef ds:uri="http://schemas.microsoft.com/office/2006/metadata/properties"/>
+    <ds:schemaRef ds:uri="http://schemas.microsoft.com/office/infopath/2007/PartnerControls"/>
+    <ds:schemaRef ds:uri="84ce651a-e28d-4e68-81c1-12757b1bac30"/>
+  </ds:schemaRefs>
+</ds:datastoreItem>
 </file>
--- a/Documentation/Architektur.docx
+++ b/Documentation/Architektur.docx
@@ -1,6 +1,6 @@
 
 <file path=word/document.xml><?xml version="1.0" encoding="utf-8"?>
-<w:document xmlns:wpc="http://schemas.microsoft.com/office/word/2010/wordprocessingCanvas" xmlns:cx="http://schemas.microsoft.com/office/drawing/2014/chartex" xmlns:cx1="http://schemas.microsoft.com/office/drawing/2015/9/8/chartex" xmlns:cx2="http://schemas.microsoft.com/office/drawing/2015/10/21/chartex" xmlns:cx3="http://schemas.microsoft.com/office/drawing/2016/5/9/chartex" xmlns:cx4="http://schemas.microsoft.com/office/drawing/2016/5/10/chartex" xmlns:cx5="http://schemas.microsoft.com/office/drawing/2016/5/11/chartex" xmlns:cx6="http://schemas.microsoft.com/office/drawing/2016/5/12/chartex" xmlns:cx7="http://schemas.microsoft.com/office/drawing/2016/5/13/chartex" xmlns:cx8="http://schemas.microsoft.com/office/drawing/2016/5/14/chartex" xmlns:mc="http://schemas.openxmlformats.org/markup-compatibility/2006" xmlns:aink="http://schemas.microsoft.com/office/drawing/2016/ink" xmlns:am3d="http://schemas.microsoft.com/office/drawing/2017/model3d" xmlns:o="urn:schemas-microsoft-com:office:office" xmlns:oel="http://schemas.microsoft.com/office/2019/extlst" xmlns:r="http://schemas.openxmlformats.org/officeDocument/2006/relationships" xmlns:m="http://schemas.openxmlformats.org/officeDocument/2006/math" xmlns:v="urn:schemas-microsoft-com:vml" xmlns:wp14="http://schemas.microsoft.com/office/word/2010/wordprocessingDrawing" xmlns:wp="http://schemas.openxmlformats.org/drawingml/2006/wordprocessingDrawing" xmlns:w10="urn:schemas-microsoft-com:office:word" xmlns:w="http://schemas.openxmlformats.org/wordprocessingml/2006/main" xmlns:w14="http://schemas.microsoft.com/office/word/2010/wordml" xmlns:w15="http://schemas.microsoft.com/office/word/2012/wordml" xmlns:w16cex="http://schemas.microsoft.com/office/word/2018/wordml/cex" xmlns:w16cid="http://schemas.microsoft.com/office/word/2016/wordml/cid" xmlns:w16="http://schemas.microsoft.com/office/word/2018/wordml" xmlns:w16du="http://schemas.microsoft.com/office/word/2023/wordml/word16du" xmlns:w16sdtdh="http://schemas.microsoft.com/office/word/2020/wordml/sdtdatahash" xmlns:w16se="http://schemas.microsoft.com/office/word/2015/wordml/symex" xmlns:wpg="http://schemas.microsoft.com/office/word/2010/wordprocessingGroup" xmlns:wpi="http://schemas.microsoft.com/office/word/2010/wordprocessingInk" xmlns:wne="http://schemas.microsoft.com/office/word/2006/wordml" xmlns:wps="http://schemas.microsoft.com/office/word/2010/wordprocessingShape" mc:Ignorable="w14 w15 w16se w16cid w16 w16cex w16sdtdh wp14">
+<w:document xmlns:wpc="http://schemas.microsoft.com/office/word/2010/wordprocessingCanvas" xmlns:cx="http://schemas.microsoft.com/office/drawing/2014/chartex" xmlns:cx1="http://schemas.microsoft.com/office/drawing/2015/9/8/chartex" xmlns:mc="http://schemas.openxmlformats.org/markup-compatibility/2006" xmlns:o="urn:schemas-microsoft-com:office:office" xmlns:r="http://schemas.openxmlformats.org/officeDocument/2006/relationships" xmlns:m="http://schemas.openxmlformats.org/officeDocument/2006/math" xmlns:v="urn:schemas-microsoft-com:vml" xmlns:wp14="http://schemas.microsoft.com/office/word/2010/wordprocessingDrawing" xmlns:wp="http://schemas.openxmlformats.org/drawingml/2006/wordprocessingDrawing" xmlns:w10="urn:schemas-microsoft-com:office:word" xmlns:w="http://schemas.openxmlformats.org/wordprocessingml/2006/main" xmlns:w14="http://schemas.microsoft.com/office/word/2010/wordml" xmlns:w15="http://schemas.microsoft.com/office/word/2012/wordml" xmlns:w16se="http://schemas.microsoft.com/office/word/2015/wordml/symex" xmlns:wpg="http://schemas.microsoft.com/office/word/2010/wordprocessingGroup" xmlns:wpi="http://schemas.microsoft.com/office/word/2010/wordprocessingInk" xmlns:wne="http://schemas.microsoft.com/office/word/2006/wordml" xmlns:wps="http://schemas.microsoft.com/office/word/2010/wordprocessingShape" mc:Ignorable="w14 w15 w16se wp14">
   <w:body>
     <w:p/>
     <w:p>
@@ -22,6 +22,7 @@
           <w:noProof/>
           <w:sz w:val="28"/>
           <w:szCs w:val="28"/>
+          <w:lang w:eastAsia="de-DE"/>
         </w:rPr>
         <w:drawing>
           <wp:anchor distT="0" distB="0" distL="114300" distR="114300" simplePos="0" relativeHeight="251659264" behindDoc="1" locked="0" layoutInCell="1" allowOverlap="1" wp14:anchorId="29FBBE9F" wp14:editId="57290C0D">
@@ -36,7 +37,7 @@
             <wp:effectExtent l="0" t="0" r="0" b="0"/>
             <wp:wrapNone/>
             <wp:docPr id="6" name="Grafik 6" descr="Aktivierung / Passworteingabe für neue Benutzerkonten">
-              <a:hlinkClick xmlns:a="http://schemas.openxmlformats.org/drawingml/2006/main" r:id="rId9"/>
+              <a:hlinkClick xmlns:a="http://schemas.openxmlformats.org/drawingml/2006/main" r:id="rId10"/>
             </wp:docPr>
             <wp:cNvGraphicFramePr>
               <a:graphicFrameLocks xmlns:a="http://schemas.openxmlformats.org/drawingml/2006/main" noChangeAspect="1"/>
@@ -46,14 +47,14 @@
                 <pic:pic xmlns:pic="http://schemas.openxmlformats.org/drawingml/2006/picture">
                   <pic:nvPicPr>
                     <pic:cNvPr id="6" name="Grafik 6" descr="Aktivierung / Passworteingabe für neue Benutzerkonten">
-                      <a:hlinkClick r:id="rId9"/>
+                      <a:hlinkClick r:id="rId10"/>
                     </pic:cNvPr>
                     <pic:cNvPicPr>
                       <a:picLocks noChangeAspect="1" noChangeArrowheads="1"/>
                     </pic:cNvPicPr>
                   </pic:nvPicPr>
                   <pic:blipFill rotWithShape="1">
-                    <a:blip r:embed="rId10" cstate="print">
+                    <a:blip r:embed="rId11" cstate="print">
                       <a:extLst>
                         <a:ext uri="{28A0092B-C50C-407E-A947-70E740481C1C}">
                           <a14:useLocalDpi xmlns:a14="http://schemas.microsoft.com/office/drawing/2010/main" val="0"/>
@@ -323,16 +324,980 @@
     </w:p>
     <w:p>
       <w:pPr>
+        <w:rPr>
+          <w:rFonts w:asciiTheme="majorHAnsi" w:eastAsiaTheme="majorEastAsia" w:hAnsiTheme="majorHAnsi" w:cstheme="majorBidi"/>
+          <w:color w:val="2F5496" w:themeColor="accent1" w:themeShade="BF"/>
+          <w:sz w:val="32"/>
+          <w:szCs w:val="32"/>
+        </w:rPr>
+      </w:pPr>
+      <w:r>
+        <w:br w:type="page"/>
+      </w:r>
+    </w:p>
+    <w:sdt>
+      <w:sdtPr>
+        <w:rPr>
+          <w:rFonts w:asciiTheme="minorHAnsi" w:eastAsiaTheme="minorHAnsi" w:hAnsiTheme="minorHAnsi" w:cstheme="minorBidi"/>
+          <w:color w:val="auto"/>
+          <w:sz w:val="22"/>
+          <w:szCs w:val="22"/>
+          <w:lang w:eastAsia="en-US"/>
+        </w:rPr>
+        <w:id w:val="-2036418505"/>
+        <w:docPartObj>
+          <w:docPartGallery w:val="Table of Contents"/>
+          <w:docPartUnique/>
+        </w:docPartObj>
+      </w:sdtPr>
+      <w:sdtEndPr>
+        <w:rPr>
+          <w:b/>
+          <w:bCs/>
+        </w:rPr>
+      </w:sdtEndPr>
+      <w:sdtContent>
+        <w:p>
+          <w:pPr>
+            <w:pStyle w:val="Inhaltsverzeichnisberschrift"/>
+          </w:pPr>
+          <w:r>
+            <w:t>Inhaltsverzeichnis</w:t>
+          </w:r>
+        </w:p>
+        <w:p>
+          <w:pPr>
+            <w:rPr>
+              <w:lang w:eastAsia="de-DE"/>
+            </w:rPr>
+          </w:pPr>
+        </w:p>
+        <w:p>
+          <w:pPr>
+            <w:pStyle w:val="Verzeichnis1"/>
+            <w:tabs>
+              <w:tab w:val="right" w:leader="dot" w:pos="9062"/>
+            </w:tabs>
+            <w:spacing w:line="360" w:lineRule="auto"/>
+            <w:rPr>
+              <w:rFonts w:eastAsiaTheme="minorEastAsia"/>
+              <w:noProof/>
+              <w:lang w:eastAsia="de-DE"/>
+            </w:rPr>
+          </w:pPr>
+          <w:r>
+            <w:fldChar w:fldCharType="begin"/>
+          </w:r>
+          <w:r>
+            <w:instrText xml:space="preserve"> TOC \o "1-3" \h \z \u </w:instrText>
+          </w:r>
+          <w:r>
+            <w:fldChar w:fldCharType="separate"/>
+          </w:r>
+          <w:hyperlink w:anchor="_Toc134474881" w:history="1">
+            <w:r>
+              <w:rPr>
+                <w:rStyle w:val="Hyperlink"/>
+                <w:noProof/>
+              </w:rPr>
+              <w:t>Hyperformer_ContactSplitter</w:t>
+            </w:r>
+            <w:r>
+              <w:rPr>
+                <w:noProof/>
+                <w:webHidden/>
+              </w:rPr>
+              <w:tab/>
+            </w:r>
+            <w:r>
+              <w:rPr>
+                <w:noProof/>
+                <w:webHidden/>
+              </w:rPr>
+              <w:fldChar w:fldCharType="begin"/>
+            </w:r>
+            <w:r>
+              <w:rPr>
+                <w:noProof/>
+                <w:webHidden/>
+              </w:rPr>
+              <w:instrText xml:space="preserve"> PAGEREF _Toc134474881 \h </w:instrText>
+            </w:r>
+            <w:r>
+              <w:rPr>
+                <w:noProof/>
+                <w:webHidden/>
+              </w:rPr>
+            </w:r>
+            <w:r>
+              <w:rPr>
+                <w:noProof/>
+                <w:webHidden/>
+              </w:rPr>
+              <w:fldChar w:fldCharType="separate"/>
+            </w:r>
+            <w:r>
+              <w:rPr>
+                <w:noProof/>
+                <w:webHidden/>
+              </w:rPr>
+              <w:t>3</w:t>
+            </w:r>
+            <w:r>
+              <w:rPr>
+                <w:noProof/>
+                <w:webHidden/>
+              </w:rPr>
+              <w:fldChar w:fldCharType="end"/>
+            </w:r>
+          </w:hyperlink>
+        </w:p>
+        <w:p>
+          <w:pPr>
+            <w:pStyle w:val="Verzeichnis2"/>
+            <w:tabs>
+              <w:tab w:val="right" w:leader="dot" w:pos="9062"/>
+            </w:tabs>
+            <w:spacing w:line="360" w:lineRule="auto"/>
+            <w:rPr>
+              <w:rFonts w:eastAsiaTheme="minorEastAsia"/>
+              <w:noProof/>
+              <w:lang w:eastAsia="de-DE"/>
+            </w:rPr>
+          </w:pPr>
+          <w:hyperlink w:anchor="_Toc134474882" w:history="1">
+            <w:r>
+              <w:rPr>
+                <w:rStyle w:val="Hyperlink"/>
+                <w:noProof/>
+              </w:rPr>
+              <w:t>Allgemeine Prinzipien</w:t>
+            </w:r>
+            <w:r>
+              <w:rPr>
+                <w:noProof/>
+                <w:webHidden/>
+              </w:rPr>
+              <w:tab/>
+            </w:r>
+            <w:r>
+              <w:rPr>
+                <w:noProof/>
+                <w:webHidden/>
+              </w:rPr>
+              <w:fldChar w:fldCharType="begin"/>
+            </w:r>
+            <w:r>
+              <w:rPr>
+                <w:noProof/>
+                <w:webHidden/>
+              </w:rPr>
+              <w:instrText xml:space="preserve"> PAGEREF _Toc134474882 \h </w:instrText>
+            </w:r>
+            <w:r>
+              <w:rPr>
+                <w:noProof/>
+                <w:webHidden/>
+              </w:rPr>
+            </w:r>
+            <w:r>
+              <w:rPr>
+                <w:noProof/>
+                <w:webHidden/>
+              </w:rPr>
+              <w:fldChar w:fldCharType="separate"/>
+            </w:r>
+            <w:r>
+              <w:rPr>
+                <w:noProof/>
+                <w:webHidden/>
+              </w:rPr>
+              <w:t>3</w:t>
+            </w:r>
+            <w:r>
+              <w:rPr>
+                <w:noProof/>
+                <w:webHidden/>
+              </w:rPr>
+              <w:fldChar w:fldCharType="end"/>
+            </w:r>
+          </w:hyperlink>
+        </w:p>
+        <w:p>
+          <w:pPr>
+            <w:pStyle w:val="Verzeichnis3"/>
+            <w:tabs>
+              <w:tab w:val="right" w:leader="dot" w:pos="9062"/>
+            </w:tabs>
+            <w:spacing w:line="360" w:lineRule="auto"/>
+            <w:rPr>
+              <w:rFonts w:eastAsiaTheme="minorEastAsia"/>
+              <w:noProof/>
+              <w:lang w:eastAsia="de-DE"/>
+            </w:rPr>
+          </w:pPr>
+          <w:hyperlink w:anchor="_Toc134474883" w:history="1">
+            <w:r>
+              <w:rPr>
+                <w:rStyle w:val="Hyperlink"/>
+                <w:noProof/>
+              </w:rPr>
+              <w:t>Composite Components und Dependency Inversion</w:t>
+            </w:r>
+            <w:r>
+              <w:rPr>
+                <w:noProof/>
+                <w:webHidden/>
+              </w:rPr>
+              <w:tab/>
+            </w:r>
+            <w:r>
+              <w:rPr>
+                <w:noProof/>
+                <w:webHidden/>
+              </w:rPr>
+              <w:fldChar w:fldCharType="begin"/>
+            </w:r>
+            <w:r>
+              <w:rPr>
+                <w:noProof/>
+                <w:webHidden/>
+              </w:rPr>
+              <w:instrText xml:space="preserve"> PAGEREF _Toc134474883 \h </w:instrText>
+            </w:r>
+            <w:r>
+              <w:rPr>
+                <w:noProof/>
+                <w:webHidden/>
+              </w:rPr>
+            </w:r>
+            <w:r>
+              <w:rPr>
+                <w:noProof/>
+                <w:webHidden/>
+              </w:rPr>
+              <w:fldChar w:fldCharType="separate"/>
+            </w:r>
+            <w:r>
+              <w:rPr>
+                <w:noProof/>
+                <w:webHidden/>
+              </w:rPr>
+              <w:t>3</w:t>
+            </w:r>
+            <w:r>
+              <w:rPr>
+                <w:noProof/>
+                <w:webHidden/>
+              </w:rPr>
+              <w:fldChar w:fldCharType="end"/>
+            </w:r>
+          </w:hyperlink>
+        </w:p>
+        <w:p>
+          <w:pPr>
+            <w:pStyle w:val="Verzeichnis2"/>
+            <w:tabs>
+              <w:tab w:val="right" w:leader="dot" w:pos="9062"/>
+            </w:tabs>
+            <w:spacing w:line="360" w:lineRule="auto"/>
+            <w:rPr>
+              <w:rFonts w:eastAsiaTheme="minorEastAsia"/>
+              <w:noProof/>
+              <w:lang w:eastAsia="de-DE"/>
+            </w:rPr>
+          </w:pPr>
+          <w:hyperlink w:anchor="_Toc134474884" w:history="1">
+            <w:r>
+              <w:rPr>
+                <w:rStyle w:val="Hyperlink"/>
+                <w:noProof/>
+              </w:rPr>
+              <w:t>Dependency Injection</w:t>
+            </w:r>
+            <w:r>
+              <w:rPr>
+                <w:noProof/>
+                <w:webHidden/>
+              </w:rPr>
+              <w:tab/>
+            </w:r>
+            <w:r>
+              <w:rPr>
+                <w:noProof/>
+                <w:webHidden/>
+              </w:rPr>
+              <w:fldChar w:fldCharType="begin"/>
+            </w:r>
+            <w:r>
+              <w:rPr>
+                <w:noProof/>
+                <w:webHidden/>
+              </w:rPr>
+              <w:instrText xml:space="preserve"> PAGEREF _Toc134474884 \h </w:instrText>
+            </w:r>
+            <w:r>
+              <w:rPr>
+                <w:noProof/>
+                <w:webHidden/>
+              </w:rPr>
+            </w:r>
+            <w:r>
+              <w:rPr>
+                <w:noProof/>
+                <w:webHidden/>
+              </w:rPr>
+              <w:fldChar w:fldCharType="separate"/>
+            </w:r>
+            <w:r>
+              <w:rPr>
+                <w:noProof/>
+                <w:webHidden/>
+              </w:rPr>
+              <w:t>3</w:t>
+            </w:r>
+            <w:r>
+              <w:rPr>
+                <w:noProof/>
+                <w:webHidden/>
+              </w:rPr>
+              <w:fldChar w:fldCharType="end"/>
+            </w:r>
+          </w:hyperlink>
+        </w:p>
+        <w:p>
+          <w:pPr>
+            <w:pStyle w:val="Verzeichnis2"/>
+            <w:tabs>
+              <w:tab w:val="right" w:leader="dot" w:pos="9062"/>
+            </w:tabs>
+            <w:spacing w:line="360" w:lineRule="auto"/>
+            <w:rPr>
+              <w:rFonts w:eastAsiaTheme="minorEastAsia"/>
+              <w:noProof/>
+              <w:lang w:eastAsia="de-DE"/>
+            </w:rPr>
+          </w:pPr>
+          <w:hyperlink w:anchor="_Toc134474885" w:history="1">
+            <w:r>
+              <w:rPr>
+                <w:rStyle w:val="Hyperlink"/>
+                <w:noProof/>
+              </w:rPr>
+              <w:t>Schichtenarchitektur</w:t>
+            </w:r>
+            <w:r>
+              <w:rPr>
+                <w:noProof/>
+                <w:webHidden/>
+              </w:rPr>
+              <w:tab/>
+            </w:r>
+            <w:r>
+              <w:rPr>
+                <w:noProof/>
+                <w:webHidden/>
+              </w:rPr>
+              <w:fldChar w:fldCharType="begin"/>
+            </w:r>
+            <w:r>
+              <w:rPr>
+                <w:noProof/>
+                <w:webHidden/>
+              </w:rPr>
+              <w:instrText xml:space="preserve"> PAGEREF _Toc134474885 \h </w:instrText>
+            </w:r>
+            <w:r>
+              <w:rPr>
+                <w:noProof/>
+                <w:webHidden/>
+              </w:rPr>
+            </w:r>
+            <w:r>
+              <w:rPr>
+                <w:noProof/>
+                <w:webHidden/>
+              </w:rPr>
+              <w:fldChar w:fldCharType="separate"/>
+            </w:r>
+            <w:r>
+              <w:rPr>
+                <w:noProof/>
+                <w:webHidden/>
+              </w:rPr>
+              <w:t>3</w:t>
+            </w:r>
+            <w:r>
+              <w:rPr>
+                <w:noProof/>
+                <w:webHidden/>
+              </w:rPr>
+              <w:fldChar w:fldCharType="end"/>
+            </w:r>
+          </w:hyperlink>
+        </w:p>
+        <w:p>
+          <w:pPr>
+            <w:pStyle w:val="Verzeichnis2"/>
+            <w:tabs>
+              <w:tab w:val="right" w:leader="dot" w:pos="9062"/>
+            </w:tabs>
+            <w:spacing w:line="360" w:lineRule="auto"/>
+            <w:rPr>
+              <w:rFonts w:eastAsiaTheme="minorEastAsia"/>
+              <w:noProof/>
+              <w:lang w:eastAsia="de-DE"/>
+            </w:rPr>
+          </w:pPr>
+          <w:hyperlink w:anchor="_Toc134474886" w:history="1">
+            <w:r>
+              <w:rPr>
+                <w:rStyle w:val="Hyperlink"/>
+                <w:noProof/>
+              </w:rPr>
+              <w:t>MVVM</w:t>
+            </w:r>
+            <w:r>
+              <w:rPr>
+                <w:noProof/>
+                <w:webHidden/>
+              </w:rPr>
+              <w:tab/>
+            </w:r>
+            <w:r>
+              <w:rPr>
+                <w:noProof/>
+                <w:webHidden/>
+              </w:rPr>
+              <w:fldChar w:fldCharType="begin"/>
+            </w:r>
+            <w:r>
+              <w:rPr>
+                <w:noProof/>
+                <w:webHidden/>
+              </w:rPr>
+              <w:instrText xml:space="preserve"> PAGEREF _Toc134474886 \h </w:instrText>
+            </w:r>
+            <w:r>
+              <w:rPr>
+                <w:noProof/>
+                <w:webHidden/>
+              </w:rPr>
+            </w:r>
+            <w:r>
+              <w:rPr>
+                <w:noProof/>
+                <w:webHidden/>
+              </w:rPr>
+              <w:fldChar w:fldCharType="separate"/>
+            </w:r>
+            <w:r>
+              <w:rPr>
+                <w:noProof/>
+                <w:webHidden/>
+              </w:rPr>
+              <w:t>3</w:t>
+            </w:r>
+            <w:r>
+              <w:rPr>
+                <w:noProof/>
+                <w:webHidden/>
+              </w:rPr>
+              <w:fldChar w:fldCharType="end"/>
+            </w:r>
+          </w:hyperlink>
+        </w:p>
+        <w:p>
+          <w:pPr>
+            <w:pStyle w:val="Verzeichnis2"/>
+            <w:tabs>
+              <w:tab w:val="right" w:leader="dot" w:pos="9062"/>
+            </w:tabs>
+            <w:spacing w:line="360" w:lineRule="auto"/>
+            <w:rPr>
+              <w:rFonts w:eastAsiaTheme="minorEastAsia"/>
+              <w:noProof/>
+              <w:lang w:eastAsia="de-DE"/>
+            </w:rPr>
+          </w:pPr>
+          <w:hyperlink w:anchor="_Toc134474887" w:history="1">
+            <w:r>
+              <w:rPr>
+                <w:rStyle w:val="Hyperlink"/>
+                <w:noProof/>
+              </w:rPr>
+              <w:t>CleanCode</w:t>
+            </w:r>
+            <w:r>
+              <w:rPr>
+                <w:noProof/>
+                <w:webHidden/>
+              </w:rPr>
+              <w:tab/>
+            </w:r>
+            <w:r>
+              <w:rPr>
+                <w:noProof/>
+                <w:webHidden/>
+              </w:rPr>
+              <w:fldChar w:fldCharType="begin"/>
+            </w:r>
+            <w:r>
+              <w:rPr>
+                <w:noProof/>
+                <w:webHidden/>
+              </w:rPr>
+              <w:instrText xml:space="preserve"> PAGEREF _Toc134474887 \h </w:instrText>
+            </w:r>
+            <w:r>
+              <w:rPr>
+                <w:noProof/>
+                <w:webHidden/>
+              </w:rPr>
+            </w:r>
+            <w:r>
+              <w:rPr>
+                <w:noProof/>
+                <w:webHidden/>
+              </w:rPr>
+              <w:fldChar w:fldCharType="separate"/>
+            </w:r>
+            <w:r>
+              <w:rPr>
+                <w:noProof/>
+                <w:webHidden/>
+              </w:rPr>
+              <w:t>3</w:t>
+            </w:r>
+            <w:r>
+              <w:rPr>
+                <w:noProof/>
+                <w:webHidden/>
+              </w:rPr>
+              <w:fldChar w:fldCharType="end"/>
+            </w:r>
+          </w:hyperlink>
+        </w:p>
+        <w:p>
+          <w:pPr>
+            <w:pStyle w:val="Verzeichnis2"/>
+            <w:tabs>
+              <w:tab w:val="right" w:leader="dot" w:pos="9062"/>
+            </w:tabs>
+            <w:spacing w:line="360" w:lineRule="auto"/>
+            <w:rPr>
+              <w:rFonts w:eastAsiaTheme="minorEastAsia"/>
+              <w:noProof/>
+              <w:lang w:eastAsia="de-DE"/>
+            </w:rPr>
+          </w:pPr>
+          <w:hyperlink w:anchor="_Toc134474888" w:history="1">
+            <w:r>
+              <w:rPr>
+                <w:rStyle w:val="Hyperlink"/>
+                <w:noProof/>
+              </w:rPr>
+              <w:t>Anmerkungen zum Parser</w:t>
+            </w:r>
+            <w:r>
+              <w:rPr>
+                <w:noProof/>
+                <w:webHidden/>
+              </w:rPr>
+              <w:tab/>
+            </w:r>
+            <w:r>
+              <w:rPr>
+                <w:noProof/>
+                <w:webHidden/>
+              </w:rPr>
+              <w:fldChar w:fldCharType="begin"/>
+            </w:r>
+            <w:r>
+              <w:rPr>
+                <w:noProof/>
+                <w:webHidden/>
+              </w:rPr>
+              <w:instrText xml:space="preserve"> PAGEREF _Toc134474888 \h </w:instrText>
+            </w:r>
+            <w:r>
+              <w:rPr>
+                <w:noProof/>
+                <w:webHidden/>
+              </w:rPr>
+            </w:r>
+            <w:r>
+              <w:rPr>
+                <w:noProof/>
+                <w:webHidden/>
+              </w:rPr>
+              <w:fldChar w:fldCharType="separate"/>
+            </w:r>
+            <w:r>
+              <w:rPr>
+                <w:noProof/>
+                <w:webHidden/>
+              </w:rPr>
+              <w:t>4</w:t>
+            </w:r>
+            <w:r>
+              <w:rPr>
+                <w:noProof/>
+                <w:webHidden/>
+              </w:rPr>
+              <w:fldChar w:fldCharType="end"/>
+            </w:r>
+          </w:hyperlink>
+        </w:p>
+        <w:p>
+          <w:pPr>
+            <w:pStyle w:val="Verzeichnis2"/>
+            <w:tabs>
+              <w:tab w:val="right" w:leader="dot" w:pos="9062"/>
+            </w:tabs>
+            <w:spacing w:line="360" w:lineRule="auto"/>
+            <w:rPr>
+              <w:rFonts w:eastAsiaTheme="minorEastAsia"/>
+              <w:noProof/>
+              <w:lang w:eastAsia="de-DE"/>
+            </w:rPr>
+          </w:pPr>
+          <w:hyperlink w:anchor="_Toc134474889" w:history="1">
+            <w:r>
+              <w:rPr>
+                <w:rStyle w:val="Hyperlink"/>
+                <w:noProof/>
+              </w:rPr>
+              <w:t>Konkreter Projektaufbau</w:t>
+            </w:r>
+            <w:r>
+              <w:rPr>
+                <w:noProof/>
+                <w:webHidden/>
+              </w:rPr>
+              <w:tab/>
+            </w:r>
+            <w:r>
+              <w:rPr>
+                <w:noProof/>
+                <w:webHidden/>
+              </w:rPr>
+              <w:fldChar w:fldCharType="begin"/>
+            </w:r>
+            <w:r>
+              <w:rPr>
+                <w:noProof/>
+                <w:webHidden/>
+              </w:rPr>
+              <w:instrText xml:space="preserve"> PAGEREF _Toc134474889 \h </w:instrText>
+            </w:r>
+            <w:r>
+              <w:rPr>
+                <w:noProof/>
+                <w:webHidden/>
+              </w:rPr>
+            </w:r>
+            <w:r>
+              <w:rPr>
+                <w:noProof/>
+                <w:webHidden/>
+              </w:rPr>
+              <w:fldChar w:fldCharType="separate"/>
+            </w:r>
+            <w:r>
+              <w:rPr>
+                <w:noProof/>
+                <w:webHidden/>
+              </w:rPr>
+              <w:t>4</w:t>
+            </w:r>
+            <w:r>
+              <w:rPr>
+                <w:noProof/>
+                <w:webHidden/>
+              </w:rPr>
+              <w:fldChar w:fldCharType="end"/>
+            </w:r>
+          </w:hyperlink>
+        </w:p>
+        <w:p>
+          <w:r>
+            <w:rPr>
+              <w:b/>
+              <w:bCs/>
+            </w:rPr>
+            <w:fldChar w:fldCharType="end"/>
+          </w:r>
+        </w:p>
+      </w:sdtContent>
+    </w:sdt>
+    <w:p>
+      <w:pPr>
+        <w:pStyle w:val="Inhaltsverzeichnisberschrift"/>
+      </w:pPr>
+      <w:r>
+        <w:t>Abbildungsverzeichnis</w:t>
+      </w:r>
+    </w:p>
+    <w:p>
+      <w:pPr>
+        <w:rPr>
+          <w:lang w:eastAsia="de-DE"/>
+        </w:rPr>
+      </w:pPr>
+    </w:p>
+    <w:p>
+      <w:pPr>
+        <w:pStyle w:val="Abbildungsverzeichnis"/>
+        <w:tabs>
+          <w:tab w:val="right" w:leader="dot" w:pos="9062"/>
+        </w:tabs>
+        <w:spacing w:line="360" w:lineRule="auto"/>
+        <w:rPr>
+          <w:noProof/>
+        </w:rPr>
+      </w:pPr>
+      <w:r>
+        <w:fldChar w:fldCharType="begin"/>
+      </w:r>
+      <w:r>
+        <w:instrText xml:space="preserve"> TOC \h \z \c "Abbildung" </w:instrText>
+      </w:r>
+      <w:r>
+        <w:fldChar w:fldCharType="separate"/>
+      </w:r>
+      <w:hyperlink w:anchor="_Toc134474852" w:history="1">
+        <w:r>
+          <w:rPr>
+            <w:rStyle w:val="Hyperlink"/>
+            <w:noProof/>
+          </w:rPr>
+          <w:t>Abbildung 1: Klassendiagramm Teil eins</w:t>
+        </w:r>
+        <w:r>
+          <w:rPr>
+            <w:noProof/>
+            <w:webHidden/>
+          </w:rPr>
+          <w:tab/>
+        </w:r>
+        <w:r>
+          <w:rPr>
+            <w:noProof/>
+            <w:webHidden/>
+          </w:rPr>
+          <w:fldChar w:fldCharType="begin"/>
+        </w:r>
+        <w:r>
+          <w:rPr>
+            <w:noProof/>
+            <w:webHidden/>
+          </w:rPr>
+          <w:instrText xml:space="preserve"> PAGEREF _Toc134474852 \h </w:instrText>
+        </w:r>
+        <w:r>
+          <w:rPr>
+            <w:noProof/>
+            <w:webHidden/>
+          </w:rPr>
+        </w:r>
+        <w:r>
+          <w:rPr>
+            <w:noProof/>
+            <w:webHidden/>
+          </w:rPr>
+          <w:fldChar w:fldCharType="separate"/>
+        </w:r>
+        <w:r>
+          <w:rPr>
+            <w:noProof/>
+            <w:webHidden/>
+          </w:rPr>
+          <w:t>6</w:t>
+        </w:r>
+        <w:r>
+          <w:rPr>
+            <w:noProof/>
+            <w:webHidden/>
+          </w:rPr>
+          <w:fldChar w:fldCharType="end"/>
+        </w:r>
+      </w:hyperlink>
+    </w:p>
+    <w:p>
+      <w:pPr>
+        <w:pStyle w:val="Abbildungsverzeichnis"/>
+        <w:tabs>
+          <w:tab w:val="right" w:leader="dot" w:pos="9062"/>
+        </w:tabs>
+        <w:spacing w:line="360" w:lineRule="auto"/>
+        <w:rPr>
+          <w:noProof/>
+        </w:rPr>
+      </w:pPr>
+      <w:hyperlink w:anchor="_Toc134474853" w:history="1">
+        <w:r>
+          <w:rPr>
+            <w:rStyle w:val="Hyperlink"/>
+            <w:noProof/>
+          </w:rPr>
+          <w:t>Abbildung 2: Klassendiagramm Teil zwei</w:t>
+        </w:r>
+        <w:r>
+          <w:rPr>
+            <w:noProof/>
+            <w:webHidden/>
+          </w:rPr>
+          <w:tab/>
+        </w:r>
+        <w:r>
+          <w:rPr>
+            <w:noProof/>
+            <w:webHidden/>
+          </w:rPr>
+          <w:fldChar w:fldCharType="begin"/>
+        </w:r>
+        <w:r>
+          <w:rPr>
+            <w:noProof/>
+            <w:webHidden/>
+          </w:rPr>
+          <w:instrText xml:space="preserve"> PAGEREF _Toc134474853 \h </w:instrText>
+        </w:r>
+        <w:r>
+          <w:rPr>
+            <w:noProof/>
+            <w:webHidden/>
+          </w:rPr>
+        </w:r>
+        <w:r>
+          <w:rPr>
+            <w:noProof/>
+            <w:webHidden/>
+          </w:rPr>
+          <w:fldChar w:fldCharType="separate"/>
+        </w:r>
+        <w:r>
+          <w:rPr>
+            <w:noProof/>
+            <w:webHidden/>
+          </w:rPr>
+          <w:t>7</w:t>
+        </w:r>
+        <w:r>
+          <w:rPr>
+            <w:noProof/>
+            <w:webHidden/>
+          </w:rPr>
+          <w:fldChar w:fldCharType="end"/>
+        </w:r>
+      </w:hyperlink>
+    </w:p>
+    <w:p>
+      <w:pPr>
+        <w:pStyle w:val="Abbildungsverzeichnis"/>
+        <w:tabs>
+          <w:tab w:val="right" w:leader="dot" w:pos="9062"/>
+        </w:tabs>
+        <w:spacing w:line="360" w:lineRule="auto"/>
+        <w:rPr>
+          <w:noProof/>
+        </w:rPr>
+      </w:pPr>
+      <w:hyperlink w:anchor="_Toc134474854" w:history="1">
+        <w:r>
+          <w:rPr>
+            <w:rStyle w:val="Hyperlink"/>
+            <w:noProof/>
+          </w:rPr>
+          <w:t>Abbildung 3: Klassendiagramm Teil drei</w:t>
+        </w:r>
+        <w:r>
+          <w:rPr>
+            <w:noProof/>
+            <w:webHidden/>
+          </w:rPr>
+          <w:tab/>
+        </w:r>
+        <w:r>
+          <w:rPr>
+            <w:noProof/>
+            <w:webHidden/>
+          </w:rPr>
+          <w:fldChar w:fldCharType="begin"/>
+        </w:r>
+        <w:r>
+          <w:rPr>
+            <w:noProof/>
+            <w:webHidden/>
+          </w:rPr>
+          <w:instrText xml:space="preserve"> PAGEREF _Toc134474854 \h </w:instrText>
+        </w:r>
+        <w:r>
+          <w:rPr>
+            <w:noProof/>
+            <w:webHidden/>
+          </w:rPr>
+        </w:r>
+        <w:r>
+          <w:rPr>
+            <w:noProof/>
+            <w:webHidden/>
+          </w:rPr>
+          <w:fldChar w:fldCharType="separate"/>
+        </w:r>
+        <w:r>
+          <w:rPr>
+            <w:noProof/>
+            <w:webHidden/>
+          </w:rPr>
+          <w:t>8</w:t>
+        </w:r>
+        <w:r>
+          <w:rPr>
+            <w:noProof/>
+            <w:webHidden/>
+          </w:rPr>
+          <w:fldChar w:fldCharType="end"/>
+        </w:r>
+      </w:hyperlink>
+    </w:p>
+    <w:p>
+      <w:pPr>
+        <w:rPr>
+          <w:rFonts w:asciiTheme="majorHAnsi" w:eastAsiaTheme="majorEastAsia" w:hAnsiTheme="majorHAnsi" w:cstheme="majorBidi"/>
+          <w:color w:val="2F5496" w:themeColor="accent1" w:themeShade="BF"/>
+          <w:sz w:val="32"/>
+          <w:szCs w:val="32"/>
+        </w:rPr>
+      </w:pPr>
+      <w:r>
+        <w:fldChar w:fldCharType="end"/>
+      </w:r>
+      <w:r>
+        <w:br w:type="page"/>
+      </w:r>
+      <w:bookmarkStart w:id="0" w:name="_GoBack"/>
+      <w:bookmarkEnd w:id="0"/>
+    </w:p>
+    <w:p>
+      <w:pPr>
         <w:pStyle w:val="berschrift1"/>
-      </w:pPr>
+        <w:spacing w:line="360" w:lineRule="auto"/>
+      </w:pPr>
+      <w:bookmarkStart w:id="1" w:name="_Toc134474881"/>
       <w:proofErr w:type="spellStart"/>
       <w:r>
         <w:lastRenderedPageBreak/>
         <w:t>Hyperformer_ContactSplitter</w:t>
       </w:r>
-      <w:proofErr w:type="spellEnd"/>
-    </w:p>
-    <w:p>
+      <w:bookmarkEnd w:id="1"/>
+      <w:proofErr w:type="spellEnd"/>
+    </w:p>
+    <w:p>
+      <w:pPr>
+        <w:spacing w:line="360" w:lineRule="auto"/>
+      </w:pPr>
       <w:r>
         <w:t>Dieses Dokument soll Aufschluss über Architekturentscheidungen geben.</w:t>
       </w:r>
@@ -340,12 +1305,19 @@
     <w:p>
       <w:pPr>
         <w:pStyle w:val="berschrift2"/>
-      </w:pPr>
+        <w:spacing w:line="360" w:lineRule="auto"/>
+      </w:pPr>
+      <w:bookmarkStart w:id="2" w:name="_Toc134474882"/>
       <w:r>
         <w:t>Allgemeine Prinzipien</w:t>
       </w:r>
-    </w:p>
-    <w:p>
+      <w:bookmarkEnd w:id="2"/>
+    </w:p>
+    <w:p>
+      <w:pPr>
+        <w:spacing w:line="360" w:lineRule="auto"/>
+        <w:jc w:val="both"/>
+      </w:pPr>
       <w:r>
         <w:t>Im Folgenden allgemeine Architektur-P</w:t>
       </w:r>
@@ -356,7 +1328,10 @@
     <w:p>
       <w:pPr>
         <w:pStyle w:val="berschrift3"/>
-      </w:pPr>
+        <w:spacing w:line="360" w:lineRule="auto"/>
+        <w:jc w:val="both"/>
+      </w:pPr>
+      <w:bookmarkStart w:id="3" w:name="_Toc134474883"/>
       <w:r>
         <w:t xml:space="preserve">Composite Components und </w:t>
       </w:r>
@@ -368,8 +1343,13 @@
       <w:r>
         <w:t xml:space="preserve"> Inversion</w:t>
       </w:r>
-    </w:p>
-    <w:p>
+      <w:bookmarkEnd w:id="3"/>
+    </w:p>
+    <w:p>
+      <w:pPr>
+        <w:spacing w:line="360" w:lineRule="auto"/>
+        <w:jc w:val="both"/>
+      </w:pPr>
       <w:r>
         <w:t xml:space="preserve">Die Composite Components Architektur zielt auf eine Entkopplung von Abhängigkeiten auf </w:t>
       </w:r>
@@ -385,7 +1365,15 @@
       </w:r>
       <w:proofErr w:type="spellEnd"/>
       <w:r>
-        <w:t>: Ein Assembly enthält die Implementierungen, das andere die Schnittstellen und Datenklassen (</w:t>
+        <w:t xml:space="preserve">: Ein </w:t>
+      </w:r>
+      <w:proofErr w:type="spellStart"/>
+      <w:r>
+        <w:t>Assembly</w:t>
+      </w:r>
+      <w:proofErr w:type="spellEnd"/>
+      <w:r>
+        <w:t xml:space="preserve"> enthält die Implementierungen, das andere die Schnittstellen und Datenklassen (</w:t>
       </w:r>
       <w:proofErr w:type="spellStart"/>
       <w:r>
@@ -423,8 +1411,13 @@
       </w:r>
       <w:proofErr w:type="spellEnd"/>
       <w:r>
-        <w:t xml:space="preserve"> Assembly</w:t>
-      </w:r>
+        <w:t xml:space="preserve"> </w:t>
+      </w:r>
+      <w:proofErr w:type="spellStart"/>
+      <w:r>
+        <w:t>Assembly</w:t>
+      </w:r>
+      <w:proofErr w:type="spellEnd"/>
       <w:r>
         <w:t xml:space="preserve"> (</w:t>
       </w:r>
@@ -452,7 +1445,9 @@
     <w:p>
       <w:pPr>
         <w:pStyle w:val="berschrift2"/>
-      </w:pPr>
+        <w:spacing w:line="360" w:lineRule="auto"/>
+      </w:pPr>
+      <w:bookmarkStart w:id="4" w:name="_Toc134474884"/>
       <w:proofErr w:type="spellStart"/>
       <w:r>
         <w:t>Dependency</w:t>
@@ -465,12 +1460,17 @@
       <w:r>
         <w:t>Injection</w:t>
       </w:r>
-      <w:proofErr w:type="spellEnd"/>
-      <w:r>
-        <w:t xml:space="preserve"> (fehlt aber noch aktuell)</w:t>
-      </w:r>
-    </w:p>
-    <w:p>
+      <w:bookmarkEnd w:id="4"/>
+      <w:proofErr w:type="spellEnd"/>
+      <w:r>
+        <w:t xml:space="preserve"> </w:t>
+      </w:r>
+    </w:p>
+    <w:p>
+      <w:pPr>
+        <w:spacing w:line="360" w:lineRule="auto"/>
+        <w:jc w:val="both"/>
+      </w:pPr>
       <w:r>
         <w:t xml:space="preserve">Das Mapping von </w:t>
       </w:r>
@@ -525,16 +1525,22 @@
         <w:t xml:space="preserve"> Testbarkeit, Wiederverwendbarkeit und Austauschbarkeit der Komponenten und Klassen und erhöhen jeweils die Modularität.</w:t>
       </w:r>
     </w:p>
-    <w:p/>
     <w:p>
       <w:pPr>
         <w:pStyle w:val="berschrift2"/>
-      </w:pPr>
+        <w:spacing w:line="360" w:lineRule="auto"/>
+      </w:pPr>
+      <w:bookmarkStart w:id="5" w:name="_Toc134474885"/>
       <w:r>
         <w:t>Schichtenarchitektur</w:t>
       </w:r>
-    </w:p>
-    <w:p>
+      <w:bookmarkEnd w:id="5"/>
+    </w:p>
+    <w:p>
+      <w:pPr>
+        <w:spacing w:line="360" w:lineRule="auto"/>
+        <w:jc w:val="both"/>
+      </w:pPr>
       <w:r>
         <w:t xml:space="preserve">Die Schichtenarchitektur sieht </w:t>
       </w:r>
@@ -609,12 +1615,19 @@
     <w:p>
       <w:pPr>
         <w:pStyle w:val="berschrift2"/>
-      </w:pPr>
+        <w:spacing w:line="360" w:lineRule="auto"/>
+      </w:pPr>
+      <w:bookmarkStart w:id="6" w:name="_Toc134474886"/>
       <w:r>
         <w:t>MVVM</w:t>
       </w:r>
-    </w:p>
-    <w:p>
+      <w:bookmarkEnd w:id="6"/>
+    </w:p>
+    <w:p>
+      <w:pPr>
+        <w:spacing w:line="360" w:lineRule="auto"/>
+        <w:jc w:val="both"/>
+      </w:pPr>
       <w:r>
         <w:t>Die Model-View-</w:t>
       </w:r>
@@ -679,15 +1692,20 @@
     <w:p>
       <w:pPr>
         <w:pStyle w:val="berschrift2"/>
-      </w:pPr>
+        <w:spacing w:line="360" w:lineRule="auto"/>
+      </w:pPr>
+      <w:bookmarkStart w:id="7" w:name="_Toc134474887"/>
       <w:proofErr w:type="spellStart"/>
       <w:r>
         <w:t>CleanCode</w:t>
       </w:r>
-      <w:proofErr w:type="spellEnd"/>
-    </w:p>
-    <w:p>
-      <w:pPr>
+      <w:bookmarkEnd w:id="7"/>
+      <w:proofErr w:type="spellEnd"/>
+    </w:p>
+    <w:p>
+      <w:pPr>
+        <w:spacing w:line="360" w:lineRule="auto"/>
+        <w:jc w:val="both"/>
         <w:rPr>
           <w:color w:val="0563C1" w:themeColor="hyperlink"/>
           <w:u w:val="single"/>
@@ -745,6 +1763,7 @@
         <w:t xml:space="preserve"> (Namenskonventionen, Einrückung, </w:t>
       </w:r>
       <w:r>
+        <w:lastRenderedPageBreak/>
         <w:t>Formatierung</w:t>
       </w:r>
       <w:r>
@@ -783,7 +1802,7 @@
       <w:r>
         <w:t xml:space="preserve"> </w:t>
       </w:r>
-      <w:hyperlink r:id="rId11" w:history="1">
+      <w:hyperlink r:id="rId12" w:history="1">
         <w:r>
           <w:rPr>
             <w:rStyle w:val="Hyperlink"/>
@@ -793,6 +1812,10 @@
       </w:hyperlink>
     </w:p>
     <w:p>
+      <w:pPr>
+        <w:spacing w:line="360" w:lineRule="auto"/>
+        <w:jc w:val="both"/>
+      </w:pPr>
       <w:r>
         <w:t>All diese Prinzipien sorgen für bessere</w:t>
       </w:r>
@@ -815,16 +1838,22 @@
         <w:t xml:space="preserve">. </w:t>
       </w:r>
     </w:p>
-    <w:p/>
     <w:p>
       <w:pPr>
         <w:pStyle w:val="berschrift2"/>
-      </w:pPr>
+        <w:spacing w:line="360" w:lineRule="auto"/>
+      </w:pPr>
+      <w:bookmarkStart w:id="8" w:name="_Toc134474888"/>
       <w:r>
         <w:t>Anmerkungen zum Parser</w:t>
       </w:r>
-    </w:p>
-    <w:p>
+      <w:bookmarkEnd w:id="8"/>
+    </w:p>
+    <w:p>
+      <w:pPr>
+        <w:spacing w:line="360" w:lineRule="auto"/>
+        <w:jc w:val="both"/>
+      </w:pPr>
       <w:r>
         <w:t xml:space="preserve">Für eine Verbesserte Nutzererfahrung gibt es zwei Varianten des Parsers, welche der Nutzer in den Einstellungen </w:t>
       </w:r>
@@ -833,6 +1862,10 @@
       </w:r>
     </w:p>
     <w:p>
+      <w:pPr>
+        <w:spacing w:line="360" w:lineRule="auto"/>
+        <w:jc w:val="both"/>
+      </w:pPr>
       <w:r>
         <w:t xml:space="preserve">Offline </w:t>
       </w:r>
@@ -895,6 +1928,10 @@
       </w:r>
     </w:p>
     <w:p>
+      <w:pPr>
+        <w:spacing w:line="360" w:lineRule="auto"/>
+        <w:jc w:val="both"/>
+      </w:pPr>
       <w:r>
         <w:t>Online (GPT) Parser</w:t>
       </w:r>
@@ -962,14 +1999,17 @@
     <w:p>
       <w:pPr>
         <w:pStyle w:val="berschrift2"/>
-      </w:pPr>
+        <w:spacing w:line="360" w:lineRule="auto"/>
+      </w:pPr>
+      <w:bookmarkStart w:id="9" w:name="_Toc134474889"/>
       <w:r>
         <w:t>Konkreter Projektaufbau</w:t>
       </w:r>
-    </w:p>
-    <w:p>
-      <w:pPr>
-        <w:spacing w:line="240" w:lineRule="auto"/>
+      <w:bookmarkEnd w:id="9"/>
+    </w:p>
+    <w:p>
+      <w:pPr>
+        <w:spacing w:line="360" w:lineRule="auto"/>
       </w:pPr>
       <w:r>
         <w:t xml:space="preserve">Projektmappe </w:t>
@@ -982,7 +2022,7 @@
     </w:p>
     <w:p>
       <w:pPr>
-        <w:spacing w:line="240" w:lineRule="auto"/>
+        <w:spacing w:line="360" w:lineRule="auto"/>
         <w:rPr>
           <w:lang w:val="en-US"/>
         </w:rPr>
@@ -1068,7 +2108,7 @@
     </w:p>
     <w:p>
       <w:pPr>
-        <w:spacing w:line="240" w:lineRule="auto"/>
+        <w:spacing w:line="360" w:lineRule="auto"/>
       </w:pPr>
       <w:r>
         <w:t xml:space="preserve">|__ </w:t>
@@ -1093,7 +2133,7 @@
     </w:p>
     <w:p>
       <w:pPr>
-        <w:spacing w:line="240" w:lineRule="auto"/>
+        <w:spacing w:line="360" w:lineRule="auto"/>
       </w:pPr>
       <w:r>
         <w:t xml:space="preserve">|__ </w:t>
@@ -1142,7 +2182,7 @@
     </w:p>
     <w:p>
       <w:pPr>
-        <w:spacing w:line="240" w:lineRule="auto"/>
+        <w:spacing w:line="360" w:lineRule="auto"/>
       </w:pPr>
       <w:r>
         <w:t xml:space="preserve">|__ </w:t>
@@ -1170,7 +2210,7 @@
     </w:p>
     <w:p>
       <w:pPr>
-        <w:spacing w:line="240" w:lineRule="auto"/>
+        <w:spacing w:line="360" w:lineRule="auto"/>
       </w:pPr>
       <w:r>
         <w:t xml:space="preserve">|__ </w:t>
@@ -1187,7 +2227,7 @@
     </w:p>
     <w:p>
       <w:pPr>
-        <w:spacing w:line="240" w:lineRule="auto"/>
+        <w:spacing w:line="360" w:lineRule="auto"/>
       </w:pPr>
       <w:r>
         <w:t xml:space="preserve">|__ </w:t>
@@ -1212,20 +2252,188 @@
     </w:p>
     <w:p>
       <w:pPr>
-        <w:spacing w:line="240" w:lineRule="auto"/>
-      </w:pPr>
-    </w:p>
-    <w:p>
-      <w:pPr>
-        <w:spacing w:line="240" w:lineRule="auto"/>
-      </w:pPr>
-      <w:r>
-        <w:t xml:space="preserve">Es handelt sich um jeweils einzelne Projekte, welche in einer Projektmappe zusammengefasst sind und interagieren. </w:t>
-      </w:r>
+        <w:spacing w:line="360" w:lineRule="auto"/>
+      </w:pPr>
+    </w:p>
+    <w:p>
+      <w:pPr>
+        <w:spacing w:line="360" w:lineRule="auto"/>
+        <w:jc w:val="both"/>
+      </w:pPr>
+      <w:r>
+        <w:lastRenderedPageBreak/>
+        <w:t>Es handelt sich um jeweils einzelne Projekte, welche in einer Projektmappe zusammengefasst sind und interagieren</w:t>
+      </w:r>
+      <w:r>
+        <w:t xml:space="preserve">. Auf den folgenden Seiten sind Abbildungen zu sehen, welche die einzelnen Klassendiagramme der Projekte </w:t>
+      </w:r>
+      <w:proofErr w:type="spellStart"/>
+      <w:r>
+        <w:t>dargestellen</w:t>
+      </w:r>
+      <w:proofErr w:type="spellEnd"/>
+      <w:r>
+        <w:t xml:space="preserve">. </w:t>
+      </w:r>
+    </w:p>
+    <w:p>
+      <w:pPr>
+        <w:keepNext/>
+        <w:jc w:val="center"/>
+      </w:pPr>
+      <w:r>
+        <w:br w:type="page"/>
+      </w:r>
+      <w:r>
+        <w:lastRenderedPageBreak/>
+        <w:pict w14:anchorId="70589D27">
+          <v:shapetype id="_x0000_t75" coordsize="21600,21600" o:spt="75" o:preferrelative="t" path="m@4@5l@4@11@9@11@9@5xe" filled="f" stroked="f">
+            <v:stroke joinstyle="miter"/>
+            <v:formulas>
+              <v:f eqn="if lineDrawn pixelLineWidth 0"/>
+              <v:f eqn="sum @0 1 0"/>
+              <v:f eqn="sum 0 0 @1"/>
+              <v:f eqn="prod @2 1 2"/>
+              <v:f eqn="prod @3 21600 pixelWidth"/>
+              <v:f eqn="prod @3 21600 pixelHeight"/>
+              <v:f eqn="sum @0 0 1"/>
+              <v:f eqn="prod @6 1 2"/>
+              <v:f eqn="prod @7 21600 pixelWidth"/>
+              <v:f eqn="sum @8 21600 0"/>
+              <v:f eqn="prod @7 21600 pixelHeight"/>
+              <v:f eqn="sum @10 21600 0"/>
+            </v:formulas>
+            <v:path o:extrusionok="f" gradientshapeok="t" o:connecttype="rect"/>
+            <o:lock v:ext="edit" aspectratio="t"/>
+          </v:shapetype>
+          <v:shape id="_x0000_i1025" type="#_x0000_t75" style="width:641.35pt;height:5in;rotation:270;mso-position-horizontal-relative:text;mso-position-vertical-relative:text" wrapcoords="-36 0 -36 21536 21600 21536 21600 0 -36 0" o:allowoverlap="f">
+            <v:imagedata r:id="rId13" o:title="One"/>
+          </v:shape>
+        </w:pict>
+      </w:r>
+    </w:p>
+    <w:p>
+      <w:pPr>
+        <w:pStyle w:val="Beschriftung"/>
+        <w:jc w:val="center"/>
+      </w:pPr>
+      <w:bookmarkStart w:id="10" w:name="_Toc134474852"/>
+      <w:r>
+        <w:t xml:space="preserve">Abbildung </w:t>
+      </w:r>
+      <w:fldSimple w:instr=" SEQ Abbildung \* ARABIC ">
+        <w:r>
+          <w:rPr>
+            <w:noProof/>
+          </w:rPr>
+          <w:t>1</w:t>
+        </w:r>
+      </w:fldSimple>
+      <w:r>
+        <w:t>: Klassendiagramm Teil eins</w:t>
+      </w:r>
+      <w:bookmarkEnd w:id="10"/>
+    </w:p>
+    <w:p>
+      <w:pPr>
+        <w:jc w:val="center"/>
+      </w:pPr>
+      <w:r>
+        <w:lastRenderedPageBreak/>
+        <w:pict w14:anchorId="5A570667">
+          <v:shape id="_x0000_i1026" type="#_x0000_t75" style="width:351.35pt;height:626pt;mso-left-percent:-10001;mso-top-percent:-10001;mso-position-horizontal:absolute;mso-position-horizontal-relative:char;mso-position-vertical:absolute;mso-position-vertical-relative:line;mso-left-percent:-10001;mso-top-percent:-10001">
+            <v:imagedata r:id="rId14" o:title="Tow"/>
+          </v:shape>
+        </w:pict>
+      </w:r>
+    </w:p>
+    <w:p>
+      <w:pPr>
+        <w:pStyle w:val="Beschriftung"/>
+        <w:jc w:val="center"/>
+      </w:pPr>
+      <w:bookmarkStart w:id="11" w:name="_Toc134474853"/>
+      <w:r>
+        <w:t xml:space="preserve">Abbildung </w:t>
+      </w:r>
+      <w:r>
+        <w:fldChar w:fldCharType="begin"/>
+      </w:r>
+      <w:r>
+        <w:instrText xml:space="preserve"> SEQ Abbildung \* ARABIC </w:instrText>
+      </w:r>
+      <w:r>
+        <w:fldChar w:fldCharType="separate"/>
+      </w:r>
+      <w:r>
+        <w:rPr>
+          <w:noProof/>
+        </w:rPr>
+        <w:t>2</w:t>
+      </w:r>
+      <w:r>
+        <w:rPr>
+          <w:noProof/>
+        </w:rPr>
+        <w:fldChar w:fldCharType="end"/>
+      </w:r>
+      <w:r>
+        <w:t>: Klassendiagramm Teil zwei</w:t>
+      </w:r>
+      <w:bookmarkEnd w:id="11"/>
+    </w:p>
+    <w:p/>
+    <w:p>
+      <w:pPr>
+        <w:jc w:val="center"/>
+      </w:pPr>
+      <w:r>
+        <w:lastRenderedPageBreak/>
+        <w:pict w14:anchorId="33698A8F">
+          <v:shape id="_x0000_i1027" type="#_x0000_t75" style="width:362pt;height:644pt;mso-left-percent:-10001;mso-top-percent:-10001;mso-position-horizontal:absolute;mso-position-horizontal-relative:char;mso-position-vertical:absolute;mso-position-vertical-relative:line;mso-left-percent:-10001;mso-top-percent:-10001">
+            <v:imagedata r:id="rId15" o:title="Three"/>
+          </v:shape>
+        </w:pict>
+      </w:r>
+    </w:p>
+    <w:p>
+      <w:pPr>
+        <w:pStyle w:val="Beschriftung"/>
+        <w:jc w:val="center"/>
+      </w:pPr>
+      <w:bookmarkStart w:id="12" w:name="_Toc134474854"/>
+      <w:r>
+        <w:t xml:space="preserve">Abbildung </w:t>
+      </w:r>
+      <w:r>
+        <w:fldChar w:fldCharType="begin"/>
+      </w:r>
+      <w:r>
+        <w:instrText xml:space="preserve"> SEQ Abbildung \* ARABIC </w:instrText>
+      </w:r>
+      <w:r>
+        <w:fldChar w:fldCharType="separate"/>
+      </w:r>
+      <w:r>
+        <w:rPr>
+          <w:noProof/>
+        </w:rPr>
+        <w:t>3</w:t>
+      </w:r>
+      <w:r>
+        <w:rPr>
+          <w:noProof/>
+        </w:rPr>
+        <w:fldChar w:fldCharType="end"/>
+      </w:r>
+      <w:r>
+        <w:t>: Klassendiagramm Teil drei</w:t>
+      </w:r>
+      <w:bookmarkEnd w:id="12"/>
     </w:p>
     <w:sectPr>
-      <w:headerReference w:type="default" r:id="rId12"/>
-      <w:footerReference w:type="default" r:id="rId13"/>
+      <w:headerReference w:type="default" r:id="rId16"/>
+      <w:footerReference w:type="default" r:id="rId17"/>
       <w:pgSz w:w="11906" w:h="16838"/>
       <w:pgMar w:top="1417" w:right="1417" w:bottom="1134" w:left="1417" w:header="708" w:footer="708" w:gutter="0"/>
       <w:cols w:space="708"/>
@@ -1237,7 +2445,7 @@
 </file>
 
 <file path=word/endnotes.xml><?xml version="1.0" encoding="utf-8"?>
-<w:endnotes xmlns:wpc="http://schemas.microsoft.com/office/word/2010/wordprocessingCanvas" xmlns:cx="http://schemas.microsoft.com/office/drawing/2014/chartex" xmlns:cx1="http://schemas.microsoft.com/office/drawing/2015/9/8/chartex" xmlns:cx2="http://schemas.microsoft.com/office/drawing/2015/10/21/chartex" xmlns:cx3="http://schemas.microsoft.com/office/drawing/2016/5/9/chartex" xmlns:cx4="http://schemas.microsoft.com/office/drawing/2016/5/10/chartex" xmlns:cx5="http://schemas.microsoft.com/office/drawing/2016/5/11/chartex" xmlns:cx6="http://schemas.microsoft.com/office/drawing/2016/5/12/chartex" xmlns:cx7="http://schemas.microsoft.com/office/drawing/2016/5/13/chartex" xmlns:cx8="http://schemas.microsoft.com/office/drawing/2016/5/14/chartex" xmlns:mc="http://schemas.openxmlformats.org/markup-compatibility/2006" xmlns:aink="http://schemas.microsoft.com/office/drawing/2016/ink" xmlns:am3d="http://schemas.microsoft.com/office/drawing/2017/model3d" xmlns:o="urn:schemas-microsoft-com:office:office" xmlns:oel="http://schemas.microsoft.com/office/2019/extlst" xmlns:r="http://schemas.openxmlformats.org/officeDocument/2006/relationships" xmlns:m="http://schemas.openxmlformats.org/officeDocument/2006/math" xmlns:v="urn:schemas-microsoft-com:vml" xmlns:wp14="http://schemas.microsoft.com/office/word/2010/wordprocessingDrawing" xmlns:wp="http://schemas.openxmlformats.org/drawingml/2006/wordprocessingDrawing" xmlns:w10="urn:schemas-microsoft-com:office:word" xmlns:w="http://schemas.openxmlformats.org/wordprocessingml/2006/main" xmlns:w14="http://schemas.microsoft.com/office/word/2010/wordml" xmlns:w15="http://schemas.microsoft.com/office/word/2012/wordml" xmlns:w16cex="http://schemas.microsoft.com/office/word/2018/wordml/cex" xmlns:w16cid="http://schemas.microsoft.com/office/word/2016/wordml/cid" xmlns:w16="http://schemas.microsoft.com/office/word/2018/wordml" xmlns:w16du="http://schemas.microsoft.com/office/word/2023/wordml/word16du" xmlns:w16sdtdh="http://schemas.microsoft.com/office/word/2020/wordml/sdtdatahash" xmlns:w16se="http://schemas.microsoft.com/office/word/2015/wordml/symex" xmlns:wpg="http://schemas.microsoft.com/office/word/2010/wordprocessingGroup" xmlns:wpi="http://schemas.microsoft.com/office/word/2010/wordprocessingInk" xmlns:wne="http://schemas.microsoft.com/office/word/2006/wordml" xmlns:wps="http://schemas.microsoft.com/office/word/2010/wordprocessingShape" mc:Ignorable="w14 w15 w16se w16cid w16 w16cex w16sdtdh wp14">
+<w:endnotes xmlns:wpc="http://schemas.microsoft.com/office/word/2010/wordprocessingCanvas" xmlns:cx="http://schemas.microsoft.com/office/drawing/2014/chartex" xmlns:cx1="http://schemas.microsoft.com/office/drawing/2015/9/8/chartex" xmlns:mc="http://schemas.openxmlformats.org/markup-compatibility/2006" xmlns:o="urn:schemas-microsoft-com:office:office" xmlns:r="http://schemas.openxmlformats.org/officeDocument/2006/relationships" xmlns:m="http://schemas.openxmlformats.org/officeDocument/2006/math" xmlns:v="urn:schemas-microsoft-com:vml" xmlns:wp14="http://schemas.microsoft.com/office/word/2010/wordprocessingDrawing" xmlns:wp="http://schemas.openxmlformats.org/drawingml/2006/wordprocessingDrawing" xmlns:w10="urn:schemas-microsoft-com:office:word" xmlns:w="http://schemas.openxmlformats.org/wordprocessingml/2006/main" xmlns:w14="http://schemas.microsoft.com/office/word/2010/wordml" xmlns:w15="http://schemas.microsoft.com/office/word/2012/wordml" xmlns:w16se="http://schemas.microsoft.com/office/word/2015/wordml/symex" xmlns:wpg="http://schemas.microsoft.com/office/word/2010/wordprocessingGroup" xmlns:wpi="http://schemas.microsoft.com/office/word/2010/wordprocessingInk" xmlns:wne="http://schemas.microsoft.com/office/word/2006/wordml" xmlns:wps="http://schemas.microsoft.com/office/word/2010/wordprocessingShape" mc:Ignorable="w14 w15 w16se wp14">
   <w:endnote w:type="separator" w:id="-1">
     <w:p>
       <w:pPr>
@@ -1262,7 +2470,7 @@
 </file>
 
 <file path=word/footer1.xml><?xml version="1.0" encoding="utf-8"?>
-<w:ftr xmlns:wpc="http://schemas.microsoft.com/office/word/2010/wordprocessingCanvas" xmlns:cx="http://schemas.microsoft.com/office/drawing/2014/chartex" xmlns:cx1="http://schemas.microsoft.com/office/drawing/2015/9/8/chartex" xmlns:cx2="http://schemas.microsoft.com/office/drawing/2015/10/21/chartex" xmlns:cx3="http://schemas.microsoft.com/office/drawing/2016/5/9/chartex" xmlns:cx4="http://schemas.microsoft.com/office/drawing/2016/5/10/chartex" xmlns:cx5="http://schemas.microsoft.com/office/drawing/2016/5/11/chartex" xmlns:cx6="http://schemas.microsoft.com/office/drawing/2016/5/12/chartex" xmlns:cx7="http://schemas.microsoft.com/office/drawing/2016/5/13/chartex" xmlns:cx8="http://schemas.microsoft.com/office/drawing/2016/5/14/chartex" xmlns:mc="http://schemas.openxmlformats.org/markup-compatibility/2006" xmlns:aink="http://schemas.microsoft.com/office/drawing/2016/ink" xmlns:am3d="http://schemas.microsoft.com/office/drawing/2017/model3d" xmlns:o="urn:schemas-microsoft-com:office:office" xmlns:oel="http://schemas.microsoft.com/office/2019/extlst" xmlns:r="http://schemas.openxmlformats.org/officeDocument/2006/relationships" xmlns:m="http://schemas.openxmlformats.org/officeDocument/2006/math" xmlns:v="urn:schemas-microsoft-com:vml" xmlns:wp14="http://schemas.microsoft.com/office/word/2010/wordprocessingDrawing" xmlns:wp="http://schemas.openxmlformats.org/drawingml/2006/wordprocessingDrawing" xmlns:w10="urn:schemas-microsoft-com:office:word" xmlns:w="http://schemas.openxmlformats.org/wordprocessingml/2006/main" xmlns:w14="http://schemas.microsoft.com/office/word/2010/wordml" xmlns:w15="http://schemas.microsoft.com/office/word/2012/wordml" xmlns:w16cex="http://schemas.microsoft.com/office/word/2018/wordml/cex" xmlns:w16cid="http://schemas.microsoft.com/office/word/2016/wordml/cid" xmlns:w16="http://schemas.microsoft.com/office/word/2018/wordml" xmlns:w16du="http://schemas.microsoft.com/office/word/2023/wordml/word16du" xmlns:w16sdtdh="http://schemas.microsoft.com/office/word/2020/wordml/sdtdatahash" xmlns:w16se="http://schemas.microsoft.com/office/word/2015/wordml/symex" xmlns:wpg="http://schemas.microsoft.com/office/word/2010/wordprocessingGroup" xmlns:wpi="http://schemas.microsoft.com/office/word/2010/wordprocessingInk" xmlns:wne="http://schemas.microsoft.com/office/word/2006/wordml" xmlns:wps="http://schemas.microsoft.com/office/word/2010/wordprocessingShape" mc:Ignorable="w14 w15 w16se w16cid w16 w16cex w16sdtdh wp14">
+<w:ftr xmlns:wpc="http://schemas.microsoft.com/office/word/2010/wordprocessingCanvas" xmlns:cx="http://schemas.microsoft.com/office/drawing/2014/chartex" xmlns:cx1="http://schemas.microsoft.com/office/drawing/2015/9/8/chartex" xmlns:mc="http://schemas.openxmlformats.org/markup-compatibility/2006" xmlns:o="urn:schemas-microsoft-com:office:office" xmlns:r="http://schemas.openxmlformats.org/officeDocument/2006/relationships" xmlns:m="http://schemas.openxmlformats.org/officeDocument/2006/math" xmlns:v="urn:schemas-microsoft-com:vml" xmlns:wp14="http://schemas.microsoft.com/office/word/2010/wordprocessingDrawing" xmlns:wp="http://schemas.openxmlformats.org/drawingml/2006/wordprocessingDrawing" xmlns:w10="urn:schemas-microsoft-com:office:word" xmlns:w="http://schemas.openxmlformats.org/wordprocessingml/2006/main" xmlns:w14="http://schemas.microsoft.com/office/word/2010/wordml" xmlns:w15="http://schemas.microsoft.com/office/word/2012/wordml" xmlns:w16se="http://schemas.microsoft.com/office/word/2015/wordml/symex" xmlns:wpg="http://schemas.microsoft.com/office/word/2010/wordprocessingGroup" xmlns:wpi="http://schemas.microsoft.com/office/word/2010/wordprocessingInk" xmlns:wne="http://schemas.microsoft.com/office/word/2006/wordml" xmlns:wps="http://schemas.microsoft.com/office/word/2010/wordprocessingShape" mc:Ignorable="w14 w15 w16se wp14">
   <w:p>
     <w:pPr>
       <w:pStyle w:val="Fuzeile"/>
@@ -1277,7 +2485,25 @@
     </w:r>
     <w:r>
       <w:tab/>
-      <w:t>Seite 1</w:t>
+      <w:t xml:space="preserve">Seite </w:t>
+    </w:r>
+    <w:r>
+      <w:fldChar w:fldCharType="begin"/>
+    </w:r>
+    <w:r>
+      <w:instrText xml:space="preserve"> PAGE  \* Arabic  \* MERGEFORMAT </w:instrText>
+    </w:r>
+    <w:r>
+      <w:fldChar w:fldCharType="separate"/>
+    </w:r>
+    <w:r>
+      <w:rPr>
+        <w:noProof/>
+      </w:rPr>
+      <w:t>2</w:t>
+    </w:r>
+    <w:r>
+      <w:fldChar w:fldCharType="end"/>
     </w:r>
   </w:p>
   <w:p>
@@ -1287,20 +2513,33 @@
     <w:r>
       <w:t xml:space="preserve">08.05.2023 - </w:t>
     </w:r>
-    <w:fldSimple w:instr=" FILENAME   \* MERGEFORMAT ">
-      <w:r>
-        <w:rPr>
-          <w:noProof/>
-        </w:rPr>
-        <w:t>Architektur.docx</w:t>
-      </w:r>
-    </w:fldSimple>
+    <w:r>
+      <w:fldChar w:fldCharType="begin"/>
+    </w:r>
+    <w:r>
+      <w:instrText xml:space="preserve"> FILENAME   \* MERGEFORMAT </w:instrText>
+    </w:r>
+    <w:r>
+      <w:fldChar w:fldCharType="separate"/>
+    </w:r>
+    <w:r>
+      <w:rPr>
+        <w:noProof/>
+      </w:rPr>
+      <w:t>Architektur.docx</w:t>
+    </w:r>
+    <w:r>
+      <w:rPr>
+        <w:noProof/>
+      </w:rPr>
+      <w:fldChar w:fldCharType="end"/>
+    </w:r>
   </w:p>
 </w:ftr>
 </file>
 
 <file path=word/footnotes.xml><?xml version="1.0" encoding="utf-8"?>
-<w:footnotes xmlns:wpc="http://schemas.microsoft.com/office/word/2010/wordprocessingCanvas" xmlns:cx="http://schemas.microsoft.com/office/drawing/2014/chartex" xmlns:cx1="http://schemas.microsoft.com/office/drawing/2015/9/8/chartex" xmlns:cx2="http://schemas.microsoft.com/office/drawing/2015/10/21/chartex" xmlns:cx3="http://schemas.microsoft.com/office/drawing/2016/5/9/chartex" xmlns:cx4="http://schemas.microsoft.com/office/drawing/2016/5/10/chartex" xmlns:cx5="http://schemas.microsoft.com/office/drawing/2016/5/11/chartex" xmlns:cx6="http://schemas.microsoft.com/office/drawing/2016/5/12/chartex" xmlns:cx7="http://schemas.microsoft.com/office/drawing/2016/5/13/chartex" xmlns:cx8="http://schemas.microsoft.com/office/drawing/2016/5/14/chartex" xmlns:mc="http://schemas.openxmlformats.org/markup-compatibility/2006" xmlns:aink="http://schemas.microsoft.com/office/drawing/2016/ink" xmlns:am3d="http://schemas.microsoft.com/office/drawing/2017/model3d" xmlns:o="urn:schemas-microsoft-com:office:office" xmlns:oel="http://schemas.microsoft.com/office/2019/extlst" xmlns:r="http://schemas.openxmlformats.org/officeDocument/2006/relationships" xmlns:m="http://schemas.openxmlformats.org/officeDocument/2006/math" xmlns:v="urn:schemas-microsoft-com:vml" xmlns:wp14="http://schemas.microsoft.com/office/word/2010/wordprocessingDrawing" xmlns:wp="http://schemas.openxmlformats.org/drawingml/2006/wordprocessingDrawing" xmlns:w10="urn:schemas-microsoft-com:office:word" xmlns:w="http://schemas.openxmlformats.org/wordprocessingml/2006/main" xmlns:w14="http://schemas.microsoft.com/office/word/2010/wordml" xmlns:w15="http://schemas.microsoft.com/office/word/2012/wordml" xmlns:w16cex="http://schemas.microsoft.com/office/word/2018/wordml/cex" xmlns:w16cid="http://schemas.microsoft.com/office/word/2016/wordml/cid" xmlns:w16="http://schemas.microsoft.com/office/word/2018/wordml" xmlns:w16du="http://schemas.microsoft.com/office/word/2023/wordml/word16du" xmlns:w16sdtdh="http://schemas.microsoft.com/office/word/2020/wordml/sdtdatahash" xmlns:w16se="http://schemas.microsoft.com/office/word/2015/wordml/symex" xmlns:wpg="http://schemas.microsoft.com/office/word/2010/wordprocessingGroup" xmlns:wpi="http://schemas.microsoft.com/office/word/2010/wordprocessingInk" xmlns:wne="http://schemas.microsoft.com/office/word/2006/wordml" xmlns:wps="http://schemas.microsoft.com/office/word/2010/wordprocessingShape" mc:Ignorable="w14 w15 w16se w16cid w16 w16cex w16sdtdh wp14">
+<w:footnotes xmlns:wpc="http://schemas.microsoft.com/office/word/2010/wordprocessingCanvas" xmlns:cx="http://schemas.microsoft.com/office/drawing/2014/chartex" xmlns:cx1="http://schemas.microsoft.com/office/drawing/2015/9/8/chartex" xmlns:mc="http://schemas.openxmlformats.org/markup-compatibility/2006" xmlns:o="urn:schemas-microsoft-com:office:office" xmlns:r="http://schemas.openxmlformats.org/officeDocument/2006/relationships" xmlns:m="http://schemas.openxmlformats.org/officeDocument/2006/math" xmlns:v="urn:schemas-microsoft-com:vml" xmlns:wp14="http://schemas.microsoft.com/office/word/2010/wordprocessingDrawing" xmlns:wp="http://schemas.openxmlformats.org/drawingml/2006/wordprocessingDrawing" xmlns:w10="urn:schemas-microsoft-com:office:word" xmlns:w="http://schemas.openxmlformats.org/wordprocessingml/2006/main" xmlns:w14="http://schemas.microsoft.com/office/word/2010/wordml" xmlns:w15="http://schemas.microsoft.com/office/word/2012/wordml" xmlns:w16se="http://schemas.microsoft.com/office/word/2015/wordml/symex" xmlns:wpg="http://schemas.microsoft.com/office/word/2010/wordprocessingGroup" xmlns:wpi="http://schemas.microsoft.com/office/word/2010/wordprocessingInk" xmlns:wne="http://schemas.microsoft.com/office/word/2006/wordml" xmlns:wps="http://schemas.microsoft.com/office/word/2010/wordprocessingShape" mc:Ignorable="w14 w15 w16se wp14">
   <w:footnote w:type="separator" w:id="-1">
     <w:p>
       <w:pPr>
@@ -1325,7 +2564,7 @@
 </file>
 
 <file path=word/header1.xml><?xml version="1.0" encoding="utf-8"?>
-<w:hdr xmlns:wpc="http://schemas.microsoft.com/office/word/2010/wordprocessingCanvas" xmlns:cx="http://schemas.microsoft.com/office/drawing/2014/chartex" xmlns:cx1="http://schemas.microsoft.com/office/drawing/2015/9/8/chartex" xmlns:cx2="http://schemas.microsoft.com/office/drawing/2015/10/21/chartex" xmlns:cx3="http://schemas.microsoft.com/office/drawing/2016/5/9/chartex" xmlns:cx4="http://schemas.microsoft.com/office/drawing/2016/5/10/chartex" xmlns:cx5="http://schemas.microsoft.com/office/drawing/2016/5/11/chartex" xmlns:cx6="http://schemas.microsoft.com/office/drawing/2016/5/12/chartex" xmlns:cx7="http://schemas.microsoft.com/office/drawing/2016/5/13/chartex" xmlns:cx8="http://schemas.microsoft.com/office/drawing/2016/5/14/chartex" xmlns:mc="http://schemas.openxmlformats.org/markup-compatibility/2006" xmlns:aink="http://schemas.microsoft.com/office/drawing/2016/ink" xmlns:am3d="http://schemas.microsoft.com/office/drawing/2017/model3d" xmlns:o="urn:schemas-microsoft-com:office:office" xmlns:oel="http://schemas.microsoft.com/office/2019/extlst" xmlns:r="http://schemas.openxmlformats.org/officeDocument/2006/relationships" xmlns:m="http://schemas.openxmlformats.org/officeDocument/2006/math" xmlns:v="urn:schemas-microsoft-com:vml" xmlns:wp14="http://schemas.microsoft.com/office/word/2010/wordprocessingDrawing" xmlns:wp="http://schemas.openxmlformats.org/drawingml/2006/wordprocessingDrawing" xmlns:w10="urn:schemas-microsoft-com:office:word" xmlns:w="http://schemas.openxmlformats.org/wordprocessingml/2006/main" xmlns:w14="http://schemas.microsoft.com/office/word/2010/wordml" xmlns:w15="http://schemas.microsoft.com/office/word/2012/wordml" xmlns:w16cex="http://schemas.microsoft.com/office/word/2018/wordml/cex" xmlns:w16cid="http://schemas.microsoft.com/office/word/2016/wordml/cid" xmlns:w16="http://schemas.microsoft.com/office/word/2018/wordml" xmlns:w16du="http://schemas.microsoft.com/office/word/2023/wordml/word16du" xmlns:w16sdtdh="http://schemas.microsoft.com/office/word/2020/wordml/sdtdatahash" xmlns:w16se="http://schemas.microsoft.com/office/word/2015/wordml/symex" xmlns:wpg="http://schemas.microsoft.com/office/word/2010/wordprocessingGroup" xmlns:wpi="http://schemas.microsoft.com/office/word/2010/wordprocessingInk" xmlns:wne="http://schemas.microsoft.com/office/word/2006/wordml" xmlns:wps="http://schemas.microsoft.com/office/word/2010/wordprocessingShape" mc:Ignorable="w14 w15 w16se w16cid w16 w16cex w16sdtdh wp14">
+<w:hdr xmlns:wpc="http://schemas.microsoft.com/office/word/2010/wordprocessingCanvas" xmlns:cx="http://schemas.microsoft.com/office/drawing/2014/chartex" xmlns:cx1="http://schemas.microsoft.com/office/drawing/2015/9/8/chartex" xmlns:mc="http://schemas.openxmlformats.org/markup-compatibility/2006" xmlns:o="urn:schemas-microsoft-com:office:office" xmlns:r="http://schemas.openxmlformats.org/officeDocument/2006/relationships" xmlns:m="http://schemas.openxmlformats.org/officeDocument/2006/math" xmlns:v="urn:schemas-microsoft-com:vml" xmlns:wp14="http://schemas.microsoft.com/office/word/2010/wordprocessingDrawing" xmlns:wp="http://schemas.openxmlformats.org/drawingml/2006/wordprocessingDrawing" xmlns:w10="urn:schemas-microsoft-com:office:word" xmlns:w="http://schemas.openxmlformats.org/wordprocessingml/2006/main" xmlns:w14="http://schemas.microsoft.com/office/word/2010/wordml" xmlns:w15="http://schemas.microsoft.com/office/word/2012/wordml" xmlns:w16se="http://schemas.microsoft.com/office/word/2015/wordml/symex" xmlns:wpg="http://schemas.microsoft.com/office/word/2010/wordprocessingGroup" xmlns:wpi="http://schemas.microsoft.com/office/word/2010/wordprocessingInk" xmlns:wne="http://schemas.microsoft.com/office/word/2006/wordml" xmlns:wps="http://schemas.microsoft.com/office/word/2010/wordprocessingShape" mc:Ignorable="w14 w15 w16se wp14">
   <w:p>
     <w:pPr>
       <w:pStyle w:val="Kopfzeile"/>
@@ -1343,6 +2582,7 @@
         <w:noProof/>
         <w:sz w:val="28"/>
         <w:szCs w:val="28"/>
+        <w:lang w:eastAsia="de-DE"/>
       </w:rPr>
       <w:drawing>
         <wp:anchor distT="0" distB="0" distL="114300" distR="114300" simplePos="0" relativeHeight="251659264" behindDoc="1" locked="0" layoutInCell="1" allowOverlap="1" wp14:anchorId="57E5EA46" wp14:editId="2A596EB3">
@@ -1461,7 +2701,7 @@
 </file>
 
 <file path=word/styles.xml><?xml version="1.0" encoding="utf-8"?>
-<w:styles xmlns:mc="http://schemas.openxmlformats.org/markup-compatibility/2006" xmlns:r="http://schemas.openxmlformats.org/officeDocument/2006/relationships" xmlns:w="http://schemas.openxmlformats.org/wordprocessingml/2006/main" xmlns:w14="http://schemas.microsoft.com/office/word/2010/wordml" xmlns:w15="http://schemas.microsoft.com/office/word/2012/wordml" xmlns:w16cex="http://schemas.microsoft.com/office/word/2018/wordml/cex" xmlns:w16cid="http://schemas.microsoft.com/office/word/2016/wordml/cid" xmlns:w16="http://schemas.microsoft.com/office/word/2018/wordml" xmlns:w16sdtdh="http://schemas.microsoft.com/office/word/2020/wordml/sdtdatahash" xmlns:w16se="http://schemas.microsoft.com/office/word/2015/wordml/symex" mc:Ignorable="w14 w15 w16se w16cid w16 w16cex w16sdtdh">
+<w:styles xmlns:mc="http://schemas.openxmlformats.org/markup-compatibility/2006" xmlns:r="http://schemas.openxmlformats.org/officeDocument/2006/relationships" xmlns:w="http://schemas.openxmlformats.org/wordprocessingml/2006/main" xmlns:w14="http://schemas.microsoft.com/office/word/2010/wordml" xmlns:w15="http://schemas.microsoft.com/office/word/2012/wordml" xmlns:w16se="http://schemas.microsoft.com/office/word/2015/wordml/symex" mc:Ignorable="w14 w15 w16se">
   <w:docDefaults>
     <w:rPrDefault>
       <w:rPr>
@@ -1477,7 +2717,7 @@
       </w:pPr>
     </w:pPrDefault>
   </w:docDefaults>
-  <w:latentStyles w:defLockedState="0" w:defUIPriority="99" w:defSemiHidden="0" w:defUnhideWhenUsed="0" w:defQFormat="0" w:count="376">
+  <w:latentStyles w:defLockedState="0" w:defUIPriority="99" w:defSemiHidden="0" w:defUnhideWhenUsed="0" w:defQFormat="0" w:count="371">
     <w:lsdException w:name="Normal" w:uiPriority="0" w:qFormat="1"/>
     <w:lsdException w:name="heading 1" w:uiPriority="9" w:qFormat="1"/>
     <w:lsdException w:name="heading 2" w:semiHidden="1" w:uiPriority="9" w:unhideWhenUsed="1" w:qFormat="1"/>
@@ -1849,11 +3089,6 @@
     <w:lsdException w:name="List Table 5 Dark Accent 6" w:uiPriority="50"/>
     <w:lsdException w:name="List Table 6 Colorful Accent 6" w:uiPriority="51"/>
     <w:lsdException w:name="List Table 7 Colorful Accent 6" w:uiPriority="52"/>
-    <w:lsdException w:name="Mention" w:semiHidden="1" w:unhideWhenUsed="1"/>
-    <w:lsdException w:name="Smart Hyperlink" w:semiHidden="1" w:unhideWhenUsed="1"/>
-    <w:lsdException w:name="Hashtag" w:semiHidden="1" w:unhideWhenUsed="1"/>
-    <w:lsdException w:name="Unresolved Mention" w:semiHidden="1" w:unhideWhenUsed="1"/>
-    <w:lsdException w:name="Smart Link" w:semiHidden="1" w:unhideWhenUsed="1"/>
   </w:latentStyles>
   <w:style w:type="paragraph" w:default="1" w:styleId="Standard">
     <w:name w:val="Normal"/>
@@ -2001,7 +3236,7 @@
       <w:u w:val="single"/>
     </w:rPr>
   </w:style>
-  <w:style w:type="character" w:styleId="NichtaufgelsteErwhnung">
+  <w:style w:type="character" w:customStyle="1" w:styleId="UnresolvedMention">
     <w:name w:val="Unresolved Mention"/>
     <w:basedOn w:val="Absatz-Standardschriftart"/>
     <w:uiPriority w:val="99"/>
@@ -2056,6 +3291,89 @@
     <w:link w:val="Fuzeile"/>
     <w:uiPriority w:val="99"/>
     <w:rsid w:val="007162F2"/>
+  </w:style>
+  <w:style w:type="paragraph" w:styleId="Beschriftung">
+    <w:name w:val="caption"/>
+    <w:basedOn w:val="Standard"/>
+    <w:next w:val="Standard"/>
+    <w:uiPriority w:val="35"/>
+    <w:unhideWhenUsed/>
+    <w:qFormat/>
+    <w:rsid w:val="00463263"/>
+    <w:pPr>
+      <w:spacing w:after="200" w:line="240" w:lineRule="auto"/>
+    </w:pPr>
+    <w:rPr>
+      <w:i/>
+      <w:iCs/>
+      <w:color w:val="44546A" w:themeColor="text2"/>
+      <w:sz w:val="18"/>
+      <w:szCs w:val="18"/>
+    </w:rPr>
+  </w:style>
+  <w:style w:type="paragraph" w:styleId="Inhaltsverzeichnisberschrift">
+    <w:name w:val="TOC Heading"/>
+    <w:basedOn w:val="berschrift1"/>
+    <w:next w:val="Standard"/>
+    <w:uiPriority w:val="39"/>
+    <w:unhideWhenUsed/>
+    <w:qFormat/>
+    <w:rsid w:val="00F2393A"/>
+    <w:pPr>
+      <w:outlineLvl w:val="9"/>
+    </w:pPr>
+    <w:rPr>
+      <w:lang w:eastAsia="de-DE"/>
+    </w:rPr>
+  </w:style>
+  <w:style w:type="paragraph" w:styleId="Verzeichnis1">
+    <w:name w:val="toc 1"/>
+    <w:basedOn w:val="Standard"/>
+    <w:next w:val="Standard"/>
+    <w:autoRedefine/>
+    <w:uiPriority w:val="39"/>
+    <w:unhideWhenUsed/>
+    <w:rsid w:val="00F2393A"/>
+    <w:pPr>
+      <w:spacing w:after="100"/>
+    </w:pPr>
+  </w:style>
+  <w:style w:type="paragraph" w:styleId="Verzeichnis2">
+    <w:name w:val="toc 2"/>
+    <w:basedOn w:val="Standard"/>
+    <w:next w:val="Standard"/>
+    <w:autoRedefine/>
+    <w:uiPriority w:val="39"/>
+    <w:unhideWhenUsed/>
+    <w:rsid w:val="00F2393A"/>
+    <w:pPr>
+      <w:spacing w:after="100"/>
+      <w:ind w:left="220"/>
+    </w:pPr>
+  </w:style>
+  <w:style w:type="paragraph" w:styleId="Verzeichnis3">
+    <w:name w:val="toc 3"/>
+    <w:basedOn w:val="Standard"/>
+    <w:next w:val="Standard"/>
+    <w:autoRedefine/>
+    <w:uiPriority w:val="39"/>
+    <w:unhideWhenUsed/>
+    <w:rsid w:val="00F2393A"/>
+    <w:pPr>
+      <w:spacing w:after="100"/>
+      <w:ind w:left="440"/>
+    </w:pPr>
+  </w:style>
+  <w:style w:type="paragraph" w:styleId="Abbildungsverzeichnis">
+    <w:name w:val="table of figures"/>
+    <w:basedOn w:val="Standard"/>
+    <w:next w:val="Standard"/>
+    <w:uiPriority w:val="99"/>
+    <w:unhideWhenUsed/>
+    <w:rsid w:val="00F2393A"/>
+    <w:pPr>
+      <w:spacing w:after="0"/>
+    </w:pPr>
   </w:style>
 </w:styles>
 </file>
@@ -2356,6 +3674,23 @@
 </file>
 
 <file path=customXml/item1.xml><?xml version="1.0" encoding="utf-8"?>
+<p:properties xmlns:p="http://schemas.microsoft.com/office/2006/metadata/properties" xmlns:xsi="http://www.w3.org/2001/XMLSchema-instance" xmlns:pc="http://schemas.microsoft.com/office/infopath/2007/PartnerControls">
+  <documentManagement>
+    <_activity xmlns="84ce651a-e28d-4e68-81c1-12757b1bac30" xsi:nil="true"/>
+  </documentManagement>
+</p:properties>
+</file>
+
+<file path=customXml/item2.xml><?xml version="1.0" encoding="utf-8"?>
+<?mso-contentType ?>
+<FormTemplates xmlns="http://schemas.microsoft.com/sharepoint/v3/contenttype/forms">
+  <Display>DocumentLibraryForm</Display>
+  <Edit>DocumentLibraryForm</Edit>
+  <New>DocumentLibraryForm</New>
+</FormTemplates>
+</file>
+
+<file path=customXml/item3.xml><?xml version="1.0" encoding="utf-8"?>
 <ct:contentTypeSchema xmlns:ct="http://schemas.microsoft.com/office/2006/metadata/contentType" xmlns:ma="http://schemas.microsoft.com/office/2006/metadata/properties/metaAttributes" ct:_="" ma:_="" ma:contentTypeName="Dokument" ma:contentTypeID="0x010100A38337EFE7BE7B409AF79633F7BE1B5F" ma:contentTypeVersion="12" ma:contentTypeDescription="Ein neues Dokument erstellen." ma:contentTypeScope="" ma:versionID="af509a0b8f6ef6dc1d88cb8f0e71fd31">
   <xsd:schema xmlns:xsd="http://www.w3.org/2001/XMLSchema" xmlns:xs="http://www.w3.org/2001/XMLSchema" xmlns:p="http://schemas.microsoft.com/office/2006/metadata/properties" xmlns:ns3="84ce651a-e28d-4e68-81c1-12757b1bac30" xmlns:ns4="1c55c1ce-ac50-4f3d-aa3c-6a9cfeeda7a4" targetNamespace="http://schemas.microsoft.com/office/2006/metadata/properties" ma:root="true" ma:fieldsID="72ee5615be5b539f53693c2d80c4b717" ns3:_="" ns4:_="">
     <xsd:import namespace="84ce651a-e28d-4e68-81c1-12757b1bac30"/>
@@ -2572,24 +3907,29 @@
 </ct:contentTypeSchema>
 </file>
 
-<file path=customXml/item2.xml><?xml version="1.0" encoding="utf-8"?>
-<?mso-contentType ?>
-<FormTemplates xmlns="http://schemas.microsoft.com/sharepoint/v3/contenttype/forms">
-  <Display>DocumentLibraryForm</Display>
-  <Edit>DocumentLibraryForm</Edit>
-  <New>DocumentLibraryForm</New>
-</FormTemplates>
-</file>
-
-<file path=customXml/item3.xml><?xml version="1.0" encoding="utf-8"?>
-<p:properties xmlns:p="http://schemas.microsoft.com/office/2006/metadata/properties" xmlns:xsi="http://www.w3.org/2001/XMLSchema-instance" xmlns:pc="http://schemas.microsoft.com/office/infopath/2007/PartnerControls">
-  <documentManagement>
-    <_activity xmlns="84ce651a-e28d-4e68-81c1-12757b1bac30" xsi:nil="true"/>
-  </documentManagement>
-</p:properties>
+<file path=customXml/item4.xml><?xml version="1.0" encoding="utf-8"?>
+<b:Sources xmlns:b="http://schemas.openxmlformats.org/officeDocument/2006/bibliography" xmlns="http://schemas.openxmlformats.org/officeDocument/2006/bibliography" SelectedStyle="\APASixthEditionOfficeOnline.xsl" StyleName="APA" Version="6"/>
 </file>
 
 <file path=customXml/itemProps1.xml><?xml version="1.0" encoding="utf-8"?>
+<ds:datastoreItem xmlns:ds="http://schemas.openxmlformats.org/officeDocument/2006/customXml" ds:itemID="{EF19AF65-F834-4899-8769-D9C53809A992}">
+  <ds:schemaRefs>
+    <ds:schemaRef ds:uri="http://schemas.microsoft.com/office/2006/metadata/properties"/>
+    <ds:schemaRef ds:uri="http://schemas.microsoft.com/office/infopath/2007/PartnerControls"/>
+    <ds:schemaRef ds:uri="84ce651a-e28d-4e68-81c1-12757b1bac30"/>
+  </ds:schemaRefs>
+</ds:datastoreItem>
+</file>
+
+<file path=customXml/itemProps2.xml><?xml version="1.0" encoding="utf-8"?>
+<ds:datastoreItem xmlns:ds="http://schemas.openxmlformats.org/officeDocument/2006/customXml" ds:itemID="{C4D5DEE7-EC10-4B68-8EF6-4E054E99DDA0}">
+  <ds:schemaRefs>
+    <ds:schemaRef ds:uri="http://schemas.microsoft.com/sharepoint/v3/contenttype/forms"/>
+  </ds:schemaRefs>
+</ds:datastoreItem>
+</file>
+
+<file path=customXml/itemProps3.xml><?xml version="1.0" encoding="utf-8"?>
 <ds:datastoreItem xmlns:ds="http://schemas.openxmlformats.org/officeDocument/2006/customXml" ds:itemID="{44D8C1AE-B5FF-47BE-9DE3-126F3CD3D4AB}">
   <ds:schemaRefs>
     <ds:schemaRef ds:uri="http://schemas.microsoft.com/office/2006/metadata/contentType"/>
@@ -2608,20 +3948,10 @@
 </ds:datastoreItem>
 </file>
 
-<file path=customXml/itemProps2.xml><?xml version="1.0" encoding="utf-8"?>
-<ds:datastoreItem xmlns:ds="http://schemas.openxmlformats.org/officeDocument/2006/customXml" ds:itemID="{C4D5DEE7-EC10-4B68-8EF6-4E054E99DDA0}">
+<file path=customXml/itemProps4.xml><?xml version="1.0" encoding="utf-8"?>
+<ds:datastoreItem xmlns:ds="http://schemas.openxmlformats.org/officeDocument/2006/customXml" ds:itemID="{060E8326-3A22-422D-B313-C499E2E8EEA7}">
   <ds:schemaRefs>
-    <ds:schemaRef ds:uri="http://schemas.microsoft.com/sharepoint/v3/contenttype/forms"/>
-  </ds:schemaRefs>
-</ds:datastoreItem>
-</file>
-
-<file path=customXml/itemProps3.xml><?xml version="1.0" encoding="utf-8"?>
-<ds:datastoreItem xmlns:ds="http://schemas.openxmlformats.org/officeDocument/2006/customXml" ds:itemID="{EF19AF65-F834-4899-8769-D9C53809A992}">
-  <ds:schemaRefs>
-    <ds:schemaRef ds:uri="http://schemas.microsoft.com/office/2006/metadata/properties"/>
-    <ds:schemaRef ds:uri="http://schemas.microsoft.com/office/infopath/2007/PartnerControls"/>
-    <ds:schemaRef ds:uri="84ce651a-e28d-4e68-81c1-12757b1bac30"/>
+    <ds:schemaRef ds:uri="http://schemas.openxmlformats.org/officeDocument/2006/bibliography"/>
   </ds:schemaRefs>
 </ds:datastoreItem>
 </file>